--- a/docs/informes/LeGrandHotel_Entrega_25_EN.docx
+++ b/docs/informes/LeGrandHotel_Entrega_25_EN.docx
@@ -34,7 +34,7 @@
           <w:noProof/>
         </w:rPr>
         <w:drawing>
-          <wp:inline distT="0" distB="0" distL="0" distR="0" wp14:anchorId="53E194F0" wp14:editId="101B8E23">
+          <wp:inline distT="0" distB="0" distL="0" distR="0" wp14:anchorId="63DFE87E" wp14:editId="1FE723C2">
             <wp:extent cx="1800225" cy="1076325"/>
             <wp:effectExtent l="0" t="0" r="0" b="0"/>
             <wp:docPr id="1" name="Imagen 1"/>
@@ -254,7 +254,7 @@
     <w:sdt>
       <w:sdtPr>
         <w:alias w:val="Table of contents"/>
-        <w:id w:val="-1636180546"/>
+        <w:id w:val="-1117907495"/>
       </w:sdtPr>
       <w:sdtEndPr/>
       <w:sdtContent>
@@ -281,7 +281,7 @@
           <w:r>
             <w:fldChar w:fldCharType="separate"/>
           </w:r>
-          <w:hyperlink w:anchor="_Toc243985261" w:history="1">
+          <w:hyperlink w:anchor="_Toc243985847" w:history="1">
             <w:r>
               <w:rPr>
                 <w:rStyle w:val="Hipervnculo"/>
@@ -305,7 +305,7 @@
               <w:rPr>
                 <w:noProof/>
               </w:rPr>
-              <w:instrText xml:space="preserve"> PAGEREF _Toc243985261 \h </w:instrText>
+              <w:instrText xml:space="preserve"> PAGEREF _Toc243985847 \h </w:instrText>
             </w:r>
             <w:r>
               <w:rPr>
@@ -346,7 +346,7 @@
               <w14:ligatures w14:val="standardContextual"/>
             </w:rPr>
           </w:pPr>
-          <w:hyperlink w:anchor="_Toc243985262" w:history="1">
+          <w:hyperlink w:anchor="_Toc243985848" w:history="1">
             <w:r>
               <w:rPr>
                 <w:rStyle w:val="Hipervnculo"/>
@@ -370,7 +370,7 @@
               <w:rPr>
                 <w:noProof/>
               </w:rPr>
-              <w:instrText xml:space="preserve"> PAGEREF _Toc243985262 \h </w:instrText>
+              <w:instrText xml:space="preserve"> PAGEREF _Toc243985848 \h </w:instrText>
             </w:r>
             <w:r>
               <w:rPr>
@@ -411,7 +411,7 @@
               <w14:ligatures w14:val="standardContextual"/>
             </w:rPr>
           </w:pPr>
-          <w:hyperlink w:anchor="_Toc243985263" w:history="1">
+          <w:hyperlink w:anchor="_Toc243985849" w:history="1">
             <w:r>
               <w:rPr>
                 <w:rStyle w:val="Hipervnculo"/>
@@ -435,7 +435,7 @@
               <w:rPr>
                 <w:noProof/>
               </w:rPr>
-              <w:instrText xml:space="preserve"> PAGEREF _Toc243985263 \h </w:instrText>
+              <w:instrText xml:space="preserve"> PAGEREF _Toc243985849 \h </w:instrText>
             </w:r>
             <w:r>
               <w:rPr>
@@ -476,7 +476,7 @@
               <w14:ligatures w14:val="standardContextual"/>
             </w:rPr>
           </w:pPr>
-          <w:hyperlink w:anchor="_Toc243985264" w:history="1">
+          <w:hyperlink w:anchor="_Toc243985850" w:history="1">
             <w:r>
               <w:rPr>
                 <w:rStyle w:val="Hipervnculo"/>
@@ -500,7 +500,7 @@
               <w:rPr>
                 <w:noProof/>
               </w:rPr>
-              <w:instrText xml:space="preserve"> PAGEREF _Toc243985264 \h </w:instrText>
+              <w:instrText xml:space="preserve"> PAGEREF _Toc243985850 \h </w:instrText>
             </w:r>
             <w:r>
               <w:rPr>
@@ -541,7 +541,7 @@
               <w14:ligatures w14:val="standardContextual"/>
             </w:rPr>
           </w:pPr>
-          <w:hyperlink w:anchor="_Toc243985265" w:history="1">
+          <w:hyperlink w:anchor="_Toc243985851" w:history="1">
             <w:r>
               <w:rPr>
                 <w:rStyle w:val="Hipervnculo"/>
@@ -565,7 +565,7 @@
               <w:rPr>
                 <w:noProof/>
               </w:rPr>
-              <w:instrText xml:space="preserve"> PAGEREF _Toc243985265 \h </w:instrText>
+              <w:instrText xml:space="preserve"> PAGEREF _Toc243985851 \h </w:instrText>
             </w:r>
             <w:r>
               <w:rPr>
@@ -606,7 +606,7 @@
               <w14:ligatures w14:val="standardContextual"/>
             </w:rPr>
           </w:pPr>
-          <w:hyperlink w:anchor="_Toc243985266" w:history="1">
+          <w:hyperlink w:anchor="_Toc243985852" w:history="1">
             <w:r>
               <w:rPr>
                 <w:rStyle w:val="Hipervnculo"/>
@@ -630,7 +630,7 @@
               <w:rPr>
                 <w:noProof/>
               </w:rPr>
-              <w:instrText xml:space="preserve"> PAGEREF _Toc243985266 \h </w:instrText>
+              <w:instrText xml:space="preserve"> PAGEREF _Toc243985852 \h </w:instrText>
             </w:r>
             <w:r>
               <w:rPr>
@@ -671,7 +671,7 @@
               <w14:ligatures w14:val="standardContextual"/>
             </w:rPr>
           </w:pPr>
-          <w:hyperlink w:anchor="_Toc243985267" w:history="1">
+          <w:hyperlink w:anchor="_Toc243985853" w:history="1">
             <w:r>
               <w:rPr>
                 <w:rStyle w:val="Hipervnculo"/>
@@ -695,7 +695,7 @@
               <w:rPr>
                 <w:noProof/>
               </w:rPr>
-              <w:instrText xml:space="preserve"> PAGEREF _Toc243985267 \h </w:instrText>
+              <w:instrText xml:space="preserve"> PAGEREF _Toc243985853 \h </w:instrText>
             </w:r>
             <w:r>
               <w:rPr>
@@ -736,7 +736,7 @@
               <w14:ligatures w14:val="standardContextual"/>
             </w:rPr>
           </w:pPr>
-          <w:hyperlink w:anchor="_Toc243985268" w:history="1">
+          <w:hyperlink w:anchor="_Toc243985854" w:history="1">
             <w:r>
               <w:rPr>
                 <w:rStyle w:val="Hipervnculo"/>
@@ -760,7 +760,7 @@
               <w:rPr>
                 <w:noProof/>
               </w:rPr>
-              <w:instrText xml:space="preserve"> PAGEREF _Toc243985268 \h </w:instrText>
+              <w:instrText xml:space="preserve"> PAGEREF _Toc243985854 \h </w:instrText>
             </w:r>
             <w:r>
               <w:rPr>
@@ -801,7 +801,7 @@
               <w14:ligatures w14:val="standardContextual"/>
             </w:rPr>
           </w:pPr>
-          <w:hyperlink w:anchor="_Toc243985269" w:history="1">
+          <w:hyperlink w:anchor="_Toc243985855" w:history="1">
             <w:r>
               <w:rPr>
                 <w:rStyle w:val="Hipervnculo"/>
@@ -825,7 +825,7 @@
               <w:rPr>
                 <w:noProof/>
               </w:rPr>
-              <w:instrText xml:space="preserve"> PAGEREF _Toc243985269 \h </w:instrText>
+              <w:instrText xml:space="preserve"> PAGEREF _Toc243985855 \h </w:instrText>
             </w:r>
             <w:r>
               <w:rPr>
@@ -866,7 +866,7 @@
               <w14:ligatures w14:val="standardContextual"/>
             </w:rPr>
           </w:pPr>
-          <w:hyperlink w:anchor="_Toc243985270" w:history="1">
+          <w:hyperlink w:anchor="_Toc243985856" w:history="1">
             <w:r>
               <w:rPr>
                 <w:rStyle w:val="Hipervnculo"/>
@@ -890,7 +890,7 @@
               <w:rPr>
                 <w:noProof/>
               </w:rPr>
-              <w:instrText xml:space="preserve"> PAGEREF _Toc243985270 \h </w:instrText>
+              <w:instrText xml:space="preserve"> PAGEREF _Toc243985856 \h </w:instrText>
             </w:r>
             <w:r>
               <w:rPr>
@@ -931,7 +931,7 @@
               <w14:ligatures w14:val="standardContextual"/>
             </w:rPr>
           </w:pPr>
-          <w:hyperlink w:anchor="_Toc243985271" w:history="1">
+          <w:hyperlink w:anchor="_Toc243985857" w:history="1">
             <w:r>
               <w:rPr>
                 <w:rStyle w:val="Hipervnculo"/>
@@ -955,7 +955,7 @@
               <w:rPr>
                 <w:noProof/>
               </w:rPr>
-              <w:instrText xml:space="preserve"> PAGEREF _Toc243985271 \h </w:instrText>
+              <w:instrText xml:space="preserve"> PAGEREF _Toc243985857 \h </w:instrText>
             </w:r>
             <w:r>
               <w:rPr>
@@ -996,7 +996,7 @@
               <w14:ligatures w14:val="standardContextual"/>
             </w:rPr>
           </w:pPr>
-          <w:hyperlink w:anchor="_Toc243985272" w:history="1">
+          <w:hyperlink w:anchor="_Toc243985858" w:history="1">
             <w:r>
               <w:rPr>
                 <w:rStyle w:val="Hipervnculo"/>
@@ -1020,7 +1020,7 @@
               <w:rPr>
                 <w:noProof/>
               </w:rPr>
-              <w:instrText xml:space="preserve"> PAGEREF _Toc243985272 \h </w:instrText>
+              <w:instrText xml:space="preserve"> PAGEREF _Toc243985858 \h </w:instrText>
             </w:r>
             <w:r>
               <w:rPr>
@@ -1061,7 +1061,7 @@
               <w14:ligatures w14:val="standardContextual"/>
             </w:rPr>
           </w:pPr>
-          <w:hyperlink w:anchor="_Toc243985273" w:history="1">
+          <w:hyperlink w:anchor="_Toc243985859" w:history="1">
             <w:r>
               <w:rPr>
                 <w:rStyle w:val="Hipervnculo"/>
@@ -1085,7 +1085,7 @@
               <w:rPr>
                 <w:noProof/>
               </w:rPr>
-              <w:instrText xml:space="preserve"> PAGEREF _Toc243985273 \h </w:instrText>
+              <w:instrText xml:space="preserve"> PAGEREF _Toc243985859 \h </w:instrText>
             </w:r>
             <w:r>
               <w:rPr>
@@ -1126,7 +1126,7 @@
               <w14:ligatures w14:val="standardContextual"/>
             </w:rPr>
           </w:pPr>
-          <w:hyperlink w:anchor="_Toc243985274" w:history="1">
+          <w:hyperlink w:anchor="_Toc243985860" w:history="1">
             <w:r>
               <w:rPr>
                 <w:rStyle w:val="Hipervnculo"/>
@@ -1150,7 +1150,7 @@
               <w:rPr>
                 <w:noProof/>
               </w:rPr>
-              <w:instrText xml:space="preserve"> PAGEREF _Toc243985274 \h </w:instrText>
+              <w:instrText xml:space="preserve"> PAGEREF _Toc243985860 \h </w:instrText>
             </w:r>
             <w:r>
               <w:rPr>
@@ -1167,7 +1167,7 @@
               <w:rPr>
                 <w:noProof/>
               </w:rPr>
-              <w:t>14</w:t>
+              <w:t>13</w:t>
             </w:r>
             <w:r>
               <w:rPr>
@@ -1191,7 +1191,7 @@
               <w14:ligatures w14:val="standardContextual"/>
             </w:rPr>
           </w:pPr>
-          <w:hyperlink w:anchor="_Toc243985275" w:history="1">
+          <w:hyperlink w:anchor="_Toc243985861" w:history="1">
             <w:r>
               <w:rPr>
                 <w:rStyle w:val="Hipervnculo"/>
@@ -1215,7 +1215,7 @@
               <w:rPr>
                 <w:noProof/>
               </w:rPr>
-              <w:instrText xml:space="preserve"> PAGEREF _Toc243985275 \h </w:instrText>
+              <w:instrText xml:space="preserve"> PAGEREF _Toc243985861 \h </w:instrText>
             </w:r>
             <w:r>
               <w:rPr>
@@ -1232,7 +1232,7 @@
               <w:rPr>
                 <w:noProof/>
               </w:rPr>
-              <w:t>14</w:t>
+              <w:t>13</w:t>
             </w:r>
             <w:r>
               <w:rPr>
@@ -1256,7 +1256,7 @@
               <w14:ligatures w14:val="standardContextual"/>
             </w:rPr>
           </w:pPr>
-          <w:hyperlink w:anchor="_Toc243985276" w:history="1">
+          <w:hyperlink w:anchor="_Toc243985862" w:history="1">
             <w:r>
               <w:rPr>
                 <w:rStyle w:val="Hipervnculo"/>
@@ -1280,7 +1280,7 @@
               <w:rPr>
                 <w:noProof/>
               </w:rPr>
-              <w:instrText xml:space="preserve"> PAGEREF _Toc243985276 \h </w:instrText>
+              <w:instrText xml:space="preserve"> PAGEREF _Toc243985862 \h </w:instrText>
             </w:r>
             <w:r>
               <w:rPr>
@@ -1321,7 +1321,7 @@
               <w14:ligatures w14:val="standardContextual"/>
             </w:rPr>
           </w:pPr>
-          <w:hyperlink w:anchor="_Toc243985277" w:history="1">
+          <w:hyperlink w:anchor="_Toc243985863" w:history="1">
             <w:r>
               <w:rPr>
                 <w:rStyle w:val="Hipervnculo"/>
@@ -1345,7 +1345,7 @@
               <w:rPr>
                 <w:noProof/>
               </w:rPr>
-              <w:instrText xml:space="preserve"> PAGEREF _Toc243985277 \h </w:instrText>
+              <w:instrText xml:space="preserve"> PAGEREF _Toc243985863 \h </w:instrText>
             </w:r>
             <w:r>
               <w:rPr>
@@ -1386,7 +1386,7 @@
               <w14:ligatures w14:val="standardContextual"/>
             </w:rPr>
           </w:pPr>
-          <w:hyperlink w:anchor="_Toc243985278" w:history="1">
+          <w:hyperlink w:anchor="_Toc243985864" w:history="1">
             <w:r>
               <w:rPr>
                 <w:rStyle w:val="Hipervnculo"/>
@@ -1410,7 +1410,7 @@
               <w:rPr>
                 <w:noProof/>
               </w:rPr>
-              <w:instrText xml:space="preserve"> PAGEREF _Toc243985278 \h </w:instrText>
+              <w:instrText xml:space="preserve"> PAGEREF _Toc243985864 \h </w:instrText>
             </w:r>
             <w:r>
               <w:rPr>
@@ -1451,7 +1451,7 @@
               <w14:ligatures w14:val="standardContextual"/>
             </w:rPr>
           </w:pPr>
-          <w:hyperlink w:anchor="_Toc243985279" w:history="1">
+          <w:hyperlink w:anchor="_Toc243985865" w:history="1">
             <w:r>
               <w:rPr>
                 <w:rStyle w:val="Hipervnculo"/>
@@ -1475,7 +1475,7 @@
               <w:rPr>
                 <w:noProof/>
               </w:rPr>
-              <w:instrText xml:space="preserve"> PAGEREF _Toc243985279 \h </w:instrText>
+              <w:instrText xml:space="preserve"> PAGEREF _Toc243985865 \h </w:instrText>
             </w:r>
             <w:r>
               <w:rPr>
@@ -1516,7 +1516,7 @@
               <w14:ligatures w14:val="standardContextual"/>
             </w:rPr>
           </w:pPr>
-          <w:hyperlink w:anchor="_Toc243985280" w:history="1">
+          <w:hyperlink w:anchor="_Toc243985866" w:history="1">
             <w:r>
               <w:rPr>
                 <w:rStyle w:val="Hipervnculo"/>
@@ -1540,7 +1540,7 @@
               <w:rPr>
                 <w:noProof/>
               </w:rPr>
-              <w:instrText xml:space="preserve"> PAGEREF _Toc243985280 \h </w:instrText>
+              <w:instrText xml:space="preserve"> PAGEREF _Toc243985866 \h </w:instrText>
             </w:r>
             <w:r>
               <w:rPr>
@@ -1581,7 +1581,7 @@
               <w14:ligatures w14:val="standardContextual"/>
             </w:rPr>
           </w:pPr>
-          <w:hyperlink w:anchor="_Toc243985281" w:history="1">
+          <w:hyperlink w:anchor="_Toc243985867" w:history="1">
             <w:r>
               <w:rPr>
                 <w:rStyle w:val="Hipervnculo"/>
@@ -1605,7 +1605,7 @@
               <w:rPr>
                 <w:noProof/>
               </w:rPr>
-              <w:instrText xml:space="preserve"> PAGEREF _Toc243985281 \h </w:instrText>
+              <w:instrText xml:space="preserve"> PAGEREF _Toc243985867 \h </w:instrText>
             </w:r>
             <w:r>
               <w:rPr>
@@ -1646,7 +1646,7 @@
               <w14:ligatures w14:val="standardContextual"/>
             </w:rPr>
           </w:pPr>
-          <w:hyperlink w:anchor="_Toc243985282" w:history="1">
+          <w:hyperlink w:anchor="_Toc243985868" w:history="1">
             <w:r>
               <w:rPr>
                 <w:rStyle w:val="Hipervnculo"/>
@@ -1670,7 +1670,7 @@
               <w:rPr>
                 <w:noProof/>
               </w:rPr>
-              <w:instrText xml:space="preserve"> PAGEREF _Toc243985282 \h </w:instrText>
+              <w:instrText xml:space="preserve"> PAGEREF _Toc243985868 \h </w:instrText>
             </w:r>
             <w:r>
               <w:rPr>
@@ -1714,7 +1714,7 @@
         <w:pStyle w:val="Ttulo1"/>
         <w:keepNext/>
       </w:pPr>
-      <w:bookmarkStart w:id="0" w:name="_Toc243985261"/>
+      <w:bookmarkStart w:id="0" w:name="_Toc243985847"/>
       <w:r>
         <w:lastRenderedPageBreak/>
         <w:t>1. Scope of the 25% delivery</w:t>
@@ -2229,7 +2229,7 @@
         <w:pStyle w:val="Ttulo1"/>
         <w:keepNext/>
       </w:pPr>
-      <w:bookmarkStart w:id="1" w:name="_Toc243985262"/>
+      <w:bookmarkStart w:id="1" w:name="_Toc243985848"/>
       <w:r>
         <w:t>2. Project description</w:t>
       </w:r>
@@ -2251,7 +2251,7 @@
         <w:pStyle w:val="Ttulo2"/>
         <w:keepNext/>
       </w:pPr>
-      <w:bookmarkStart w:id="2" w:name="_Toc243985263"/>
+      <w:bookmarkStart w:id="2" w:name="_Toc243985849"/>
       <w:r>
         <w:t>2.1 Technologies</w:t>
       </w:r>
@@ -2737,7 +2737,7 @@
         <w:pStyle w:val="Ttulo1"/>
         <w:keepNext/>
       </w:pPr>
-      <w:bookmarkStart w:id="3" w:name="_Toc243985264"/>
+      <w:bookmarkStart w:id="3" w:name="_Toc243985850"/>
       <w:r>
         <w:lastRenderedPageBreak/>
         <w:t>3. Architecture and cloud environment</w:t>
@@ -2763,7 +2763,7 @@
           <w:noProof/>
         </w:rPr>
         <w:drawing>
-          <wp:inline distT="0" distB="0" distL="0" distR="0" wp14:anchorId="0C288B1E" wp14:editId="0A6DAC6F">
+          <wp:inline distT="0" distB="0" distL="0" distR="0" wp14:anchorId="0153983B" wp14:editId="7F03BF3C">
             <wp:extent cx="5762625" cy="4038600"/>
             <wp:effectExtent l="0" t="0" r="0" b="0"/>
             <wp:docPr id="4" name="Imagen 4"/>
@@ -2822,7 +2822,7 @@
         <w:pStyle w:val="Ttulo2"/>
         <w:keepNext/>
       </w:pPr>
-      <w:bookmarkStart w:id="4" w:name="_Toc243985265"/>
+      <w:bookmarkStart w:id="4" w:name="_Toc243985851"/>
       <w:r>
         <w:t>3.1 Environment resources (Terraform)</w:t>
       </w:r>
@@ -3728,7 +3728,7 @@
         <w:pStyle w:val="Ttulo2"/>
         <w:keepNext/>
       </w:pPr>
-      <w:bookmarkStart w:id="5" w:name="_Toc243985266"/>
+      <w:bookmarkStart w:id="5" w:name="_Toc243985852"/>
       <w:r>
         <w:t>3.2 Estimated cost</w:t>
       </w:r>
@@ -4051,7 +4051,7 @@
         <w:pStyle w:val="Ttulo1"/>
         <w:keepNext/>
       </w:pPr>
-      <w:bookmarkStart w:id="6" w:name="_Toc243985267"/>
+      <w:bookmarkStart w:id="6" w:name="_Toc243985853"/>
       <w:r>
         <w:t>4. Defined endpoints</w:t>
       </w:r>
@@ -5674,7 +5674,7 @@
         <w:pStyle w:val="Ttulo2"/>
         <w:keepNext/>
       </w:pPr>
-      <w:bookmarkStart w:id="7" w:name="_Toc243985268"/>
+      <w:bookmarkStart w:id="7" w:name="_Toc243985854"/>
       <w:r>
         <w:t>4.1 Single response format</w:t>
       </w:r>
@@ -5946,7 +5946,7 @@
         <w:pStyle w:val="Ttulo2"/>
         <w:keepNext/>
       </w:pPr>
-      <w:bookmarkStart w:id="8" w:name="_Toc243985269"/>
+      <w:bookmarkStart w:id="8" w:name="_Toc243985855"/>
       <w:r>
         <w:t>4.2 HTTP status codes</w:t>
       </w:r>
@@ -6713,7 +6713,7 @@
         <w:pStyle w:val="Ttulo1"/>
         <w:keepNext/>
       </w:pPr>
-      <w:bookmarkStart w:id="9" w:name="_Toc243985270"/>
+      <w:bookmarkStart w:id="9" w:name="_Toc243985856"/>
       <w:r>
         <w:lastRenderedPageBreak/>
         <w:t>5. Separate registration and login</w:t>
@@ -7446,7 +7446,7 @@
         </w:rPr>
         <w:lastRenderedPageBreak/>
         <w:drawing>
-          <wp:inline distT="0" distB="0" distL="0" distR="0" wp14:anchorId="2C7CCA15" wp14:editId="4A616477">
+          <wp:inline distT="0" distB="0" distL="0" distR="0" wp14:anchorId="4DCC5CA7" wp14:editId="340B61CA">
             <wp:extent cx="5400675" cy="3371850"/>
             <wp:effectExtent l="0" t="0" r="0" b="0"/>
             <wp:docPr id="5" name="Imagen 5"/>
@@ -7511,7 +7511,7 @@
           <w:noProof/>
         </w:rPr>
         <w:drawing>
-          <wp:inline distT="0" distB="0" distL="0" distR="0" wp14:anchorId="15580518" wp14:editId="6CC837B7">
+          <wp:inline distT="0" distB="0" distL="0" distR="0" wp14:anchorId="33B3442C" wp14:editId="7F4B11E4">
             <wp:extent cx="5400675" cy="3371850"/>
             <wp:effectExtent l="0" t="0" r="0" b="0"/>
             <wp:docPr id="6" name="Imagen 6"/>
@@ -7577,7 +7577,7 @@
         </w:rPr>
         <w:lastRenderedPageBreak/>
         <w:drawing>
-          <wp:inline distT="0" distB="0" distL="0" distR="0" wp14:anchorId="580E6B0E" wp14:editId="3C2DD06D">
+          <wp:inline distT="0" distB="0" distL="0" distR="0" wp14:anchorId="7DFA43B9" wp14:editId="0504FFA1">
             <wp:extent cx="5400675" cy="3371850"/>
             <wp:effectExtent l="0" t="0" r="0" b="0"/>
             <wp:docPr id="7" name="Imagen 7"/>
@@ -8497,7 +8497,7 @@
         <w:pStyle w:val="Ttulo2"/>
         <w:keepNext/>
       </w:pPr>
-      <w:bookmarkStart w:id="10" w:name="_Toc243985271"/>
+      <w:bookmarkStart w:id="10" w:name="_Toc243985857"/>
       <w:r>
         <w:t>5.1 Automated tests for registration and login</w:t>
       </w:r>
@@ -9227,7 +9227,7 @@
         <w:pStyle w:val="Ttulo1"/>
         <w:keepNext/>
       </w:pPr>
-      <w:bookmarkStart w:id="11" w:name="_Toc243985272"/>
+      <w:bookmarkStart w:id="11" w:name="_Toc243985858"/>
       <w:r>
         <w:t>6. Incident log</w:t>
       </w:r>
@@ -9834,7 +9834,7 @@
         <w:pStyle w:val="Ttulo1"/>
         <w:keepNext/>
       </w:pPr>
-      <w:bookmarkStart w:id="12" w:name="_Toc243985273"/>
+      <w:bookmarkStart w:id="12" w:name="_Toc243985859"/>
       <w:r>
         <w:t>7. Delivery conclusions</w:t>
       </w:r>
@@ -9861,6 +9861,48 @@
           <w:numId w:val="2"/>
         </w:numPr>
         <w:spacing w:after="60" w:line="288" w:lineRule="auto"/>
+      </w:pPr>
+      <w:r>
+        <w:t>The local load tests (section 8.2) show that the development server saturates with few users. In the 80% delivery they will be repeated on AWS with Nginx + PHP-FPM, which serves several requests at once.</w:t>
+      </w:r>
+    </w:p>
+    <w:p>
+      <w:pPr>
+        <w:pStyle w:val="Ttulo1"/>
+        <w:keepNext/>
+      </w:pPr>
+      <w:bookmarkStart w:id="13" w:name="_Toc243985860"/>
+      <w:r>
+        <w:t>8. EXTRAS (beyond what is graded at 25%)</w:t>
+      </w:r>
+      <w:bookmarkEnd w:id="13"/>
+    </w:p>
+    <w:p>
+      <w:pPr>
+        <w:spacing w:after="120" w:line="300" w:lineRule="auto"/>
+      </w:pPr>
+      <w:r>
+        <w:rPr>
+          <w:b/>
+          <w:bCs/>
+        </w:rPr>
+        <w:t>Everything in this section is EXTRA: it is not part of what is graded at 25% and is presented as additional progress.</w:t>
+      </w:r>
+    </w:p>
+    <w:p>
+      <w:pPr>
+        <w:pStyle w:val="Ttulo2"/>
+        <w:keepNext/>
+      </w:pPr>
+      <w:bookmarkStart w:id="14" w:name="_Toc243985861"/>
+      <w:r>
+        <w:t>8.1 EXTRA: Database diagram (UML)</w:t>
+      </w:r>
+      <w:bookmarkEnd w:id="14"/>
+    </w:p>
+    <w:p>
+      <w:pPr>
+        <w:spacing w:after="120" w:line="300" w:lineRule="auto"/>
         <w:sectPr>
           <w:footerReference w:type="default" r:id="rId12"/>
           <w:pgSz w:w="11906" w:h="16838"/>
@@ -9870,49 +9912,6 @@
         </w:sectPr>
       </w:pPr>
       <w:r>
-        <w:t>The local load tests (section 8.2) show that the development server saturates with few users. In the 80% delivery they will be repeated on AWS with Nginx + PHP-FPM, which serves several requests at once.</w:t>
-      </w:r>
-    </w:p>
-    <w:p>
-      <w:pPr>
-        <w:pStyle w:val="Ttulo1"/>
-        <w:keepNext/>
-      </w:pPr>
-      <w:bookmarkStart w:id="13" w:name="_Toc243985274"/>
-      <w:r>
-        <w:lastRenderedPageBreak/>
-        <w:t>8. EXTRAS (beyond what is graded at 25%)</w:t>
-      </w:r>
-      <w:bookmarkEnd w:id="13"/>
-    </w:p>
-    <w:p>
-      <w:pPr>
-        <w:spacing w:after="120" w:line="300" w:lineRule="auto"/>
-      </w:pPr>
-      <w:r>
-        <w:rPr>
-          <w:b/>
-          <w:bCs/>
-        </w:rPr>
-        <w:t>Everything in this section is EXTRA: it is not part of what is graded at 25% and is presented as additional progress.</w:t>
-      </w:r>
-    </w:p>
-    <w:p>
-      <w:pPr>
-        <w:pStyle w:val="Ttulo2"/>
-        <w:keepNext/>
-      </w:pPr>
-      <w:bookmarkStart w:id="14" w:name="_Toc243985275"/>
-      <w:r>
-        <w:t>8.1 EXTRA: Database diagram (UML)</w:t>
-      </w:r>
-      <w:bookmarkEnd w:id="14"/>
-    </w:p>
-    <w:p>
-      <w:pPr>
-        <w:spacing w:after="120" w:line="300" w:lineRule="auto"/>
-      </w:pPr>
-      <w:r>
         <w:t>UML class diagram of the 13 entities (Laravel models on MySQL 8) with attributes, methods and multiplicities. The role_user join table is the many-to-many association between User and Role; AuditLog and InventoryMovement store which user performed each action. Indexes required by the plan: rooms(status), reservations(check_in, check_out), reservations(client_id), unique clients(document_number) and inventory_items(name). Editable sources: docs/diagramas/uml-clases.puml (PlantUML) and docs/diagramas/legrandh</w:t>
       </w:r>
       <w:r>
@@ -9929,11 +9928,12 @@
         <w:rPr>
           <w:noProof/>
         </w:rPr>
+        <w:lastRenderedPageBreak/>
         <w:drawing>
-          <wp:inline distT="0" distB="0" distL="0" distR="0" wp14:anchorId="44A1C55B" wp14:editId="0D1D1325">
-            <wp:extent cx="5943600" cy="3362325"/>
+          <wp:inline distT="0" distB="0" distL="0" distR="0" wp14:anchorId="2BCF7ADD" wp14:editId="51A92CAD">
+            <wp:extent cx="8820150" cy="4772025"/>
             <wp:effectExtent l="0" t="0" r="0" b="0"/>
-            <wp:docPr id="3" name="Imagen 3"/>
+            <wp:docPr id="3" name="Gráfico 3"/>
             <wp:cNvGraphicFramePr>
               <a:graphicFrameLocks xmlns:a="http://schemas.openxmlformats.org/drawingml/2006/main" noChangeAspect="1"/>
             </wp:cNvGraphicFramePr>
@@ -9947,7 +9947,13 @@
                     </pic:cNvPicPr>
                   </pic:nvPicPr>
                   <pic:blipFill>
-                    <a:blip r:embed="rId13"/>
+                    <a:blip r:embed="rId13">
+                      <a:extLst>
+                        <a:ext uri="{96DAC541-7B7A-43D3-8B79-37D633B846F1}">
+                          <asvg:svgBlip xmlns:asvg="http://schemas.microsoft.com/office/drawing/2016/SVG/main" r:embed="rId14"/>
+                        </a:ext>
+                      </a:extLst>
+                    </a:blip>
                     <a:srcRect/>
                     <a:stretch>
                       <a:fillRect/>
@@ -9956,7 +9962,7 @@
                   <pic:spPr bwMode="auto">
                     <a:xfrm>
                       <a:off x="0" y="0"/>
-                      <a:ext cx="5943600" cy="3362325"/>
+                      <a:ext cx="8820150" cy="4772025"/>
                     </a:xfrm>
                     <a:prstGeom prst="rect">
                       <a:avLst/>
@@ -9974,7 +9980,7 @@
         <w:spacing w:after="200"/>
         <w:jc w:val="center"/>
         <w:sectPr>
-          <w:footerReference w:type="default" r:id="rId14"/>
+          <w:footerReference w:type="default" r:id="rId15"/>
           <w:pgSz w:w="16838" w:h="11906" w:orient="landscape"/>
           <w:pgMar w:top="1021" w:right="1418" w:bottom="1021" w:left="1418" w:header="708" w:footer="708" w:gutter="0"/>
           <w:cols w:space="720"/>
@@ -9996,7 +10002,7 @@
         <w:pStyle w:val="Ttulo2"/>
         <w:keepNext/>
       </w:pPr>
-      <w:bookmarkStart w:id="15" w:name="_Toc243985276"/>
+      <w:bookmarkStart w:id="15" w:name="_Toc243985862"/>
       <w:r>
         <w:lastRenderedPageBreak/>
         <w:t>8.2 EXTRA: Performance and stress tests with k6 (several runs)</w:t>
@@ -11552,76 +11558,10 @@
           <w:noProof/>
         </w:rPr>
         <w:drawing>
-          <wp:inline distT="0" distB="0" distL="0" distR="0" wp14:anchorId="2F74392D" wp14:editId="18C238CF">
+          <wp:inline distT="0" distB="0" distL="0" distR="0" wp14:anchorId="6223D21F" wp14:editId="1340D0F9">
             <wp:extent cx="5400675" cy="3105150"/>
             <wp:effectExtent l="0" t="0" r="0" b="0"/>
             <wp:docPr id="8" name="Imagen 8"/>
-            <wp:cNvGraphicFramePr>
-              <a:graphicFrameLocks xmlns:a="http://schemas.openxmlformats.org/drawingml/2006/main" noChangeAspect="1"/>
-            </wp:cNvGraphicFramePr>
-            <a:graphic xmlns:a="http://schemas.openxmlformats.org/drawingml/2006/main">
-              <a:graphicData uri="http://schemas.openxmlformats.org/drawingml/2006/picture">
-                <pic:pic xmlns:pic="http://schemas.openxmlformats.org/drawingml/2006/picture">
-                  <pic:nvPicPr>
-                    <pic:cNvPr id="0" name=""/>
-                    <pic:cNvPicPr>
-                      <a:picLocks noChangeAspect="1" noChangeArrowheads="1"/>
-                    </pic:cNvPicPr>
-                  </pic:nvPicPr>
-                  <pic:blipFill>
-                    <a:blip r:embed="rId15"/>
-                    <a:srcRect/>
-                    <a:stretch>
-                      <a:fillRect/>
-                    </a:stretch>
-                  </pic:blipFill>
-                  <pic:spPr bwMode="auto">
-                    <a:xfrm>
-                      <a:off x="0" y="0"/>
-                      <a:ext cx="5400675" cy="3105150"/>
-                    </a:xfrm>
-                    <a:prstGeom prst="rect">
-                      <a:avLst/>
-                    </a:prstGeom>
-                  </pic:spPr>
-                </pic:pic>
-              </a:graphicData>
-            </a:graphic>
-          </wp:inline>
-        </w:drawing>
-      </w:r>
-    </w:p>
-    <w:p>
-      <w:pPr>
-        <w:spacing w:after="200"/>
-        <w:jc w:val="center"/>
-      </w:pPr>
-      <w:r>
-        <w:rPr>
-          <w:i/>
-          <w:iCs/>
-          <w:sz w:val="20"/>
-          <w:szCs w:val="20"/>
-        </w:rPr>
-        <w:t>Figure 6. Response time (p50, p90, p95) by number of virtual users.</w:t>
-      </w:r>
-    </w:p>
-    <w:p>
-      <w:pPr>
-        <w:keepNext/>
-        <w:spacing w:after="60"/>
-        <w:jc w:val="center"/>
-      </w:pPr>
-      <w:r>
-        <w:rPr>
-          <w:noProof/>
-        </w:rPr>
-        <w:lastRenderedPageBreak/>
-        <w:drawing>
-          <wp:inline distT="0" distB="0" distL="0" distR="0" wp14:anchorId="6E0A1F49" wp14:editId="155F154E">
-            <wp:extent cx="5400675" cy="2962275"/>
-            <wp:effectExtent l="0" t="0" r="0" b="0"/>
-            <wp:docPr id="9" name="Imagen 9"/>
             <wp:cNvGraphicFramePr>
               <a:graphicFrameLocks xmlns:a="http://schemas.openxmlformats.org/drawingml/2006/main" noChangeAspect="1"/>
             </wp:cNvGraphicFramePr>
@@ -11644,7 +11584,7 @@
                   <pic:spPr bwMode="auto">
                     <a:xfrm>
                       <a:off x="0" y="0"/>
-                      <a:ext cx="5400675" cy="2962275"/>
+                      <a:ext cx="5400675" cy="3105150"/>
                     </a:xfrm>
                     <a:prstGeom prst="rect">
                       <a:avLst/>
@@ -11669,7 +11609,7 @@
           <w:sz w:val="20"/>
           <w:szCs w:val="20"/>
         </w:rPr>
-        <w:t>Figure 7. Requests served per second in each run.</w:t>
+        <w:t>Figure 6. Response time (p50, p90, p95) by number of virtual users.</w:t>
       </w:r>
     </w:p>
     <w:p>
@@ -11682,11 +11622,12 @@
         <w:rPr>
           <w:noProof/>
         </w:rPr>
+        <w:lastRenderedPageBreak/>
         <w:drawing>
-          <wp:inline distT="0" distB="0" distL="0" distR="0" wp14:anchorId="7BC10675" wp14:editId="3721AE64">
-            <wp:extent cx="5400675" cy="2724150"/>
+          <wp:inline distT="0" distB="0" distL="0" distR="0" wp14:anchorId="389D8E8A" wp14:editId="0F7212D0">
+            <wp:extent cx="5400675" cy="2962275"/>
             <wp:effectExtent l="0" t="0" r="0" b="0"/>
-            <wp:docPr id="10" name="Imagen 10"/>
+            <wp:docPr id="9" name="Imagen 9"/>
             <wp:cNvGraphicFramePr>
               <a:graphicFrameLocks xmlns:a="http://schemas.openxmlformats.org/drawingml/2006/main" noChangeAspect="1"/>
             </wp:cNvGraphicFramePr>
@@ -11709,7 +11650,7 @@
                   <pic:spPr bwMode="auto">
                     <a:xfrm>
                       <a:off x="0" y="0"/>
-                      <a:ext cx="5400675" cy="2724150"/>
+                      <a:ext cx="5400675" cy="2962275"/>
                     </a:xfrm>
                     <a:prstGeom prst="rect">
                       <a:avLst/>
@@ -11734,7 +11675,7 @@
           <w:sz w:val="20"/>
           <w:szCs w:val="20"/>
         </w:rPr>
-        <w:t>Figure 8. Percentage of failed requests in each run.</w:t>
+        <w:t>Figure 7. Requests served per second in each run.</w:t>
       </w:r>
     </w:p>
     <w:p>
@@ -11747,12 +11688,11 @@
         <w:rPr>
           <w:noProof/>
         </w:rPr>
-        <w:lastRenderedPageBreak/>
         <w:drawing>
-          <wp:inline distT="0" distB="0" distL="0" distR="0" wp14:anchorId="222BFDC8" wp14:editId="0CB3B821">
-            <wp:extent cx="5400675" cy="2971800"/>
+          <wp:inline distT="0" distB="0" distL="0" distR="0" wp14:anchorId="26485E66" wp14:editId="415A48AB">
+            <wp:extent cx="5400675" cy="2724150"/>
             <wp:effectExtent l="0" t="0" r="0" b="0"/>
-            <wp:docPr id="11" name="Imagen 11"/>
+            <wp:docPr id="10" name="Imagen 10"/>
             <wp:cNvGraphicFramePr>
               <a:graphicFrameLocks xmlns:a="http://schemas.openxmlformats.org/drawingml/2006/main" noChangeAspect="1"/>
             </wp:cNvGraphicFramePr>
@@ -11775,7 +11715,7 @@
                   <pic:spPr bwMode="auto">
                     <a:xfrm>
                       <a:off x="0" y="0"/>
-                      <a:ext cx="5400675" cy="2971800"/>
+                      <a:ext cx="5400675" cy="2724150"/>
                     </a:xfrm>
                     <a:prstGeom prst="rect">
                       <a:avLst/>
@@ -11800,7 +11740,7 @@
           <w:sz w:val="20"/>
           <w:szCs w:val="20"/>
         </w:rPr>
-        <w:t>Figure 9. p95 by operation type (reads, login, create booking).</w:t>
+        <w:t>Figure 8. Percentage of failed requests in each run.</w:t>
       </w:r>
     </w:p>
     <w:p>
@@ -11813,11 +11753,12 @@
         <w:rPr>
           <w:noProof/>
         </w:rPr>
+        <w:lastRenderedPageBreak/>
         <w:drawing>
-          <wp:inline distT="0" distB="0" distL="0" distR="0" wp14:anchorId="65AB6EA0" wp14:editId="7CBFE981">
-            <wp:extent cx="5400675" cy="3629025"/>
+          <wp:inline distT="0" distB="0" distL="0" distR="0" wp14:anchorId="3FA2AB40" wp14:editId="5E909C00">
+            <wp:extent cx="5400675" cy="2971800"/>
             <wp:effectExtent l="0" t="0" r="0" b="0"/>
-            <wp:docPr id="12" name="Imagen 12"/>
+            <wp:docPr id="11" name="Imagen 11"/>
             <wp:cNvGraphicFramePr>
               <a:graphicFrameLocks xmlns:a="http://schemas.openxmlformats.org/drawingml/2006/main" noChangeAspect="1"/>
             </wp:cNvGraphicFramePr>
@@ -11840,6 +11781,71 @@
                   <pic:spPr bwMode="auto">
                     <a:xfrm>
                       <a:off x="0" y="0"/>
+                      <a:ext cx="5400675" cy="2971800"/>
+                    </a:xfrm>
+                    <a:prstGeom prst="rect">
+                      <a:avLst/>
+                    </a:prstGeom>
+                  </pic:spPr>
+                </pic:pic>
+              </a:graphicData>
+            </a:graphic>
+          </wp:inline>
+        </w:drawing>
+      </w:r>
+    </w:p>
+    <w:p>
+      <w:pPr>
+        <w:spacing w:after="200"/>
+        <w:jc w:val="center"/>
+      </w:pPr>
+      <w:r>
+        <w:rPr>
+          <w:i/>
+          <w:iCs/>
+          <w:sz w:val="20"/>
+          <w:szCs w:val="20"/>
+        </w:rPr>
+        <w:t>Figure 9. p95 by operation type (reads, login, create booking).</w:t>
+      </w:r>
+    </w:p>
+    <w:p>
+      <w:pPr>
+        <w:keepNext/>
+        <w:spacing w:after="60"/>
+        <w:jc w:val="center"/>
+      </w:pPr>
+      <w:r>
+        <w:rPr>
+          <w:noProof/>
+        </w:rPr>
+        <w:drawing>
+          <wp:inline distT="0" distB="0" distL="0" distR="0" wp14:anchorId="6CBD9F76" wp14:editId="419B6E8C">
+            <wp:extent cx="5400675" cy="3629025"/>
+            <wp:effectExtent l="0" t="0" r="0" b="0"/>
+            <wp:docPr id="12" name="Imagen 12"/>
+            <wp:cNvGraphicFramePr>
+              <a:graphicFrameLocks xmlns:a="http://schemas.openxmlformats.org/drawingml/2006/main" noChangeAspect="1"/>
+            </wp:cNvGraphicFramePr>
+            <a:graphic xmlns:a="http://schemas.openxmlformats.org/drawingml/2006/main">
+              <a:graphicData uri="http://schemas.openxmlformats.org/drawingml/2006/picture">
+                <pic:pic xmlns:pic="http://schemas.openxmlformats.org/drawingml/2006/picture">
+                  <pic:nvPicPr>
+                    <pic:cNvPr id="0" name=""/>
+                    <pic:cNvPicPr>
+                      <a:picLocks noChangeAspect="1" noChangeArrowheads="1"/>
+                    </pic:cNvPicPr>
+                  </pic:nvPicPr>
+                  <pic:blipFill>
+                    <a:blip r:embed="rId20"/>
+                    <a:srcRect/>
+                    <a:stretch>
+                      <a:fillRect/>
+                    </a:stretch>
+                  </pic:blipFill>
+                  <pic:spPr bwMode="auto">
+                    <a:xfrm>
+                      <a:off x="0" y="0"/>
                       <a:ext cx="5400675" cy="3629025"/>
                     </a:xfrm>
                     <a:prstGeom prst="rect">
@@ -12063,7 +12069,7 @@
         <w:pStyle w:val="Ttulo2"/>
         <w:keepNext/>
       </w:pPr>
-      <w:bookmarkStart w:id="16" w:name="_Toc243985277"/>
+      <w:bookmarkStart w:id="16" w:name="_Toc243985863"/>
       <w:r>
         <w:t>8.3 Analysis and bottleneck found</w:t>
       </w:r>
@@ -12147,7 +12153,7 @@
         <w:pStyle w:val="Ttulo2"/>
         <w:keepNext/>
       </w:pPr>
-      <w:bookmarkStart w:id="17" w:name="_Toc243985278"/>
+      <w:bookmarkStart w:id="17" w:name="_Toc243985864"/>
       <w:r>
         <w:t>8.4 EXTRA: Code encryption (obfuscation)</w:t>
       </w:r>
@@ -12619,7 +12625,7 @@
         <w:pStyle w:val="Ttulo2"/>
         <w:keepNext/>
       </w:pPr>
-      <w:bookmarkStart w:id="18" w:name="_Toc243985279"/>
+      <w:bookmarkStart w:id="18" w:name="_Toc243985865"/>
       <w:r>
         <w:t>8.5 EXTRA: Developer view</w:t>
       </w:r>
@@ -12644,7 +12650,7 @@
           <w:noProof/>
         </w:rPr>
         <w:drawing>
-          <wp:inline distT="0" distB="0" distL="0" distR="0" wp14:anchorId="696E03F4" wp14:editId="3C9A9EDA">
+          <wp:inline distT="0" distB="0" distL="0" distR="0" wp14:anchorId="02ECD44B" wp14:editId="5298F625">
             <wp:extent cx="5400675" cy="3371850"/>
             <wp:effectExtent l="0" t="0" r="0" b="0"/>
             <wp:docPr id="13" name="Imagen 13"/>
@@ -12661,7 +12667,7 @@
                     </pic:cNvPicPr>
                   </pic:nvPicPr>
                   <pic:blipFill>
-                    <a:blip r:embed="rId20"/>
+                    <a:blip r:embed="rId21"/>
                     <a:srcRect/>
                     <a:stretch>
                       <a:fillRect/>
@@ -12703,7 +12709,7 @@
         <w:pStyle w:val="Ttulo2"/>
         <w:keepNext/>
       </w:pPr>
-      <w:bookmarkStart w:id="19" w:name="_Toc243985280"/>
+      <w:bookmarkStart w:id="19" w:name="_Toc243985866"/>
       <w:r>
         <w:t>8.6 EXTRA: Security and quality ahead of schedule</w:t>
       </w:r>
@@ -12780,7 +12786,7 @@
         <w:pStyle w:val="Ttulo2"/>
         <w:keepNext/>
       </w:pPr>
-      <w:bookmarkStart w:id="20" w:name="_Toc243985281"/>
+      <w:bookmarkStart w:id="20" w:name="_Toc243985867"/>
       <w:r>
         <w:t>8.7 EXTRA: Mobile app design (Android and iOS)</w:t>
       </w:r>
@@ -13667,7 +13673,7 @@
         </w:rPr>
         <w:lastRenderedPageBreak/>
         <w:drawing>
-          <wp:inline distT="0" distB="0" distL="0" distR="0" wp14:anchorId="12CCEAAA" wp14:editId="5A532A96">
+          <wp:inline distT="0" distB="0" distL="0" distR="0" wp14:anchorId="5127CC6C" wp14:editId="7EDA3A0D">
             <wp:extent cx="5762625" cy="2733675"/>
             <wp:effectExtent l="0" t="0" r="0" b="0"/>
             <wp:docPr id="14" name="Imagen 14"/>
@@ -13684,7 +13690,7 @@
                     </pic:cNvPicPr>
                   </pic:nvPicPr>
                   <pic:blipFill>
-                    <a:blip r:embed="rId21"/>
+                    <a:blip r:embed="rId22"/>
                     <a:srcRect/>
                     <a:stretch>
                       <a:fillRect/>
@@ -14761,7 +14767,7 @@
       <w:pPr>
         <w:spacing w:after="120" w:line="300" w:lineRule="auto"/>
         <w:sectPr>
-          <w:footerReference w:type="default" r:id="rId22"/>
+          <w:footerReference w:type="default" r:id="rId23"/>
           <w:pgSz w:w="11906" w:h="16838"/>
           <w:pgMar w:top="1418" w:right="1418" w:bottom="1418" w:left="1418" w:header="708" w:footer="708" w:gutter="0"/>
           <w:cols w:space="720"/>
@@ -14814,7 +14820,7 @@
           <w:noProof/>
         </w:rPr>
         <w:drawing>
-          <wp:inline distT="0" distB="0" distL="0" distR="0" wp14:anchorId="4395AA7D" wp14:editId="5FBA49C3">
+          <wp:inline distT="0" distB="0" distL="0" distR="0" wp14:anchorId="14F1F75E" wp14:editId="21AB8154">
             <wp:extent cx="8820150" cy="3857625"/>
             <wp:effectExtent l="0" t="0" r="0" b="0"/>
             <wp:docPr id="2" name="Imagen 2"/>
@@ -14831,7 +14837,7 @@
                     </pic:cNvPicPr>
                   </pic:nvPicPr>
                   <pic:blipFill>
-                    <a:blip r:embed="rId23"/>
+                    <a:blip r:embed="rId24"/>
                     <a:srcRect/>
                     <a:stretch>
                       <a:fillRect/>
@@ -14858,7 +14864,7 @@
         <w:spacing w:after="200"/>
         <w:jc w:val="center"/>
         <w:sectPr>
-          <w:footerReference w:type="default" r:id="rId24"/>
+          <w:footerReference w:type="default" r:id="rId25"/>
           <w:pgSz w:w="16838" w:h="11906" w:orient="landscape"/>
           <w:pgMar w:top="1021" w:right="1418" w:bottom="1021" w:left="1418" w:header="708" w:footer="708" w:gutter="0"/>
           <w:cols w:space="720"/>
@@ -14880,7 +14886,7 @@
         <w:pStyle w:val="Ttulo1"/>
         <w:keepNext/>
       </w:pPr>
-      <w:bookmarkStart w:id="21" w:name="_Toc243985282"/>
+      <w:bookmarkStart w:id="21" w:name="_Toc243985868"/>
       <w:r>
         <w:lastRenderedPageBreak/>
         <w:t>9. Next steps (80% delivery)</w:t>
@@ -14940,7 +14946,7 @@
       </w:r>
     </w:p>
     <w:sectPr>
-      <w:footerReference w:type="default" r:id="rId25"/>
+      <w:footerReference w:type="default" r:id="rId26"/>
       <w:pgSz w:w="11906" w:h="16838"/>
       <w:pgMar w:top="1418" w:right="1418" w:bottom="1418" w:left="1418" w:header="708" w:footer="708" w:gutter="0"/>
       <w:cols w:space="720"/>
@@ -15221,10 +15227,10 @@
 <file path=word/numbering.xml><?xml version="1.0" encoding="utf-8"?>
 <w:numbering xmlns:wpc="http://schemas.microsoft.com/office/word/2010/wordprocessingCanvas" xmlns:cx="http://schemas.microsoft.com/office/drawing/2014/chartex" xmlns:cx1="http://schemas.microsoft.com/office/drawing/2015/9/8/chartex" xmlns:cx2="http://schemas.microsoft.com/office/drawing/2015/10/21/chartex" xmlns:cx3="http://schemas.microsoft.com/office/drawing/2016/5/9/chartex" xmlns:cx4="http://schemas.microsoft.com/office/drawing/2016/5/10/chartex" xmlns:cx5="http://schemas.microsoft.com/office/drawing/2016/5/11/chartex" xmlns:cx6="http://schemas.microsoft.com/office/drawing/2016/5/12/chartex" xmlns:cx7="http://schemas.microsoft.com/office/drawing/2016/5/13/chartex" xmlns:cx8="http://schemas.microsoft.com/office/drawing/2016/5/14/chartex" xmlns:mc="http://schemas.openxmlformats.org/markup-compatibility/2006" xmlns:aink="http://schemas.microsoft.com/office/drawing/2016/ink" xmlns:am3d="http://schemas.microsoft.com/office/drawing/2017/model3d" xmlns:o="urn:schemas-microsoft-com:office:office" xmlns:oel="http://schemas.microsoft.com/office/2019/extlst" xmlns:r="http://schemas.openxmlformats.org/officeDocument/2006/relationships" xmlns:m="http://schemas.openxmlformats.org/officeDocument/2006/math" xmlns:v="urn:schemas-microsoft-com:vml" xmlns:wp14="http://schemas.microsoft.com/office/word/2010/wordprocessingDrawing" xmlns:wp="http://schemas.openxmlformats.org/drawingml/2006/wordprocessingDrawing" xmlns:w10="urn:schemas-microsoft-com:office:word" xmlns:w="http://schemas.openxmlformats.org/wordprocessingml/2006/main" xmlns:w14="http://schemas.microsoft.com/office/word/2010/wordml" xmlns:w15="http://schemas.microsoft.com/office/word/2012/wordml" xmlns:w16cex="http://schemas.microsoft.com/office/word/2018/wordml/cex" xmlns:w16cid="http://schemas.microsoft.com/office/word/2016/wordml/cid" xmlns:w16="http://schemas.microsoft.com/office/word/2018/wordml" xmlns:w16sdtdh="http://schemas.microsoft.com/office/word/2020/wordml/sdtdatahash" xmlns:w16se="http://schemas.microsoft.com/office/word/2015/wordml/symex" xmlns:wpg="http://schemas.microsoft.com/office/word/2010/wordprocessingGroup" xmlns:wpi="http://schemas.microsoft.com/office/word/2010/wordprocessingInk" xmlns:wne="http://schemas.microsoft.com/office/word/2006/wordml" xmlns:wps="http://schemas.microsoft.com/office/word/2010/wordprocessingShape" mc:Ignorable="w14 w15 w16se w16cid w16 w16cex w16sdtdh wp14">
   <w:abstractNum w:abstractNumId="0" w15:restartNumberingAfterBreak="0">
-    <w:nsid w:val="27396685"/>
+    <w:nsid w:val="62577492"/>
     <w:multiLevelType w:val="hybridMultilevel"/>
-    <w:tmpl w:val="A2286E40"/>
-    <w:lvl w:ilvl="0" w:tplc="0EB0F5CA" w:tentative="1">
+    <w:tmpl w:val="ABF4627C"/>
+    <w:lvl w:ilvl="0" w:tplc="87CADC1E" w:tentative="1">
       <w:start w:val="1"/>
       <w:numFmt w:val="bullet"/>
       <w:lvlText w:val="●"/>
@@ -15233,7 +15239,7 @@
         <w:ind w:left="720" w:hanging="360"/>
       </w:pPr>
     </w:lvl>
-    <w:lvl w:ilvl="1" w:tplc="E0AA6CF2" w:tentative="1">
+    <w:lvl w:ilvl="1" w:tplc="13F03268" w:tentative="1">
       <w:start w:val="1"/>
       <w:numFmt w:val="bullet"/>
       <w:lvlText w:val="○"/>
@@ -15242,7 +15248,7 @@
         <w:ind w:left="1440" w:hanging="360"/>
       </w:pPr>
     </w:lvl>
-    <w:lvl w:ilvl="2" w:tplc="FF564106" w:tentative="1">
+    <w:lvl w:ilvl="2" w:tplc="2CF2CF2C" w:tentative="1">
       <w:start w:val="1"/>
       <w:numFmt w:val="bullet"/>
       <w:lvlText w:val="■"/>
@@ -15251,7 +15257,7 @@
         <w:ind w:left="2160" w:hanging="360"/>
       </w:pPr>
     </w:lvl>
-    <w:lvl w:ilvl="3" w:tplc="EC12F2B0" w:tentative="1">
+    <w:lvl w:ilvl="3" w:tplc="47727438" w:tentative="1">
       <w:start w:val="1"/>
       <w:numFmt w:val="bullet"/>
       <w:lvlText w:val="●"/>
@@ -15260,7 +15266,7 @@
         <w:ind w:left="2880" w:hanging="360"/>
       </w:pPr>
     </w:lvl>
-    <w:lvl w:ilvl="4" w:tplc="D924E660" w:tentative="1">
+    <w:lvl w:ilvl="4" w:tplc="103C121A" w:tentative="1">
       <w:start w:val="1"/>
       <w:numFmt w:val="bullet"/>
       <w:lvlText w:val="○"/>
@@ -15269,7 +15275,7 @@
         <w:ind w:left="3600" w:hanging="360"/>
       </w:pPr>
     </w:lvl>
-    <w:lvl w:ilvl="5" w:tplc="98547628" w:tentative="1">
+    <w:lvl w:ilvl="5" w:tplc="C9DA67AE" w:tentative="1">
       <w:start w:val="1"/>
       <w:numFmt w:val="bullet"/>
       <w:lvlText w:val="■"/>
@@ -15278,7 +15284,7 @@
         <w:ind w:left="4320" w:hanging="360"/>
       </w:pPr>
     </w:lvl>
-    <w:lvl w:ilvl="6" w:tplc="667ACC9C" w:tentative="1">
+    <w:lvl w:ilvl="6" w:tplc="1DF4783E" w:tentative="1">
       <w:start w:val="1"/>
       <w:numFmt w:val="bullet"/>
       <w:lvlText w:val="●"/>
@@ -15287,7 +15293,7 @@
         <w:ind w:left="5040" w:hanging="360"/>
       </w:pPr>
     </w:lvl>
-    <w:lvl w:ilvl="7" w:tplc="1F1CB6A4" w:tentative="1">
+    <w:lvl w:ilvl="7" w:tplc="5F0E0954" w:tentative="1">
       <w:start w:val="1"/>
       <w:numFmt w:val="bullet"/>
       <w:lvlText w:val="●"/>
@@ -15296,7 +15302,7 @@
         <w:ind w:left="5760" w:hanging="360"/>
       </w:pPr>
     </w:lvl>
-    <w:lvl w:ilvl="8" w:tplc="4FA25290" w:tentative="1">
+    <w:lvl w:ilvl="8" w:tplc="3046649A" w:tentative="1">
       <w:start w:val="1"/>
       <w:numFmt w:val="bullet"/>
       <w:lvlText w:val="●"/>
@@ -15307,10 +15313,10 @@
     </w:lvl>
   </w:abstractNum>
   <w:abstractNum w:abstractNumId="1" w15:restartNumberingAfterBreak="0">
-    <w:nsid w:val="71EC49F3"/>
+    <w:nsid w:val="6E7667FD"/>
     <w:multiLevelType w:val="hybridMultilevel"/>
-    <w:tmpl w:val="78AA8AA2"/>
-    <w:lvl w:ilvl="0" w:tplc="D068ABEC">
+    <w:tmpl w:val="47BEAB72"/>
+    <w:lvl w:ilvl="0" w:tplc="CA8615DA">
       <w:start w:val="1"/>
       <w:numFmt w:val="bullet"/>
       <w:lvlText w:val="•"/>
@@ -15319,54 +15325,54 @@
         <w:ind w:left="540" w:hanging="270"/>
       </w:pPr>
     </w:lvl>
-    <w:lvl w:ilvl="1" w:tplc="007851DE">
+    <w:lvl w:ilvl="1" w:tplc="BB4605E2">
       <w:numFmt w:val="decimal"/>
       <w:lvlText w:val=""/>
       <w:lvlJc w:val="left"/>
     </w:lvl>
-    <w:lvl w:ilvl="2" w:tplc="41C81D5E">
+    <w:lvl w:ilvl="2" w:tplc="1A72E84A">
       <w:numFmt w:val="decimal"/>
       <w:lvlText w:val=""/>
       <w:lvlJc w:val="left"/>
     </w:lvl>
-    <w:lvl w:ilvl="3" w:tplc="0BF63998">
+    <w:lvl w:ilvl="3" w:tplc="1AAA34BE">
       <w:numFmt w:val="decimal"/>
       <w:lvlText w:val=""/>
       <w:lvlJc w:val="left"/>
     </w:lvl>
-    <w:lvl w:ilvl="4" w:tplc="DF625722">
+    <w:lvl w:ilvl="4" w:tplc="B582EDBA">
       <w:numFmt w:val="decimal"/>
       <w:lvlText w:val=""/>
       <w:lvlJc w:val="left"/>
     </w:lvl>
-    <w:lvl w:ilvl="5" w:tplc="50123112">
+    <w:lvl w:ilvl="5" w:tplc="BD16A300">
       <w:numFmt w:val="decimal"/>
       <w:lvlText w:val=""/>
       <w:lvlJc w:val="left"/>
     </w:lvl>
-    <w:lvl w:ilvl="6" w:tplc="FA4A84F6">
+    <w:lvl w:ilvl="6" w:tplc="E9840206">
       <w:numFmt w:val="decimal"/>
       <w:lvlText w:val=""/>
       <w:lvlJc w:val="left"/>
     </w:lvl>
-    <w:lvl w:ilvl="7" w:tplc="6734B25C">
+    <w:lvl w:ilvl="7" w:tplc="06506792">
       <w:numFmt w:val="decimal"/>
       <w:lvlText w:val=""/>
       <w:lvlJc w:val="left"/>
     </w:lvl>
-    <w:lvl w:ilvl="8" w:tplc="2AA8BB9E">
+    <w:lvl w:ilvl="8" w:tplc="E5D476D6">
       <w:numFmt w:val="decimal"/>
       <w:lvlText w:val=""/>
       <w:lvlJc w:val="left"/>
     </w:lvl>
   </w:abstractNum>
-  <w:num w:numId="1" w16cid:durableId="992023066">
+  <w:num w:numId="1" w16cid:durableId="285283833">
     <w:abstractNumId w:val="0"/>
     <w:lvlOverride w:ilvl="0">
       <w:startOverride w:val="1"/>
     </w:lvlOverride>
   </w:num>
-  <w:num w:numId="2" w16cid:durableId="1116294377">
+  <w:num w:numId="2" w16cid:durableId="167596246">
     <w:abstractNumId w:val="1"/>
     <w:lvlOverride w:ilvl="0">
       <w:startOverride w:val="1"/>

--- a/docs/informes/LeGrandHotel_Entrega_25_EN.docx
+++ b/docs/informes/LeGrandHotel_Entrega_25_EN.docx
@@ -34,7 +34,7 @@
           <w:noProof/>
         </w:rPr>
         <w:drawing>
-          <wp:inline distT="0" distB="0" distL="0" distR="0" wp14:anchorId="63DFE87E" wp14:editId="1FE723C2">
+          <wp:inline distT="0" distB="0" distL="0" distR="0" wp14:anchorId="14C4FF24" wp14:editId="647CB568">
             <wp:extent cx="1800225" cy="1076325"/>
             <wp:effectExtent l="0" t="0" r="0" b="0"/>
             <wp:docPr id="1" name="Imagen 1"/>
@@ -254,7 +254,7 @@
     <w:sdt>
       <w:sdtPr>
         <w:alias w:val="Table of contents"/>
-        <w:id w:val="-1117907495"/>
+        <w:id w:val="1482347476"/>
       </w:sdtPr>
       <w:sdtEndPr/>
       <w:sdtContent>
@@ -281,7 +281,7 @@
           <w:r>
             <w:fldChar w:fldCharType="separate"/>
           </w:r>
-          <w:hyperlink w:anchor="_Toc243985847" w:history="1">
+          <w:hyperlink w:anchor="_Toc244004181" w:history="1">
             <w:r>
               <w:rPr>
                 <w:rStyle w:val="Hipervnculo"/>
@@ -305,7 +305,7 @@
               <w:rPr>
                 <w:noProof/>
               </w:rPr>
-              <w:instrText xml:space="preserve"> PAGEREF _Toc243985847 \h </w:instrText>
+              <w:instrText xml:space="preserve"> PAGEREF _Toc244004181 \h </w:instrText>
             </w:r>
             <w:r>
               <w:rPr>
@@ -346,7 +346,7 @@
               <w14:ligatures w14:val="standardContextual"/>
             </w:rPr>
           </w:pPr>
-          <w:hyperlink w:anchor="_Toc243985848" w:history="1">
+          <w:hyperlink w:anchor="_Toc244004182" w:history="1">
             <w:r>
               <w:rPr>
                 <w:rStyle w:val="Hipervnculo"/>
@@ -370,7 +370,7 @@
               <w:rPr>
                 <w:noProof/>
               </w:rPr>
-              <w:instrText xml:space="preserve"> PAGEREF _Toc243985848 \h </w:instrText>
+              <w:instrText xml:space="preserve"> PAGEREF _Toc244004182 \h </w:instrText>
             </w:r>
             <w:r>
               <w:rPr>
@@ -411,7 +411,7 @@
               <w14:ligatures w14:val="standardContextual"/>
             </w:rPr>
           </w:pPr>
-          <w:hyperlink w:anchor="_Toc243985849" w:history="1">
+          <w:hyperlink w:anchor="_Toc244004183" w:history="1">
             <w:r>
               <w:rPr>
                 <w:rStyle w:val="Hipervnculo"/>
@@ -435,7 +435,7 @@
               <w:rPr>
                 <w:noProof/>
               </w:rPr>
-              <w:instrText xml:space="preserve"> PAGEREF _Toc243985849 \h </w:instrText>
+              <w:instrText xml:space="preserve"> PAGEREF _Toc244004183 \h </w:instrText>
             </w:r>
             <w:r>
               <w:rPr>
@@ -476,7 +476,7 @@
               <w14:ligatures w14:val="standardContextual"/>
             </w:rPr>
           </w:pPr>
-          <w:hyperlink w:anchor="_Toc243985850" w:history="1">
+          <w:hyperlink w:anchor="_Toc244004184" w:history="1">
             <w:r>
               <w:rPr>
                 <w:rStyle w:val="Hipervnculo"/>
@@ -500,7 +500,7 @@
               <w:rPr>
                 <w:noProof/>
               </w:rPr>
-              <w:instrText xml:space="preserve"> PAGEREF _Toc243985850 \h </w:instrText>
+              <w:instrText xml:space="preserve"> PAGEREF _Toc244004184 \h </w:instrText>
             </w:r>
             <w:r>
               <w:rPr>
@@ -541,7 +541,7 @@
               <w14:ligatures w14:val="standardContextual"/>
             </w:rPr>
           </w:pPr>
-          <w:hyperlink w:anchor="_Toc243985851" w:history="1">
+          <w:hyperlink w:anchor="_Toc244004185" w:history="1">
             <w:r>
               <w:rPr>
                 <w:rStyle w:val="Hipervnculo"/>
@@ -565,7 +565,7 @@
               <w:rPr>
                 <w:noProof/>
               </w:rPr>
-              <w:instrText xml:space="preserve"> PAGEREF _Toc243985851 \h </w:instrText>
+              <w:instrText xml:space="preserve"> PAGEREF _Toc244004185 \h </w:instrText>
             </w:r>
             <w:r>
               <w:rPr>
@@ -606,7 +606,7 @@
               <w14:ligatures w14:val="standardContextual"/>
             </w:rPr>
           </w:pPr>
-          <w:hyperlink w:anchor="_Toc243985852" w:history="1">
+          <w:hyperlink w:anchor="_Toc244004186" w:history="1">
             <w:r>
               <w:rPr>
                 <w:rStyle w:val="Hipervnculo"/>
@@ -630,7 +630,7 @@
               <w:rPr>
                 <w:noProof/>
               </w:rPr>
-              <w:instrText xml:space="preserve"> PAGEREF _Toc243985852 \h </w:instrText>
+              <w:instrText xml:space="preserve"> PAGEREF _Toc244004186 \h </w:instrText>
             </w:r>
             <w:r>
               <w:rPr>
@@ -671,7 +671,7 @@
               <w14:ligatures w14:val="standardContextual"/>
             </w:rPr>
           </w:pPr>
-          <w:hyperlink w:anchor="_Toc243985853" w:history="1">
+          <w:hyperlink w:anchor="_Toc244004187" w:history="1">
             <w:r>
               <w:rPr>
                 <w:rStyle w:val="Hipervnculo"/>
@@ -695,7 +695,7 @@
               <w:rPr>
                 <w:noProof/>
               </w:rPr>
-              <w:instrText xml:space="preserve"> PAGEREF _Toc243985853 \h </w:instrText>
+              <w:instrText xml:space="preserve"> PAGEREF _Toc244004187 \h </w:instrText>
             </w:r>
             <w:r>
               <w:rPr>
@@ -736,7 +736,7 @@
               <w14:ligatures w14:val="standardContextual"/>
             </w:rPr>
           </w:pPr>
-          <w:hyperlink w:anchor="_Toc243985854" w:history="1">
+          <w:hyperlink w:anchor="_Toc244004188" w:history="1">
             <w:r>
               <w:rPr>
                 <w:rStyle w:val="Hipervnculo"/>
@@ -760,7 +760,7 @@
               <w:rPr>
                 <w:noProof/>
               </w:rPr>
-              <w:instrText xml:space="preserve"> PAGEREF _Toc243985854 \h </w:instrText>
+              <w:instrText xml:space="preserve"> PAGEREF _Toc244004188 \h </w:instrText>
             </w:r>
             <w:r>
               <w:rPr>
@@ -777,7 +777,7 @@
               <w:rPr>
                 <w:noProof/>
               </w:rPr>
-              <w:t>6</w:t>
+              <w:t>7</w:t>
             </w:r>
             <w:r>
               <w:rPr>
@@ -801,7 +801,7 @@
               <w14:ligatures w14:val="standardContextual"/>
             </w:rPr>
           </w:pPr>
-          <w:hyperlink w:anchor="_Toc243985855" w:history="1">
+          <w:hyperlink w:anchor="_Toc244004189" w:history="1">
             <w:r>
               <w:rPr>
                 <w:rStyle w:val="Hipervnculo"/>
@@ -825,7 +825,7 @@
               <w:rPr>
                 <w:noProof/>
               </w:rPr>
-              <w:instrText xml:space="preserve"> PAGEREF _Toc243985855 \h </w:instrText>
+              <w:instrText xml:space="preserve"> PAGEREF _Toc244004189 \h </w:instrText>
             </w:r>
             <w:r>
               <w:rPr>
@@ -866,7 +866,7 @@
               <w14:ligatures w14:val="standardContextual"/>
             </w:rPr>
           </w:pPr>
-          <w:hyperlink w:anchor="_Toc243985856" w:history="1">
+          <w:hyperlink w:anchor="_Toc244004190" w:history="1">
             <w:r>
               <w:rPr>
                 <w:rStyle w:val="Hipervnculo"/>
@@ -890,7 +890,7 @@
               <w:rPr>
                 <w:noProof/>
               </w:rPr>
-              <w:instrText xml:space="preserve"> PAGEREF _Toc243985856 \h </w:instrText>
+              <w:instrText xml:space="preserve"> PAGEREF _Toc244004190 \h </w:instrText>
             </w:r>
             <w:r>
               <w:rPr>
@@ -931,7 +931,7 @@
               <w14:ligatures w14:val="standardContextual"/>
             </w:rPr>
           </w:pPr>
-          <w:hyperlink w:anchor="_Toc243985857" w:history="1">
+          <w:hyperlink w:anchor="_Toc244004191" w:history="1">
             <w:r>
               <w:rPr>
                 <w:rStyle w:val="Hipervnculo"/>
@@ -955,7 +955,7 @@
               <w:rPr>
                 <w:noProof/>
               </w:rPr>
-              <w:instrText xml:space="preserve"> PAGEREF _Toc243985857 \h </w:instrText>
+              <w:instrText xml:space="preserve"> PAGEREF _Toc244004191 \h </w:instrText>
             </w:r>
             <w:r>
               <w:rPr>
@@ -973,6 +973,71 @@
                 <w:noProof/>
               </w:rPr>
               <w:t>12</w:t>
+            </w:r>
+            <w:r>
+              <w:rPr>
+                <w:noProof/>
+              </w:rPr>
+              <w:fldChar w:fldCharType="end"/>
+            </w:r>
+          </w:hyperlink>
+        </w:p>
+        <w:p>
+          <w:pPr>
+            <w:pStyle w:val="TDC2"/>
+            <w:tabs>
+              <w:tab w:val="right" w:leader="dot" w:pos="9060"/>
+            </w:tabs>
+            <w:rPr>
+              <w:rFonts w:asciiTheme="minorHAnsi" w:eastAsiaTheme="minorEastAsia" w:hAnsiTheme="minorHAnsi" w:cstheme="minorBidi"/>
+              <w:noProof/>
+              <w:kern w:val="2"/>
+              <w:lang w:val="es-PE"/>
+              <w14:ligatures w14:val="standardContextual"/>
+            </w:rPr>
+          </w:pPr>
+          <w:hyperlink w:anchor="_Toc244004192" w:history="1">
+            <w:r>
+              <w:rPr>
+                <w:rStyle w:val="Hipervnculo"/>
+                <w:noProof/>
+              </w:rPr>
+              <w:t>5.2 Guests: Google sign-up and online booking</w:t>
+            </w:r>
+            <w:r>
+              <w:rPr>
+                <w:noProof/>
+              </w:rPr>
+              <w:tab/>
+            </w:r>
+            <w:r>
+              <w:rPr>
+                <w:noProof/>
+              </w:rPr>
+              <w:fldChar w:fldCharType="begin"/>
+            </w:r>
+            <w:r>
+              <w:rPr>
+                <w:noProof/>
+              </w:rPr>
+              <w:instrText xml:space="preserve"> PAGEREF _Toc244004192 \h </w:instrText>
+            </w:r>
+            <w:r>
+              <w:rPr>
+                <w:noProof/>
+              </w:rPr>
+            </w:r>
+            <w:r>
+              <w:rPr>
+                <w:noProof/>
+              </w:rPr>
+              <w:fldChar w:fldCharType="separate"/>
+            </w:r>
+            <w:r>
+              <w:rPr>
+                <w:noProof/>
+              </w:rPr>
+              <w:t>13</w:t>
             </w:r>
             <w:r>
               <w:rPr>
@@ -996,7 +1061,7 @@
               <w14:ligatures w14:val="standardContextual"/>
             </w:rPr>
           </w:pPr>
-          <w:hyperlink w:anchor="_Toc243985858" w:history="1">
+          <w:hyperlink w:anchor="_Toc244004193" w:history="1">
             <w:r>
               <w:rPr>
                 <w:rStyle w:val="Hipervnculo"/>
@@ -1020,7 +1085,7 @@
               <w:rPr>
                 <w:noProof/>
               </w:rPr>
-              <w:instrText xml:space="preserve"> PAGEREF _Toc243985858 \h </w:instrText>
+              <w:instrText xml:space="preserve"> PAGEREF _Toc244004193 \h </w:instrText>
             </w:r>
             <w:r>
               <w:rPr>
@@ -1037,7 +1102,7 @@
               <w:rPr>
                 <w:noProof/>
               </w:rPr>
-              <w:t>12</w:t>
+              <w:t>15</w:t>
             </w:r>
             <w:r>
               <w:rPr>
@@ -1061,7 +1126,7 @@
               <w14:ligatures w14:val="standardContextual"/>
             </w:rPr>
           </w:pPr>
-          <w:hyperlink w:anchor="_Toc243985859" w:history="1">
+          <w:hyperlink w:anchor="_Toc244004194" w:history="1">
             <w:r>
               <w:rPr>
                 <w:rStyle w:val="Hipervnculo"/>
@@ -1085,7 +1150,7 @@
               <w:rPr>
                 <w:noProof/>
               </w:rPr>
-              <w:instrText xml:space="preserve"> PAGEREF _Toc243985859 \h </w:instrText>
+              <w:instrText xml:space="preserve"> PAGEREF _Toc244004194 \h </w:instrText>
             </w:r>
             <w:r>
               <w:rPr>
@@ -1102,7 +1167,7 @@
               <w:rPr>
                 <w:noProof/>
               </w:rPr>
-              <w:t>13</w:t>
+              <w:t>16</w:t>
             </w:r>
             <w:r>
               <w:rPr>
@@ -1126,7 +1191,7 @@
               <w14:ligatures w14:val="standardContextual"/>
             </w:rPr>
           </w:pPr>
-          <w:hyperlink w:anchor="_Toc243985860" w:history="1">
+          <w:hyperlink w:anchor="_Toc244004195" w:history="1">
             <w:r>
               <w:rPr>
                 <w:rStyle w:val="Hipervnculo"/>
@@ -1150,7 +1215,7 @@
               <w:rPr>
                 <w:noProof/>
               </w:rPr>
-              <w:instrText xml:space="preserve"> PAGEREF _Toc243985860 \h </w:instrText>
+              <w:instrText xml:space="preserve"> PAGEREF _Toc244004195 \h </w:instrText>
             </w:r>
             <w:r>
               <w:rPr>
@@ -1167,7 +1232,7 @@
               <w:rPr>
                 <w:noProof/>
               </w:rPr>
-              <w:t>13</w:t>
+              <w:t>16</w:t>
             </w:r>
             <w:r>
               <w:rPr>
@@ -1191,7 +1256,7 @@
               <w14:ligatures w14:val="standardContextual"/>
             </w:rPr>
           </w:pPr>
-          <w:hyperlink w:anchor="_Toc243985861" w:history="1">
+          <w:hyperlink w:anchor="_Toc244004196" w:history="1">
             <w:r>
               <w:rPr>
                 <w:rStyle w:val="Hipervnculo"/>
@@ -1215,7 +1280,7 @@
               <w:rPr>
                 <w:noProof/>
               </w:rPr>
-              <w:instrText xml:space="preserve"> PAGEREF _Toc243985861 \h </w:instrText>
+              <w:instrText xml:space="preserve"> PAGEREF _Toc244004196 \h </w:instrText>
             </w:r>
             <w:r>
               <w:rPr>
@@ -1232,7 +1297,7 @@
               <w:rPr>
                 <w:noProof/>
               </w:rPr>
-              <w:t>13</w:t>
+              <w:t>16</w:t>
             </w:r>
             <w:r>
               <w:rPr>
@@ -1256,7 +1321,7 @@
               <w14:ligatures w14:val="standardContextual"/>
             </w:rPr>
           </w:pPr>
-          <w:hyperlink w:anchor="_Toc243985862" w:history="1">
+          <w:hyperlink w:anchor="_Toc244004197" w:history="1">
             <w:r>
               <w:rPr>
                 <w:rStyle w:val="Hipervnculo"/>
@@ -1280,7 +1345,7 @@
               <w:rPr>
                 <w:noProof/>
               </w:rPr>
-              <w:instrText xml:space="preserve"> PAGEREF _Toc243985862 \h </w:instrText>
+              <w:instrText xml:space="preserve"> PAGEREF _Toc244004197 \h </w:instrText>
             </w:r>
             <w:r>
               <w:rPr>
@@ -1297,7 +1362,7 @@
               <w:rPr>
                 <w:noProof/>
               </w:rPr>
-              <w:t>15</w:t>
+              <w:t>18</w:t>
             </w:r>
             <w:r>
               <w:rPr>
@@ -1321,7 +1386,7 @@
               <w14:ligatures w14:val="standardContextual"/>
             </w:rPr>
           </w:pPr>
-          <w:hyperlink w:anchor="_Toc243985863" w:history="1">
+          <w:hyperlink w:anchor="_Toc244004198" w:history="1">
             <w:r>
               <w:rPr>
                 <w:rStyle w:val="Hipervnculo"/>
@@ -1345,7 +1410,7 @@
               <w:rPr>
                 <w:noProof/>
               </w:rPr>
-              <w:instrText xml:space="preserve"> PAGEREF _Toc243985863 \h </w:instrText>
+              <w:instrText xml:space="preserve"> PAGEREF _Toc244004198 \h </w:instrText>
             </w:r>
             <w:r>
               <w:rPr>
@@ -1362,7 +1427,7 @@
               <w:rPr>
                 <w:noProof/>
               </w:rPr>
-              <w:t>18</w:t>
+              <w:t>21</w:t>
             </w:r>
             <w:r>
               <w:rPr>
@@ -1386,7 +1451,7 @@
               <w14:ligatures w14:val="standardContextual"/>
             </w:rPr>
           </w:pPr>
-          <w:hyperlink w:anchor="_Toc243985864" w:history="1">
+          <w:hyperlink w:anchor="_Toc244004199" w:history="1">
             <w:r>
               <w:rPr>
                 <w:rStyle w:val="Hipervnculo"/>
@@ -1410,7 +1475,7 @@
               <w:rPr>
                 <w:noProof/>
               </w:rPr>
-              <w:instrText xml:space="preserve"> PAGEREF _Toc243985864 \h </w:instrText>
+              <w:instrText xml:space="preserve"> PAGEREF _Toc244004199 \h </w:instrText>
             </w:r>
             <w:r>
               <w:rPr>
@@ -1427,7 +1492,7 @@
               <w:rPr>
                 <w:noProof/>
               </w:rPr>
-              <w:t>18</w:t>
+              <w:t>21</w:t>
             </w:r>
             <w:r>
               <w:rPr>
@@ -1451,7 +1516,7 @@
               <w14:ligatures w14:val="standardContextual"/>
             </w:rPr>
           </w:pPr>
-          <w:hyperlink w:anchor="_Toc243985865" w:history="1">
+          <w:hyperlink w:anchor="_Toc244004200" w:history="1">
             <w:r>
               <w:rPr>
                 <w:rStyle w:val="Hipervnculo"/>
@@ -1475,7 +1540,7 @@
               <w:rPr>
                 <w:noProof/>
               </w:rPr>
-              <w:instrText xml:space="preserve"> PAGEREF _Toc243985865 \h </w:instrText>
+              <w:instrText xml:space="preserve"> PAGEREF _Toc244004200 \h </w:instrText>
             </w:r>
             <w:r>
               <w:rPr>
@@ -1492,7 +1557,7 @@
               <w:rPr>
                 <w:noProof/>
               </w:rPr>
-              <w:t>19</w:t>
+              <w:t>22</w:t>
             </w:r>
             <w:r>
               <w:rPr>
@@ -1516,13 +1581,13 @@
               <w14:ligatures w14:val="standardContextual"/>
             </w:rPr>
           </w:pPr>
-          <w:hyperlink w:anchor="_Toc243985866" w:history="1">
+          <w:hyperlink w:anchor="_Toc244004201" w:history="1">
             <w:r>
               <w:rPr>
                 <w:rStyle w:val="Hipervnculo"/>
                 <w:noProof/>
               </w:rPr>
-              <w:t>8.6 EXTRA: Security and quality ahead of schedule</w:t>
+              <w:t>8.6 EXTRA: Error and status screens</w:t>
             </w:r>
             <w:r>
               <w:rPr>
@@ -1540,7 +1605,7 @@
               <w:rPr>
                 <w:noProof/>
               </w:rPr>
-              <w:instrText xml:space="preserve"> PAGEREF _Toc243985866 \h </w:instrText>
+              <w:instrText xml:space="preserve"> PAGEREF _Toc244004201 \h </w:instrText>
             </w:r>
             <w:r>
               <w:rPr>
@@ -1557,7 +1622,7 @@
               <w:rPr>
                 <w:noProof/>
               </w:rPr>
-              <w:t>19</w:t>
+              <w:t>22</w:t>
             </w:r>
             <w:r>
               <w:rPr>
@@ -1581,13 +1646,13 @@
               <w14:ligatures w14:val="standardContextual"/>
             </w:rPr>
           </w:pPr>
-          <w:hyperlink w:anchor="_Toc243985867" w:history="1">
+          <w:hyperlink w:anchor="_Toc244004202" w:history="1">
             <w:r>
               <w:rPr>
                 <w:rStyle w:val="Hipervnculo"/>
                 <w:noProof/>
               </w:rPr>
-              <w:t>8.7 EXTRA: Mobile app design (Android and iOS)</w:t>
+              <w:t>8.7 EXTRA: Security and quality ahead of schedule</w:t>
             </w:r>
             <w:r>
               <w:rPr>
@@ -1605,7 +1670,7 @@
               <w:rPr>
                 <w:noProof/>
               </w:rPr>
-              <w:instrText xml:space="preserve"> PAGEREF _Toc243985867 \h </w:instrText>
+              <w:instrText xml:space="preserve"> PAGEREF _Toc244004202 \h </w:instrText>
             </w:r>
             <w:r>
               <w:rPr>
@@ -1622,7 +1687,72 @@
               <w:rPr>
                 <w:noProof/>
               </w:rPr>
-              <w:t>20</w:t>
+              <w:t>23</w:t>
+            </w:r>
+            <w:r>
+              <w:rPr>
+                <w:noProof/>
+              </w:rPr>
+              <w:fldChar w:fldCharType="end"/>
+            </w:r>
+          </w:hyperlink>
+        </w:p>
+        <w:p>
+          <w:pPr>
+            <w:pStyle w:val="TDC2"/>
+            <w:tabs>
+              <w:tab w:val="right" w:leader="dot" w:pos="9060"/>
+            </w:tabs>
+            <w:rPr>
+              <w:rFonts w:asciiTheme="minorHAnsi" w:eastAsiaTheme="minorEastAsia" w:hAnsiTheme="minorHAnsi" w:cstheme="minorBidi"/>
+              <w:noProof/>
+              <w:kern w:val="2"/>
+              <w:lang w:val="es-PE"/>
+              <w14:ligatures w14:val="standardContextual"/>
+            </w:rPr>
+          </w:pPr>
+          <w:hyperlink w:anchor="_Toc244004203" w:history="1">
+            <w:r>
+              <w:rPr>
+                <w:rStyle w:val="Hipervnculo"/>
+                <w:noProof/>
+              </w:rPr>
+              <w:t>8.8 EXTRA: Mobile app design (Android and iOS)</w:t>
+            </w:r>
+            <w:r>
+              <w:rPr>
+                <w:noProof/>
+              </w:rPr>
+              <w:tab/>
+            </w:r>
+            <w:r>
+              <w:rPr>
+                <w:noProof/>
+              </w:rPr>
+              <w:fldChar w:fldCharType="begin"/>
+            </w:r>
+            <w:r>
+              <w:rPr>
+                <w:noProof/>
+              </w:rPr>
+              <w:instrText xml:space="preserve"> PAGEREF _Toc244004203 \h </w:instrText>
+            </w:r>
+            <w:r>
+              <w:rPr>
+                <w:noProof/>
+              </w:rPr>
+            </w:r>
+            <w:r>
+              <w:rPr>
+                <w:noProof/>
+              </w:rPr>
+              <w:fldChar w:fldCharType="separate"/>
+            </w:r>
+            <w:r>
+              <w:rPr>
+                <w:noProof/>
+              </w:rPr>
+              <w:t>24</w:t>
             </w:r>
             <w:r>
               <w:rPr>
@@ -1646,7 +1776,7 @@
               <w14:ligatures w14:val="standardContextual"/>
             </w:rPr>
           </w:pPr>
-          <w:hyperlink w:anchor="_Toc243985868" w:history="1">
+          <w:hyperlink w:anchor="_Toc244004204" w:history="1">
             <w:r>
               <w:rPr>
                 <w:rStyle w:val="Hipervnculo"/>
@@ -1670,7 +1800,7 @@
               <w:rPr>
                 <w:noProof/>
               </w:rPr>
-              <w:instrText xml:space="preserve"> PAGEREF _Toc243985868 \h </w:instrText>
+              <w:instrText xml:space="preserve"> PAGEREF _Toc244004204 \h </w:instrText>
             </w:r>
             <w:r>
               <w:rPr>
@@ -1687,7 +1817,7 @@
               <w:rPr>
                 <w:noProof/>
               </w:rPr>
-              <w:t>24</w:t>
+              <w:t>28</w:t>
             </w:r>
             <w:r>
               <w:rPr>
@@ -1714,7 +1844,7 @@
         <w:pStyle w:val="Ttulo1"/>
         <w:keepNext/>
       </w:pPr>
-      <w:bookmarkStart w:id="0" w:name="_Toc243985847"/>
+      <w:bookmarkStart w:id="0" w:name="_Toc244004181"/>
       <w:r>
         <w:lastRenderedPageBreak/>
         <w:t>1. Scope of the 25% delivery</w:t>
@@ -2144,7 +2274,7 @@
                 <w:sz w:val="20"/>
                 <w:szCs w:val="20"/>
               </w:rPr>
-              <w:t>POST /auth/register (internal registration: only the Administrator creates accounts) and POST /auth/login, each with its own validation and separate /registro and /login screens</w:t>
+              <w:t>Staff: POST /auth/register (Administrator and Developer) and POST /auth/login. Guests: sign-up and sign-in with Google plus their own details (ID number and phone). Each with its own validation and screen: /registro, /login and /completar-registro</w:t>
             </w:r>
           </w:p>
         </w:tc>
@@ -2171,7 +2301,7 @@
                 <w:sz w:val="20"/>
                 <w:szCs w:val="20"/>
               </w:rPr>
-              <w:t>Section 5 (flow, screenshots and automated tests)</w:t>
+              <w:t>Section 5 (flows, screenshots and automated tests)</w:t>
             </w:r>
           </w:p>
         </w:tc>
@@ -2229,7 +2359,7 @@
         <w:pStyle w:val="Ttulo1"/>
         <w:keepNext/>
       </w:pPr>
-      <w:bookmarkStart w:id="1" w:name="_Toc243985848"/>
+      <w:bookmarkStart w:id="1" w:name="_Toc244004182"/>
       <w:r>
         <w:t>2. Project description</w:t>
       </w:r>
@@ -2240,10 +2370,10 @@
         <w:spacing w:after="120" w:line="300" w:lineRule="auto"/>
       </w:pPr>
       <w:r>
-        <w:t>LeGrandHotel is a web-based hotel management system. It covers rooms and room types, bookings and stays (check-in and check-out), parking, guests, staff and inventory. It is an internal system: only the hotel staff use it, with four roles (Administrator, Receptionist, Storekeeper and Developer). There is no public sign-up: the Administrator creates the accounts, and guests never log in; they only exist as records filled in by the front desk. Besides the website, a mobile app for Android and iOS was designed</w:t>
-      </w:r>
-      <w:r>
-        <w:t xml:space="preserve"> that will use the same API (section 8.7).</w:t>
+        <w:t>LeGrandHotel is a web-based hotel management system. It covers rooms and room types, bookings and stays (check-in and check-out), parking, guests, staff and inventory. It has two kinds of account. Hotel staff (Administrator, Receptionist, Storekeeper and Developer) sign in with email and password, and their accounts are created by the Administrator or the Developer. Guests (Client role) create their account with Google, add their ID number and phone, and book online: they see each room type with what it inc</w:t>
+      </w:r>
+      <w:r>
+        <w:t>ludes, how many rooms are free and the total. Besides the website, a mobile app for Android and iOS was designed that will use the same API (section 8.8).</w:t>
       </w:r>
     </w:p>
     <w:p>
@@ -2251,7 +2381,7 @@
         <w:pStyle w:val="Ttulo2"/>
         <w:keepNext/>
       </w:pPr>
-      <w:bookmarkStart w:id="2" w:name="_Toc243985849"/>
+      <w:bookmarkStart w:id="2" w:name="_Toc244004183"/>
       <w:r>
         <w:t>2.1 Technologies</w:t>
       </w:r>
@@ -2699,6 +2829,7 @@
                 <w:sz w:val="20"/>
                 <w:szCs w:val="20"/>
               </w:rPr>
+              <w:lastRenderedPageBreak/>
               <w:t>Repository</w:t>
             </w:r>
           </w:p>
@@ -2737,9 +2868,8 @@
         <w:pStyle w:val="Ttulo1"/>
         <w:keepNext/>
       </w:pPr>
-      <w:bookmarkStart w:id="3" w:name="_Toc243985850"/>
-      <w:r>
-        <w:lastRenderedPageBreak/>
+      <w:bookmarkStart w:id="3" w:name="_Toc244004184"/>
+      <w:r>
         <w:t>3. Architecture and cloud environment</w:t>
       </w:r>
       <w:bookmarkEnd w:id="3"/>
@@ -2763,7 +2893,7 @@
           <w:noProof/>
         </w:rPr>
         <w:drawing>
-          <wp:inline distT="0" distB="0" distL="0" distR="0" wp14:anchorId="0153983B" wp14:editId="7F03BF3C">
+          <wp:inline distT="0" distB="0" distL="0" distR="0" wp14:anchorId="1F4852DD" wp14:editId="349FBA55">
             <wp:extent cx="5762625" cy="4038600"/>
             <wp:effectExtent l="0" t="0" r="0" b="0"/>
             <wp:docPr id="4" name="Imagen 4"/>
@@ -2822,7 +2952,7 @@
         <w:pStyle w:val="Ttulo2"/>
         <w:keepNext/>
       </w:pPr>
-      <w:bookmarkStart w:id="4" w:name="_Toc243985851"/>
+      <w:bookmarkStart w:id="4" w:name="_Toc244004185"/>
       <w:r>
         <w:t>3.1 Environment resources (Terraform)</w:t>
       </w:r>
@@ -3388,6 +3518,7 @@
                 <w:sz w:val="20"/>
                 <w:szCs w:val="20"/>
               </w:rPr>
+              <w:lastRenderedPageBreak/>
               <w:t>Budget</w:t>
             </w:r>
           </w:p>
@@ -3465,7 +3596,6 @@
           <w:sz w:val="21"/>
           <w:szCs w:val="21"/>
         </w:rPr>
-        <w:lastRenderedPageBreak/>
         <w:t xml:space="preserve">Snippet 1. </w:t>
       </w:r>
       <w:r>
@@ -3728,7 +3858,7 @@
         <w:pStyle w:val="Ttulo2"/>
         <w:keepNext/>
       </w:pPr>
-      <w:bookmarkStart w:id="5" w:name="_Toc243985852"/>
+      <w:bookmarkStart w:id="5" w:name="_Toc244004186"/>
       <w:r>
         <w:t>3.2 Estimated cost</w:t>
       </w:r>
@@ -4051,7 +4181,7 @@
         <w:pStyle w:val="Ttulo1"/>
         <w:keepNext/>
       </w:pPr>
-      <w:bookmarkStart w:id="6" w:name="_Toc243985853"/>
+      <w:bookmarkStart w:id="6" w:name="_Toc244004187"/>
       <w:r>
         <w:t>4. Defined endpoints</w:t>
       </w:r>
@@ -4312,7 +4442,7 @@
                 <w:sz w:val="20"/>
                 <w:szCs w:val="20"/>
               </w:rPr>
-              <w:t>POST /auth/register (internal registration)</w:t>
+              <w:t>POST /auth/register (staff registration)</w:t>
             </w:r>
           </w:p>
         </w:tc>
@@ -4339,7 +4469,7 @@
                 <w:sz w:val="20"/>
                 <w:szCs w:val="20"/>
               </w:rPr>
-              <w:t>Admin only (3/min)</w:t>
+              <w:t>Admin and Developer (3/min)</w:t>
             </w:r>
           </w:p>
         </w:tc>
@@ -4451,6 +4581,7 @@
                 <w:sz w:val="20"/>
                 <w:szCs w:val="20"/>
               </w:rPr>
+              <w:lastRenderedPageBreak/>
               <w:t>Authentication</w:t>
             </w:r>
           </w:p>
@@ -4588,7 +4719,7 @@
                 <w:sz w:val="20"/>
                 <w:szCs w:val="20"/>
               </w:rPr>
-              <w:t>Public</w:t>
+              <w:t>Public (guests only)</w:t>
             </w:r>
           </w:p>
         </w:tc>
@@ -4617,7 +4748,7 @@
                 <w:sz w:val="20"/>
                 <w:szCs w:val="20"/>
               </w:rPr>
-              <w:t>Room types</w:t>
+              <w:t>Guest portal</w:t>
             </w:r>
           </w:p>
         </w:tc>
@@ -4644,7 +4775,7 @@
                 <w:sz w:val="20"/>
                 <w:szCs w:val="20"/>
               </w:rPr>
-              <w:t>GET, POST /room-types · GET, PUT, DELETE /room-types/{id}</w:t>
+              <w:t>PUT /portal/profile · GET /portal/room-types · GET, POST /portal/reservations · POST /portal/reservations/{id}/cancel</w:t>
             </w:r>
           </w:p>
         </w:tc>
@@ -4671,7 +4802,7 @@
                 <w:sz w:val="20"/>
                 <w:szCs w:val="20"/>
               </w:rPr>
-              <w:t>Admin (write), Front desk (read)</w:t>
+              <w:t>Client</w:t>
             </w:r>
           </w:p>
         </w:tc>
@@ -4700,7 +4831,89 @@
                 <w:sz w:val="20"/>
                 <w:szCs w:val="20"/>
               </w:rPr>
-              <w:lastRenderedPageBreak/>
+              <w:t>Room types</w:t>
+            </w:r>
+          </w:p>
+        </w:tc>
+        <w:tc>
+          <w:tcPr>
+            <w:tcW w:w="4913" w:type="dxa"/>
+            <w:tcBorders>
+              <w:top w:val="single" w:sz="4" w:space="0" w:color="000000"/>
+              <w:left w:val="single" w:sz="4" w:space="0" w:color="000000"/>
+              <w:bottom w:val="single" w:sz="4" w:space="0" w:color="000000"/>
+              <w:right w:val="single" w:sz="4" w:space="0" w:color="000000"/>
+            </w:tcBorders>
+            <w:tcMar>
+              <w:top w:w="60" w:type="dxa"/>
+              <w:left w:w="90" w:type="dxa"/>
+              <w:bottom w:w="60" w:type="dxa"/>
+              <w:right w:w="90" w:type="dxa"/>
+            </w:tcMar>
+            <w:vAlign w:val="center"/>
+          </w:tcPr>
+          <w:p>
+            <w:r>
+              <w:rPr>
+                <w:sz w:val="20"/>
+                <w:szCs w:val="20"/>
+              </w:rPr>
+              <w:t>GET, POST /room-types · GET, PUT, DELETE /room-types/{id}</w:t>
+            </w:r>
+          </w:p>
+        </w:tc>
+        <w:tc>
+          <w:tcPr>
+            <w:tcW w:w="2268" w:type="dxa"/>
+            <w:tcBorders>
+              <w:top w:val="single" w:sz="4" w:space="0" w:color="000000"/>
+              <w:left w:val="single" w:sz="4" w:space="0" w:color="000000"/>
+              <w:bottom w:val="single" w:sz="4" w:space="0" w:color="000000"/>
+              <w:right w:val="single" w:sz="4" w:space="0" w:color="000000"/>
+            </w:tcBorders>
+            <w:tcMar>
+              <w:top w:w="60" w:type="dxa"/>
+              <w:left w:w="90" w:type="dxa"/>
+              <w:bottom w:w="60" w:type="dxa"/>
+              <w:right w:w="90" w:type="dxa"/>
+            </w:tcMar>
+            <w:vAlign w:val="center"/>
+          </w:tcPr>
+          <w:p>
+            <w:r>
+              <w:rPr>
+                <w:sz w:val="20"/>
+                <w:szCs w:val="20"/>
+              </w:rPr>
+              <w:t>Admin (write), Front desk (read)</w:t>
+            </w:r>
+          </w:p>
+        </w:tc>
+      </w:tr>
+      <w:tr>
+        <w:tc>
+          <w:tcPr>
+            <w:tcW w:w="1890" w:type="dxa"/>
+            <w:tcBorders>
+              <w:top w:val="single" w:sz="4" w:space="0" w:color="000000"/>
+              <w:left w:val="single" w:sz="4" w:space="0" w:color="000000"/>
+              <w:bottom w:val="single" w:sz="4" w:space="0" w:color="000000"/>
+              <w:right w:val="single" w:sz="4" w:space="0" w:color="000000"/>
+            </w:tcBorders>
+            <w:tcMar>
+              <w:top w:w="60" w:type="dxa"/>
+              <w:left w:w="90" w:type="dxa"/>
+              <w:bottom w:w="60" w:type="dxa"/>
+              <w:right w:w="90" w:type="dxa"/>
+            </w:tcMar>
+            <w:vAlign w:val="center"/>
+          </w:tcPr>
+          <w:p>
+            <w:r>
+              <w:rPr>
+                <w:sz w:val="20"/>
+                <w:szCs w:val="20"/>
+              </w:rPr>
               <w:t>Rooms</w:t>
             </w:r>
           </w:p>
@@ -5518,7 +5731,7 @@
                 <w:sz w:val="17"/>
                 <w:szCs w:val="17"/>
               </w:rPr>
-              <w:t>// Public: only login (there is no public sign-up).</w:t>
+              <w:t>// Public: staff login and guest sign-in with Google.</w:t>
             </w:r>
           </w:p>
           <w:p>
@@ -5578,7 +5791,7 @@
                 <w:sz w:val="17"/>
                 <w:szCs w:val="17"/>
               </w:rPr>
-              <w:t xml:space="preserve">    // Internal registration: only the Administrator creates accounts.</w:t>
+              <w:t xml:space="preserve">    // Staff registration: Administrator and Developer.</w:t>
             </w:r>
           </w:p>
           <w:p>
@@ -5598,7 +5811,7 @@
                 <w:sz w:val="17"/>
                 <w:szCs w:val="17"/>
               </w:rPr>
-              <w:t xml:space="preserve">        -&gt;middleware(['role:admin', 'throttle:register']);</w:t>
+              <w:t xml:space="preserve">        -&gt;middleware(['role:admin,developer', 'throttle:register']);</w:t>
             </w:r>
           </w:p>
           <w:p>
@@ -5639,6 +5852,16 @@
                 <w:szCs w:val="17"/>
               </w:rPr>
               <w:t xml:space="preserve">    });</w:t>
+            </w:r>
+          </w:p>
+          <w:p>
+            <w:r>
+              <w:rPr>
+                <w:rFonts w:ascii="Consolas" w:eastAsia="Consolas" w:hAnsi="Consolas" w:cs="Consolas"/>
+                <w:sz w:val="17"/>
+                <w:szCs w:val="17"/>
+              </w:rPr>
+              <w:t xml:space="preserve">    Route::middleware('role:client')-&gt;prefix('portal')-&gt;group(/* … */); // guest portal</w:t>
             </w:r>
           </w:p>
           <w:p>
@@ -5666,7 +5889,10 @@
         <w:t xml:space="preserve">Why it was used: </w:t>
       </w:r>
       <w:r>
-        <w:t>all routes are declared in one file, grouped by who can use them. The only public route is login, with its own attempt limit. Registration sits inside the protected group and also requires the Administrator role, so nobody from outside can create an account. Everything else requires a Sanctum token and, where needed, a role. Laravel adds the /api/v1 prefix, so a future API version can live alongside this one without breaking the frontend.</w:t>
+        <w:t>all routes are declared in one file, grouped by who can use them. The public routes are staff login, with its own attempt limit, and the Google sign-in. Staff registration sits inside the protected group and requires the Administrator or Developer role; guests can only create their own client account with Google and use the /portal group. Everything else requires a Sanctum token and, where needed, a role. Laravel adds the /api/v1 prefix, so a future API version can live alongside this one without breaking t</w:t>
+      </w:r>
+      <w:r>
+        <w:t>he frontend.</w:t>
       </w:r>
     </w:p>
     <w:p>
@@ -5674,8 +5900,9 @@
         <w:pStyle w:val="Ttulo2"/>
         <w:keepNext/>
       </w:pPr>
-      <w:bookmarkStart w:id="7" w:name="_Toc243985854"/>
-      <w:r>
+      <w:bookmarkStart w:id="7" w:name="_Toc244004188"/>
+      <w:r>
+        <w:lastRenderedPageBreak/>
         <w:t>4.1 Single response format</w:t>
       </w:r>
       <w:bookmarkEnd w:id="7"/>
@@ -5723,7 +5950,6 @@
           <w:sz w:val="21"/>
           <w:szCs w:val="21"/>
         </w:rPr>
-        <w:lastRenderedPageBreak/>
         <w:t xml:space="preserve">Snippet 3. </w:t>
       </w:r>
       <w:r>
@@ -5946,7 +6172,7 @@
         <w:pStyle w:val="Ttulo2"/>
         <w:keepNext/>
       </w:pPr>
-      <w:bookmarkStart w:id="8" w:name="_Toc243985855"/>
+      <w:bookmarkStart w:id="8" w:name="_Toc244004189"/>
       <w:r>
         <w:t>4.2 HTTP status codes</w:t>
       </w:r>
@@ -6705,7 +6931,11 @@
         <w:t xml:space="preserve">Why it was used: </w:t>
       </w:r>
       <w:r>
-        <w:t>it is the central point that maps any error to an HTTP code and to the single format. This way no error comes out as an HTML page or shows server stack traces; 500 responses include an incident code that is also written to the log, so the exact error can be found without showing internal details to the user.</w:t>
+        <w:t xml:space="preserve">it is the central point that maps any error to an HTTP code and to the single format. This way no error comes out as an HTML page or shows server stack traces; 500 </w:t>
+      </w:r>
+      <w:r>
+        <w:lastRenderedPageBreak/>
+        <w:t>responses include an incident code that is also written to the log, so the exact error can be found without showing internal details to the user.</w:t>
       </w:r>
     </w:p>
     <w:p>
@@ -6713,9 +6943,8 @@
         <w:pStyle w:val="Ttulo1"/>
         <w:keepNext/>
       </w:pPr>
-      <w:bookmarkStart w:id="9" w:name="_Toc243985856"/>
-      <w:r>
-        <w:lastRenderedPageBreak/>
+      <w:bookmarkStart w:id="9" w:name="_Toc244004190"/>
+      <w:r>
         <w:t>5. Separate registration and login</w:t>
       </w:r>
       <w:bookmarkEnd w:id="9"/>
@@ -6725,12 +6954,12 @@
         <w:spacing w:after="120" w:line="300" w:lineRule="auto"/>
       </w:pPr>
       <w:r>
-        <w:t>LeGrandHotel is an internal hotel system, so registration is not public: the Administrator does it from their panel to add a staff member. Registration and login are two endpoints, two validations (FormRequest) and two different screens:</w:t>
+        <w:t>There are two kinds of account and each one has its own way in. Staff do not sign themselves up: their account is created by the Administrator or the Developer, and they sign in with email and password. Guests (Client role) create their account with Google and, the first time, add their ID number and phone. Registration and login are separate endpoints, validations (FormRequest) and screens:</w:t>
       </w:r>
     </w:p>
     <w:tbl>
       <w:tblPr>
-        <w:tblW w:w="9070" w:type="dxa"/>
+        <w:tblW w:w="9071" w:type="dxa"/>
         <w:tblBorders>
           <w:top w:val="single" w:sz="4" w:space="0" w:color="auto"/>
           <w:left w:val="single" w:sz="4" w:space="0" w:color="auto"/>
@@ -6742,9 +6971,10 @@
         <w:tblLook w:val="04A0" w:firstRow="1" w:lastRow="0" w:firstColumn="1" w:lastColumn="0" w:noHBand="0" w:noVBand="1"/>
       </w:tblPr>
       <w:tblGrid>
-        <w:gridCol w:w="1512"/>
-        <w:gridCol w:w="3779"/>
-        <w:gridCol w:w="3779"/>
+        <w:gridCol w:w="1254"/>
+        <w:gridCol w:w="2655"/>
+        <w:gridCol w:w="2360"/>
+        <w:gridCol w:w="2802"/>
       </w:tblGrid>
       <w:tr>
         <w:trPr>
@@ -6752,7 +6982,7 @@
         </w:trPr>
         <w:tc>
           <w:tcPr>
-            <w:tcW w:w="1512" w:type="dxa"/>
+            <w:tcW w:w="1254" w:type="dxa"/>
             <w:tcBorders>
               <w:top w:val="single" w:sz="4" w:space="0" w:color="000000"/>
               <w:left w:val="single" w:sz="4" w:space="0" w:color="000000"/>
@@ -6772,7 +7002,7 @@
         </w:tc>
         <w:tc>
           <w:tcPr>
-            <w:tcW w:w="3779" w:type="dxa"/>
+            <w:tcW w:w="2655" w:type="dxa"/>
             <w:tcBorders>
               <w:top w:val="single" w:sz="4" w:space="0" w:color="000000"/>
               <w:left w:val="single" w:sz="4" w:space="0" w:color="000000"/>
@@ -6796,13 +7026,13 @@
                 <w:sz w:val="20"/>
                 <w:szCs w:val="20"/>
               </w:rPr>
-              <w:t>Registration</w:t>
-            </w:r>
-          </w:p>
-        </w:tc>
-        <w:tc>
-          <w:tcPr>
-            <w:tcW w:w="3779" w:type="dxa"/>
+              <w:t>Staff registration</w:t>
+            </w:r>
+          </w:p>
+        </w:tc>
+        <w:tc>
+          <w:tcPr>
+            <w:tcW w:w="2360" w:type="dxa"/>
             <w:tcBorders>
               <w:top w:val="single" w:sz="4" w:space="0" w:color="000000"/>
               <w:left w:val="single" w:sz="4" w:space="0" w:color="000000"/>
@@ -6826,7 +7056,37 @@
                 <w:sz w:val="20"/>
                 <w:szCs w:val="20"/>
               </w:rPr>
-              <w:t>Login</w:t>
+              <w:t>Staff login</w:t>
+            </w:r>
+          </w:p>
+        </w:tc>
+        <w:tc>
+          <w:tcPr>
+            <w:tcW w:w="2802" w:type="dxa"/>
+            <w:tcBorders>
+              <w:top w:val="single" w:sz="4" w:space="0" w:color="000000"/>
+              <w:left w:val="single" w:sz="4" w:space="0" w:color="000000"/>
+              <w:bottom w:val="single" w:sz="4" w:space="0" w:color="000000"/>
+              <w:right w:val="single" w:sz="4" w:space="0" w:color="000000"/>
+            </w:tcBorders>
+            <w:shd w:val="clear" w:color="auto" w:fill="D9D9D9"/>
+            <w:tcMar>
+              <w:top w:w="60" w:type="dxa"/>
+              <w:left w:w="90" w:type="dxa"/>
+              <w:bottom w:w="60" w:type="dxa"/>
+              <w:right w:w="90" w:type="dxa"/>
+            </w:tcMar>
+            <w:vAlign w:val="center"/>
+          </w:tcPr>
+          <w:p>
+            <w:r>
+              <w:rPr>
+                <w:b/>
+                <w:bCs/>
+                <w:sz w:val="20"/>
+                <w:szCs w:val="20"/>
+              </w:rPr>
+              <w:t>Guest with Google</w:t>
             </w:r>
           </w:p>
         </w:tc>
@@ -6834,7 +7094,7 @@
       <w:tr>
         <w:tc>
           <w:tcPr>
-            <w:tcW w:w="1512" w:type="dxa"/>
+            <w:tcW w:w="1254" w:type="dxa"/>
             <w:tcBorders>
               <w:top w:val="single" w:sz="4" w:space="0" w:color="000000"/>
               <w:left w:val="single" w:sz="4" w:space="0" w:color="000000"/>
@@ -6861,55 +7121,82 @@
         </w:tc>
         <w:tc>
           <w:tcPr>
-            <w:tcW w:w="3779" w:type="dxa"/>
-            <w:tcBorders>
-              <w:top w:val="single" w:sz="4" w:space="0" w:color="000000"/>
-              <w:left w:val="single" w:sz="4" w:space="0" w:color="000000"/>
-              <w:bottom w:val="single" w:sz="4" w:space="0" w:color="000000"/>
-              <w:right w:val="single" w:sz="4" w:space="0" w:color="000000"/>
-            </w:tcBorders>
-            <w:tcMar>
-              <w:top w:w="60" w:type="dxa"/>
-              <w:left w:w="90" w:type="dxa"/>
-              <w:bottom w:w="60" w:type="dxa"/>
-              <w:right w:w="90" w:type="dxa"/>
-            </w:tcMar>
-            <w:vAlign w:val="center"/>
-          </w:tcPr>
-          <w:p>
-            <w:r>
-              <w:rPr>
-                <w:sz w:val="20"/>
-                <w:szCs w:val="20"/>
-              </w:rPr>
-              <w:t>POST /api/v1/auth/register</w:t>
-            </w:r>
-          </w:p>
-        </w:tc>
-        <w:tc>
-          <w:tcPr>
-            <w:tcW w:w="3779" w:type="dxa"/>
-            <w:tcBorders>
-              <w:top w:val="single" w:sz="4" w:space="0" w:color="000000"/>
-              <w:left w:val="single" w:sz="4" w:space="0" w:color="000000"/>
-              <w:bottom w:val="single" w:sz="4" w:space="0" w:color="000000"/>
-              <w:right w:val="single" w:sz="4" w:space="0" w:color="000000"/>
-            </w:tcBorders>
-            <w:tcMar>
-              <w:top w:w="60" w:type="dxa"/>
-              <w:left w:w="90" w:type="dxa"/>
-              <w:bottom w:w="60" w:type="dxa"/>
-              <w:right w:w="90" w:type="dxa"/>
-            </w:tcMar>
-            <w:vAlign w:val="center"/>
-          </w:tcPr>
-          <w:p>
-            <w:r>
-              <w:rPr>
-                <w:sz w:val="20"/>
-                <w:szCs w:val="20"/>
-              </w:rPr>
-              <w:t>POST /api/v1/auth/login</w:t>
+            <w:tcW w:w="2655" w:type="dxa"/>
+            <w:tcBorders>
+              <w:top w:val="single" w:sz="4" w:space="0" w:color="000000"/>
+              <w:left w:val="single" w:sz="4" w:space="0" w:color="000000"/>
+              <w:bottom w:val="single" w:sz="4" w:space="0" w:color="000000"/>
+              <w:right w:val="single" w:sz="4" w:space="0" w:color="000000"/>
+            </w:tcBorders>
+            <w:tcMar>
+              <w:top w:w="60" w:type="dxa"/>
+              <w:left w:w="90" w:type="dxa"/>
+              <w:bottom w:w="60" w:type="dxa"/>
+              <w:right w:w="90" w:type="dxa"/>
+            </w:tcMar>
+            <w:vAlign w:val="center"/>
+          </w:tcPr>
+          <w:p>
+            <w:r>
+              <w:rPr>
+                <w:sz w:val="20"/>
+                <w:szCs w:val="20"/>
+              </w:rPr>
+              <w:t>POST /auth/register</w:t>
+            </w:r>
+          </w:p>
+        </w:tc>
+        <w:tc>
+          <w:tcPr>
+            <w:tcW w:w="2360" w:type="dxa"/>
+            <w:tcBorders>
+              <w:top w:val="single" w:sz="4" w:space="0" w:color="000000"/>
+              <w:left w:val="single" w:sz="4" w:space="0" w:color="000000"/>
+              <w:bottom w:val="single" w:sz="4" w:space="0" w:color="000000"/>
+              <w:right w:val="single" w:sz="4" w:space="0" w:color="000000"/>
+            </w:tcBorders>
+            <w:tcMar>
+              <w:top w:w="60" w:type="dxa"/>
+              <w:left w:w="90" w:type="dxa"/>
+              <w:bottom w:w="60" w:type="dxa"/>
+              <w:right w:w="90" w:type="dxa"/>
+            </w:tcMar>
+            <w:vAlign w:val="center"/>
+          </w:tcPr>
+          <w:p>
+            <w:r>
+              <w:rPr>
+                <w:sz w:val="20"/>
+                <w:szCs w:val="20"/>
+              </w:rPr>
+              <w:t>POST /auth/login</w:t>
+            </w:r>
+          </w:p>
+        </w:tc>
+        <w:tc>
+          <w:tcPr>
+            <w:tcW w:w="2802" w:type="dxa"/>
+            <w:tcBorders>
+              <w:top w:val="single" w:sz="4" w:space="0" w:color="000000"/>
+              <w:left w:val="single" w:sz="4" w:space="0" w:color="000000"/>
+              <w:bottom w:val="single" w:sz="4" w:space="0" w:color="000000"/>
+              <w:right w:val="single" w:sz="4" w:space="0" w:color="000000"/>
+            </w:tcBorders>
+            <w:tcMar>
+              <w:top w:w="60" w:type="dxa"/>
+              <w:left w:w="90" w:type="dxa"/>
+              <w:bottom w:w="60" w:type="dxa"/>
+              <w:right w:w="90" w:type="dxa"/>
+            </w:tcMar>
+            <w:vAlign w:val="center"/>
+          </w:tcPr>
+          <w:p>
+            <w:r>
+              <w:rPr>
+                <w:sz w:val="20"/>
+                <w:szCs w:val="20"/>
+              </w:rPr>
+              <w:t>GET /auth/google/redirect and /callback; PUT /portal/profile</w:t>
             </w:r>
           </w:p>
         </w:tc>
@@ -6917,7 +7204,7 @@
       <w:tr>
         <w:tc>
           <w:tcPr>
-            <w:tcW w:w="1512" w:type="dxa"/>
+            <w:tcW w:w="1254" w:type="dxa"/>
             <w:tcBorders>
               <w:top w:val="single" w:sz="4" w:space="0" w:color="000000"/>
               <w:left w:val="single" w:sz="4" w:space="0" w:color="000000"/>
@@ -6944,55 +7231,82 @@
         </w:tc>
         <w:tc>
           <w:tcPr>
-            <w:tcW w:w="3779" w:type="dxa"/>
-            <w:tcBorders>
-              <w:top w:val="single" w:sz="4" w:space="0" w:color="000000"/>
-              <w:left w:val="single" w:sz="4" w:space="0" w:color="000000"/>
-              <w:bottom w:val="single" w:sz="4" w:space="0" w:color="000000"/>
-              <w:right w:val="single" w:sz="4" w:space="0" w:color="000000"/>
-            </w:tcBorders>
-            <w:tcMar>
-              <w:top w:w="60" w:type="dxa"/>
-              <w:left w:w="90" w:type="dxa"/>
-              <w:bottom w:w="60" w:type="dxa"/>
-              <w:right w:w="90" w:type="dxa"/>
-            </w:tcMar>
-            <w:vAlign w:val="center"/>
-          </w:tcPr>
-          <w:p>
-            <w:r>
-              <w:rPr>
-                <w:sz w:val="20"/>
-                <w:szCs w:val="20"/>
-              </w:rPr>
-              <w:t>Only the Administrator (signed in)</w:t>
-            </w:r>
-          </w:p>
-        </w:tc>
-        <w:tc>
-          <w:tcPr>
-            <w:tcW w:w="3779" w:type="dxa"/>
-            <w:tcBorders>
-              <w:top w:val="single" w:sz="4" w:space="0" w:color="000000"/>
-              <w:left w:val="single" w:sz="4" w:space="0" w:color="000000"/>
-              <w:bottom w:val="single" w:sz="4" w:space="0" w:color="000000"/>
-              <w:right w:val="single" w:sz="4" w:space="0" w:color="000000"/>
-            </w:tcBorders>
-            <w:tcMar>
-              <w:top w:w="60" w:type="dxa"/>
-              <w:left w:w="90" w:type="dxa"/>
-              <w:bottom w:w="60" w:type="dxa"/>
-              <w:right w:w="90" w:type="dxa"/>
-            </w:tcMar>
-            <w:vAlign w:val="center"/>
-          </w:tcPr>
-          <w:p>
-            <w:r>
-              <w:rPr>
-                <w:sz w:val="20"/>
-                <w:szCs w:val="20"/>
-              </w:rPr>
-              <w:t>Any staff member</w:t>
+            <w:tcW w:w="2655" w:type="dxa"/>
+            <w:tcBorders>
+              <w:top w:val="single" w:sz="4" w:space="0" w:color="000000"/>
+              <w:left w:val="single" w:sz="4" w:space="0" w:color="000000"/>
+              <w:bottom w:val="single" w:sz="4" w:space="0" w:color="000000"/>
+              <w:right w:val="single" w:sz="4" w:space="0" w:color="000000"/>
+            </w:tcBorders>
+            <w:tcMar>
+              <w:top w:w="60" w:type="dxa"/>
+              <w:left w:w="90" w:type="dxa"/>
+              <w:bottom w:w="60" w:type="dxa"/>
+              <w:right w:w="90" w:type="dxa"/>
+            </w:tcMar>
+            <w:vAlign w:val="center"/>
+          </w:tcPr>
+          <w:p>
+            <w:r>
+              <w:rPr>
+                <w:sz w:val="20"/>
+                <w:szCs w:val="20"/>
+              </w:rPr>
+              <w:t>Administrator and Developer (signed in)</w:t>
+            </w:r>
+          </w:p>
+        </w:tc>
+        <w:tc>
+          <w:tcPr>
+            <w:tcW w:w="2360" w:type="dxa"/>
+            <w:tcBorders>
+              <w:top w:val="single" w:sz="4" w:space="0" w:color="000000"/>
+              <w:left w:val="single" w:sz="4" w:space="0" w:color="000000"/>
+              <w:bottom w:val="single" w:sz="4" w:space="0" w:color="000000"/>
+              <w:right w:val="single" w:sz="4" w:space="0" w:color="000000"/>
+            </w:tcBorders>
+            <w:tcMar>
+              <w:top w:w="60" w:type="dxa"/>
+              <w:left w:w="90" w:type="dxa"/>
+              <w:bottom w:w="60" w:type="dxa"/>
+              <w:right w:w="90" w:type="dxa"/>
+            </w:tcMar>
+            <w:vAlign w:val="center"/>
+          </w:tcPr>
+          <w:p>
+            <w:r>
+              <w:rPr>
+                <w:sz w:val="20"/>
+                <w:szCs w:val="20"/>
+              </w:rPr>
+              <w:t>Hotel staff</w:t>
+            </w:r>
+          </w:p>
+        </w:tc>
+        <w:tc>
+          <w:tcPr>
+            <w:tcW w:w="2802" w:type="dxa"/>
+            <w:tcBorders>
+              <w:top w:val="single" w:sz="4" w:space="0" w:color="000000"/>
+              <w:left w:val="single" w:sz="4" w:space="0" w:color="000000"/>
+              <w:bottom w:val="single" w:sz="4" w:space="0" w:color="000000"/>
+              <w:right w:val="single" w:sz="4" w:space="0" w:color="000000"/>
+            </w:tcBorders>
+            <w:tcMar>
+              <w:top w:w="60" w:type="dxa"/>
+              <w:left w:w="90" w:type="dxa"/>
+              <w:bottom w:w="60" w:type="dxa"/>
+              <w:right w:w="90" w:type="dxa"/>
+            </w:tcMar>
+            <w:vAlign w:val="center"/>
+          </w:tcPr>
+          <w:p>
+            <w:r>
+              <w:rPr>
+                <w:sz w:val="20"/>
+                <w:szCs w:val="20"/>
+              </w:rPr>
+              <w:t>Guests</w:t>
             </w:r>
           </w:p>
         </w:tc>
@@ -7000,7 +7314,7 @@
       <w:tr>
         <w:tc>
           <w:tcPr>
-            <w:tcW w:w="1512" w:type="dxa"/>
+            <w:tcW w:w="1254" w:type="dxa"/>
             <w:tcBorders>
               <w:top w:val="single" w:sz="4" w:space="0" w:color="000000"/>
               <w:left w:val="single" w:sz="4" w:space="0" w:color="000000"/>
@@ -7027,55 +7341,82 @@
         </w:tc>
         <w:tc>
           <w:tcPr>
-            <w:tcW w:w="3779" w:type="dxa"/>
-            <w:tcBorders>
-              <w:top w:val="single" w:sz="4" w:space="0" w:color="000000"/>
-              <w:left w:val="single" w:sz="4" w:space="0" w:color="000000"/>
-              <w:bottom w:val="single" w:sz="4" w:space="0" w:color="000000"/>
-              <w:right w:val="single" w:sz="4" w:space="0" w:color="000000"/>
-            </w:tcBorders>
-            <w:tcMar>
-              <w:top w:w="60" w:type="dxa"/>
-              <w:left w:w="90" w:type="dxa"/>
-              <w:bottom w:w="60" w:type="dxa"/>
-              <w:right w:w="90" w:type="dxa"/>
-            </w:tcMar>
-            <w:vAlign w:val="center"/>
-          </w:tcPr>
-          <w:p>
-            <w:r>
-              <w:rPr>
-                <w:sz w:val="20"/>
-                <w:szCs w:val="20"/>
-              </w:rPr>
-              <w:t>/registro, inside the administration panel</w:t>
-            </w:r>
-          </w:p>
-        </w:tc>
-        <w:tc>
-          <w:tcPr>
-            <w:tcW w:w="3779" w:type="dxa"/>
-            <w:tcBorders>
-              <w:top w:val="single" w:sz="4" w:space="0" w:color="000000"/>
-              <w:left w:val="single" w:sz="4" w:space="0" w:color="000000"/>
-              <w:bottom w:val="single" w:sz="4" w:space="0" w:color="000000"/>
-              <w:right w:val="single" w:sz="4" w:space="0" w:color="000000"/>
-            </w:tcBorders>
-            <w:tcMar>
-              <w:top w:w="60" w:type="dxa"/>
-              <w:left w:w="90" w:type="dxa"/>
-              <w:bottom w:w="60" w:type="dxa"/>
-              <w:right w:w="90" w:type="dxa"/>
-            </w:tcMar>
-            <w:vAlign w:val="center"/>
-          </w:tcPr>
-          <w:p>
-            <w:r>
-              <w:rPr>
-                <w:sz w:val="20"/>
-                <w:szCs w:val="20"/>
-              </w:rPr>
-              <w:t>/login, public</w:t>
+            <w:tcW w:w="2655" w:type="dxa"/>
+            <w:tcBorders>
+              <w:top w:val="single" w:sz="4" w:space="0" w:color="000000"/>
+              <w:left w:val="single" w:sz="4" w:space="0" w:color="000000"/>
+              <w:bottom w:val="single" w:sz="4" w:space="0" w:color="000000"/>
+              <w:right w:val="single" w:sz="4" w:space="0" w:color="000000"/>
+            </w:tcBorders>
+            <w:tcMar>
+              <w:top w:w="60" w:type="dxa"/>
+              <w:left w:w="90" w:type="dxa"/>
+              <w:bottom w:w="60" w:type="dxa"/>
+              <w:right w:w="90" w:type="dxa"/>
+            </w:tcMar>
+            <w:vAlign w:val="center"/>
+          </w:tcPr>
+          <w:p>
+            <w:r>
+              <w:rPr>
+                <w:sz w:val="20"/>
+                <w:szCs w:val="20"/>
+              </w:rPr>
+              <w:t>/registro, inside the panel</w:t>
+            </w:r>
+          </w:p>
+        </w:tc>
+        <w:tc>
+          <w:tcPr>
+            <w:tcW w:w="2360" w:type="dxa"/>
+            <w:tcBorders>
+              <w:top w:val="single" w:sz="4" w:space="0" w:color="000000"/>
+              <w:left w:val="single" w:sz="4" w:space="0" w:color="000000"/>
+              <w:bottom w:val="single" w:sz="4" w:space="0" w:color="000000"/>
+              <w:right w:val="single" w:sz="4" w:space="0" w:color="000000"/>
+            </w:tcBorders>
+            <w:tcMar>
+              <w:top w:w="60" w:type="dxa"/>
+              <w:left w:w="90" w:type="dxa"/>
+              <w:bottom w:w="60" w:type="dxa"/>
+              <w:right w:w="90" w:type="dxa"/>
+            </w:tcMar>
+            <w:vAlign w:val="center"/>
+          </w:tcPr>
+          <w:p>
+            <w:r>
+              <w:rPr>
+                <w:sz w:val="20"/>
+                <w:szCs w:val="20"/>
+              </w:rPr>
+              <w:t>/login</w:t>
+            </w:r>
+          </w:p>
+        </w:tc>
+        <w:tc>
+          <w:tcPr>
+            <w:tcW w:w="2802" w:type="dxa"/>
+            <w:tcBorders>
+              <w:top w:val="single" w:sz="4" w:space="0" w:color="000000"/>
+              <w:left w:val="single" w:sz="4" w:space="0" w:color="000000"/>
+              <w:bottom w:val="single" w:sz="4" w:space="0" w:color="000000"/>
+              <w:right w:val="single" w:sz="4" w:space="0" w:color="000000"/>
+            </w:tcBorders>
+            <w:tcMar>
+              <w:top w:w="60" w:type="dxa"/>
+              <w:left w:w="90" w:type="dxa"/>
+              <w:bottom w:w="60" w:type="dxa"/>
+              <w:right w:w="90" w:type="dxa"/>
+            </w:tcMar>
+            <w:vAlign w:val="center"/>
+          </w:tcPr>
+          <w:p>
+            <w:r>
+              <w:rPr>
+                <w:sz w:val="20"/>
+                <w:szCs w:val="20"/>
+              </w:rPr>
+              <w:t>/login (Google button) and /completar-registro</w:t>
             </w:r>
           </w:p>
         </w:tc>
@@ -7083,7 +7424,7 @@
       <w:tr>
         <w:tc>
           <w:tcPr>
-            <w:tcW w:w="1512" w:type="dxa"/>
+            <w:tcW w:w="1254" w:type="dxa"/>
             <w:tcBorders>
               <w:top w:val="single" w:sz="4" w:space="0" w:color="000000"/>
               <w:left w:val="single" w:sz="4" w:space="0" w:color="000000"/>
@@ -7110,34 +7451,34 @@
         </w:tc>
         <w:tc>
           <w:tcPr>
-            <w:tcW w:w="3779" w:type="dxa"/>
-            <w:tcBorders>
-              <w:top w:val="single" w:sz="4" w:space="0" w:color="000000"/>
-              <w:left w:val="single" w:sz="4" w:space="0" w:color="000000"/>
-              <w:bottom w:val="single" w:sz="4" w:space="0" w:color="000000"/>
-              <w:right w:val="single" w:sz="4" w:space="0" w:color="000000"/>
-            </w:tcBorders>
-            <w:tcMar>
-              <w:top w:w="60" w:type="dxa"/>
-              <w:left w:w="90" w:type="dxa"/>
-              <w:bottom w:w="60" w:type="dxa"/>
-              <w:right w:w="90" w:type="dxa"/>
-            </w:tcMar>
-            <w:vAlign w:val="center"/>
-          </w:tcPr>
-          <w:p>
-            <w:r>
-              <w:rPr>
-                <w:sz w:val="20"/>
-                <w:szCs w:val="20"/>
-              </w:rPr>
-              <w:t>Name, email, password (twice) and role: Receptionist, Storekeeper, Developer or Administrator</w:t>
-            </w:r>
-          </w:p>
-        </w:tc>
-        <w:tc>
-          <w:tcPr>
-            <w:tcW w:w="3779" w:type="dxa"/>
+            <w:tcW w:w="2655" w:type="dxa"/>
+            <w:tcBorders>
+              <w:top w:val="single" w:sz="4" w:space="0" w:color="000000"/>
+              <w:left w:val="single" w:sz="4" w:space="0" w:color="000000"/>
+              <w:bottom w:val="single" w:sz="4" w:space="0" w:color="000000"/>
+              <w:right w:val="single" w:sz="4" w:space="0" w:color="000000"/>
+            </w:tcBorders>
+            <w:tcMar>
+              <w:top w:w="60" w:type="dxa"/>
+              <w:left w:w="90" w:type="dxa"/>
+              <w:bottom w:w="60" w:type="dxa"/>
+              <w:right w:w="90" w:type="dxa"/>
+            </w:tcMar>
+            <w:vAlign w:val="center"/>
+          </w:tcPr>
+          <w:p>
+            <w:r>
+              <w:rPr>
+                <w:sz w:val="20"/>
+                <w:szCs w:val="20"/>
+              </w:rPr>
+              <w:t>Name, email, password (twice) and role</w:t>
+            </w:r>
+          </w:p>
+        </w:tc>
+        <w:tc>
+          <w:tcPr>
+            <w:tcW w:w="2360" w:type="dxa"/>
             <w:tcBorders>
               <w:top w:val="single" w:sz="4" w:space="0" w:color="000000"/>
               <w:left w:val="single" w:sz="4" w:space="0" w:color="000000"/>
@@ -7159,6 +7500,33 @@
                 <w:szCs w:val="20"/>
               </w:rPr>
               <w:t>Email and password</w:t>
+            </w:r>
+          </w:p>
+        </w:tc>
+        <w:tc>
+          <w:tcPr>
+            <w:tcW w:w="2802" w:type="dxa"/>
+            <w:tcBorders>
+              <w:top w:val="single" w:sz="4" w:space="0" w:color="000000"/>
+              <w:left w:val="single" w:sz="4" w:space="0" w:color="000000"/>
+              <w:bottom w:val="single" w:sz="4" w:space="0" w:color="000000"/>
+              <w:right w:val="single" w:sz="4" w:space="0" w:color="000000"/>
+            </w:tcBorders>
+            <w:tcMar>
+              <w:top w:w="60" w:type="dxa"/>
+              <w:left w:w="90" w:type="dxa"/>
+              <w:bottom w:w="60" w:type="dxa"/>
+              <w:right w:w="90" w:type="dxa"/>
+            </w:tcMar>
+            <w:vAlign w:val="center"/>
+          </w:tcPr>
+          <w:p>
+            <w:r>
+              <w:rPr>
+                <w:sz w:val="20"/>
+                <w:szCs w:val="20"/>
+              </w:rPr>
+              <w:t>Name and email from Google; ID number and phone</w:t>
             </w:r>
           </w:p>
         </w:tc>
@@ -7166,7 +7534,7 @@
       <w:tr>
         <w:tc>
           <w:tcPr>
-            <w:tcW w:w="1512" w:type="dxa"/>
+            <w:tcW w:w="1254" w:type="dxa"/>
             <w:tcBorders>
               <w:top w:val="single" w:sz="4" w:space="0" w:color="000000"/>
               <w:left w:val="single" w:sz="4" w:space="0" w:color="000000"/>
@@ -7193,55 +7561,82 @@
         </w:tc>
         <w:tc>
           <w:tcPr>
-            <w:tcW w:w="3779" w:type="dxa"/>
-            <w:tcBorders>
-              <w:top w:val="single" w:sz="4" w:space="0" w:color="000000"/>
-              <w:left w:val="single" w:sz="4" w:space="0" w:color="000000"/>
-              <w:bottom w:val="single" w:sz="4" w:space="0" w:color="000000"/>
-              <w:right w:val="single" w:sz="4" w:space="0" w:color="000000"/>
-            </w:tcBorders>
-            <w:tcMar>
-              <w:top w:w="60" w:type="dxa"/>
-              <w:left w:w="90" w:type="dxa"/>
-              <w:bottom w:w="60" w:type="dxa"/>
-              <w:right w:w="90" w:type="dxa"/>
-            </w:tcMar>
-            <w:vAlign w:val="center"/>
-          </w:tcPr>
-          <w:p>
-            <w:r>
-              <w:rPr>
-                <w:sz w:val="20"/>
-                <w:szCs w:val="20"/>
-              </w:rPr>
-              <w:t>Unique email; password ≥ 8 with letters and numbers; internal role</w:t>
-            </w:r>
-          </w:p>
-        </w:tc>
-        <w:tc>
-          <w:tcPr>
-            <w:tcW w:w="3779" w:type="dxa"/>
-            <w:tcBorders>
-              <w:top w:val="single" w:sz="4" w:space="0" w:color="000000"/>
-              <w:left w:val="single" w:sz="4" w:space="0" w:color="000000"/>
-              <w:bottom w:val="single" w:sz="4" w:space="0" w:color="000000"/>
-              <w:right w:val="single" w:sz="4" w:space="0" w:color="000000"/>
-            </w:tcBorders>
-            <w:tcMar>
-              <w:top w:w="60" w:type="dxa"/>
-              <w:left w:w="90" w:type="dxa"/>
-              <w:bottom w:w="60" w:type="dxa"/>
-              <w:right w:w="90" w:type="dxa"/>
-            </w:tcMar>
-            <w:vAlign w:val="center"/>
-          </w:tcPr>
-          <w:p>
-            <w:r>
-              <w:rPr>
-                <w:sz w:val="20"/>
-                <w:szCs w:val="20"/>
-              </w:rPr>
-              <w:t>Credentials checked against the bcrypt hash; the account must have a hotel role</w:t>
+            <w:tcW w:w="2655" w:type="dxa"/>
+            <w:tcBorders>
+              <w:top w:val="single" w:sz="4" w:space="0" w:color="000000"/>
+              <w:left w:val="single" w:sz="4" w:space="0" w:color="000000"/>
+              <w:bottom w:val="single" w:sz="4" w:space="0" w:color="000000"/>
+              <w:right w:val="single" w:sz="4" w:space="0" w:color="000000"/>
+            </w:tcBorders>
+            <w:tcMar>
+              <w:top w:w="60" w:type="dxa"/>
+              <w:left w:w="90" w:type="dxa"/>
+              <w:bottom w:w="60" w:type="dxa"/>
+              <w:right w:w="90" w:type="dxa"/>
+            </w:tcMar>
+            <w:vAlign w:val="center"/>
+          </w:tcPr>
+          <w:p>
+            <w:r>
+              <w:rPr>
+                <w:sz w:val="20"/>
+                <w:szCs w:val="20"/>
+              </w:rPr>
+              <w:t>Unique email; password ≥ 8 with letters and numbers; the Developer cannot create Developers</w:t>
+            </w:r>
+          </w:p>
+        </w:tc>
+        <w:tc>
+          <w:tcPr>
+            <w:tcW w:w="2360" w:type="dxa"/>
+            <w:tcBorders>
+              <w:top w:val="single" w:sz="4" w:space="0" w:color="000000"/>
+              <w:left w:val="single" w:sz="4" w:space="0" w:color="000000"/>
+              <w:bottom w:val="single" w:sz="4" w:space="0" w:color="000000"/>
+              <w:right w:val="single" w:sz="4" w:space="0" w:color="000000"/>
+            </w:tcBorders>
+            <w:tcMar>
+              <w:top w:w="60" w:type="dxa"/>
+              <w:left w:w="90" w:type="dxa"/>
+              <w:bottom w:w="60" w:type="dxa"/>
+              <w:right w:w="90" w:type="dxa"/>
+            </w:tcMar>
+            <w:vAlign w:val="center"/>
+          </w:tcPr>
+          <w:p>
+            <w:r>
+              <w:rPr>
+                <w:sz w:val="20"/>
+                <w:szCs w:val="20"/>
+              </w:rPr>
+              <w:t>bcrypt hash; the account must belong to staff</w:t>
+            </w:r>
+          </w:p>
+        </w:tc>
+        <w:tc>
+          <w:tcPr>
+            <w:tcW w:w="2802" w:type="dxa"/>
+            <w:tcBorders>
+              <w:top w:val="single" w:sz="4" w:space="0" w:color="000000"/>
+              <w:left w:val="single" w:sz="4" w:space="0" w:color="000000"/>
+              <w:bottom w:val="single" w:sz="4" w:space="0" w:color="000000"/>
+              <w:right w:val="single" w:sz="4" w:space="0" w:color="000000"/>
+            </w:tcBorders>
+            <w:tcMar>
+              <w:top w:w="60" w:type="dxa"/>
+              <w:left w:w="90" w:type="dxa"/>
+              <w:bottom w:w="60" w:type="dxa"/>
+              <w:right w:w="90" w:type="dxa"/>
+            </w:tcMar>
+            <w:vAlign w:val="center"/>
+          </w:tcPr>
+          <w:p>
+            <w:r>
+              <w:rPr>
+                <w:sz w:val="20"/>
+                <w:szCs w:val="20"/>
+              </w:rPr>
+              <w:t>8-digit ID number; 9-digit phone starting with 9; an ID number cannot be shared between accounts</w:t>
             </w:r>
           </w:p>
         </w:tc>
@@ -7249,7 +7644,7 @@
       <w:tr>
         <w:tc>
           <w:tcPr>
-            <w:tcW w:w="1512" w:type="dxa"/>
+            <w:tcW w:w="1254" w:type="dxa"/>
             <w:tcBorders>
               <w:top w:val="single" w:sz="4" w:space="0" w:color="000000"/>
               <w:left w:val="single" w:sz="4" w:space="0" w:color="000000"/>
@@ -7276,55 +7671,82 @@
         </w:tc>
         <w:tc>
           <w:tcPr>
-            <w:tcW w:w="3779" w:type="dxa"/>
-            <w:tcBorders>
-              <w:top w:val="single" w:sz="4" w:space="0" w:color="000000"/>
-              <w:left w:val="single" w:sz="4" w:space="0" w:color="000000"/>
-              <w:bottom w:val="single" w:sz="4" w:space="0" w:color="000000"/>
-              <w:right w:val="single" w:sz="4" w:space="0" w:color="000000"/>
-            </w:tcBorders>
-            <w:tcMar>
-              <w:top w:w="60" w:type="dxa"/>
-              <w:left w:w="90" w:type="dxa"/>
-              <w:bottom w:w="60" w:type="dxa"/>
-              <w:right w:w="90" w:type="dxa"/>
-            </w:tcMar>
-            <w:vAlign w:val="center"/>
-          </w:tcPr>
-          <w:p>
-            <w:r>
-              <w:rPr>
-                <w:sz w:val="20"/>
-                <w:szCs w:val="20"/>
-              </w:rPr>
-              <w:t>Creates the account with its role and sends the verification email. It does not sign in on the person's behalf</w:t>
-            </w:r>
-          </w:p>
-        </w:tc>
-        <w:tc>
-          <w:tcPr>
-            <w:tcW w:w="3779" w:type="dxa"/>
-            <w:tcBorders>
-              <w:top w:val="single" w:sz="4" w:space="0" w:color="000000"/>
-              <w:left w:val="single" w:sz="4" w:space="0" w:color="000000"/>
-              <w:bottom w:val="single" w:sz="4" w:space="0" w:color="000000"/>
-              <w:right w:val="single" w:sz="4" w:space="0" w:color="000000"/>
-            </w:tcBorders>
-            <w:tcMar>
-              <w:top w:w="60" w:type="dxa"/>
-              <w:left w:w="90" w:type="dxa"/>
-              <w:bottom w:w="60" w:type="dxa"/>
-              <w:right w:w="90" w:type="dxa"/>
-            </w:tcMar>
-            <w:vAlign w:val="center"/>
-          </w:tcPr>
-          <w:p>
-            <w:r>
-              <w:rPr>
-                <w:sz w:val="20"/>
-                <w:szCs w:val="20"/>
-              </w:rPr>
-              <w:t>Returns a 60-minute Bearer token and the user's roles</w:t>
+            <w:tcW w:w="2655" w:type="dxa"/>
+            <w:tcBorders>
+              <w:top w:val="single" w:sz="4" w:space="0" w:color="000000"/>
+              <w:left w:val="single" w:sz="4" w:space="0" w:color="000000"/>
+              <w:bottom w:val="single" w:sz="4" w:space="0" w:color="000000"/>
+              <w:right w:val="single" w:sz="4" w:space="0" w:color="000000"/>
+            </w:tcBorders>
+            <w:tcMar>
+              <w:top w:w="60" w:type="dxa"/>
+              <w:left w:w="90" w:type="dxa"/>
+              <w:bottom w:w="60" w:type="dxa"/>
+              <w:right w:w="90" w:type="dxa"/>
+            </w:tcMar>
+            <w:vAlign w:val="center"/>
+          </w:tcPr>
+          <w:p>
+            <w:r>
+              <w:rPr>
+                <w:sz w:val="20"/>
+                <w:szCs w:val="20"/>
+              </w:rPr>
+              <w:t>Creates the account and sends the verification email; does not sign in for the person</w:t>
+            </w:r>
+          </w:p>
+        </w:tc>
+        <w:tc>
+          <w:tcPr>
+            <w:tcW w:w="2360" w:type="dxa"/>
+            <w:tcBorders>
+              <w:top w:val="single" w:sz="4" w:space="0" w:color="000000"/>
+              <w:left w:val="single" w:sz="4" w:space="0" w:color="000000"/>
+              <w:bottom w:val="single" w:sz="4" w:space="0" w:color="000000"/>
+              <w:right w:val="single" w:sz="4" w:space="0" w:color="000000"/>
+            </w:tcBorders>
+            <w:tcMar>
+              <w:top w:w="60" w:type="dxa"/>
+              <w:left w:w="90" w:type="dxa"/>
+              <w:bottom w:w="60" w:type="dxa"/>
+              <w:right w:w="90" w:type="dxa"/>
+            </w:tcMar>
+            <w:vAlign w:val="center"/>
+          </w:tcPr>
+          <w:p>
+            <w:r>
+              <w:rPr>
+                <w:sz w:val="20"/>
+                <w:szCs w:val="20"/>
+              </w:rPr>
+              <w:t>60-minute Bearer token and roles</w:t>
+            </w:r>
+          </w:p>
+        </w:tc>
+        <w:tc>
+          <w:tcPr>
+            <w:tcW w:w="2802" w:type="dxa"/>
+            <w:tcBorders>
+              <w:top w:val="single" w:sz="4" w:space="0" w:color="000000"/>
+              <w:left w:val="single" w:sz="4" w:space="0" w:color="000000"/>
+              <w:bottom w:val="single" w:sz="4" w:space="0" w:color="000000"/>
+              <w:right w:val="single" w:sz="4" w:space="0" w:color="000000"/>
+            </w:tcBorders>
+            <w:tcMar>
+              <w:top w:w="60" w:type="dxa"/>
+              <w:left w:w="90" w:type="dxa"/>
+              <w:bottom w:w="60" w:type="dxa"/>
+              <w:right w:w="90" w:type="dxa"/>
+            </w:tcMar>
+            <w:vAlign w:val="center"/>
+          </w:tcPr>
+          <w:p>
+            <w:r>
+              <w:rPr>
+                <w:sz w:val="20"/>
+                <w:szCs w:val="20"/>
+              </w:rPr>
+              <w:t>First time: creates the client account; returns the token and the guest can book</w:t>
             </w:r>
           </w:p>
         </w:tc>
@@ -7332,7 +7754,7 @@
       <w:tr>
         <w:tc>
           <w:tcPr>
-            <w:tcW w:w="1512" w:type="dxa"/>
+            <w:tcW w:w="1254" w:type="dxa"/>
             <w:tcBorders>
               <w:top w:val="single" w:sz="4" w:space="0" w:color="000000"/>
               <w:left w:val="single" w:sz="4" w:space="0" w:color="000000"/>
@@ -7359,55 +7781,82 @@
         </w:tc>
         <w:tc>
           <w:tcPr>
-            <w:tcW w:w="3779" w:type="dxa"/>
-            <w:tcBorders>
-              <w:top w:val="single" w:sz="4" w:space="0" w:color="000000"/>
-              <w:left w:val="single" w:sz="4" w:space="0" w:color="000000"/>
-              <w:bottom w:val="single" w:sz="4" w:space="0" w:color="000000"/>
-              <w:right w:val="single" w:sz="4" w:space="0" w:color="000000"/>
-            </w:tcBorders>
-            <w:tcMar>
-              <w:top w:w="60" w:type="dxa"/>
-              <w:left w:w="90" w:type="dxa"/>
-              <w:bottom w:w="60" w:type="dxa"/>
-              <w:right w:w="90" w:type="dxa"/>
-            </w:tcMar>
-            <w:vAlign w:val="center"/>
-          </w:tcPr>
-          <w:p>
-            <w:r>
-              <w:rPr>
-                <w:sz w:val="20"/>
-                <w:szCs w:val="20"/>
-              </w:rPr>
-              <w:t>401 not signed in; 403 not an Administrator; 422 per field; 429 on the 4th registration per minute</w:t>
-            </w:r>
-          </w:p>
-        </w:tc>
-        <w:tc>
-          <w:tcPr>
-            <w:tcW w:w="3779" w:type="dxa"/>
-            <w:tcBorders>
-              <w:top w:val="single" w:sz="4" w:space="0" w:color="000000"/>
-              <w:left w:val="single" w:sz="4" w:space="0" w:color="000000"/>
-              <w:bottom w:val="single" w:sz="4" w:space="0" w:color="000000"/>
-              <w:right w:val="single" w:sz="4" w:space="0" w:color="000000"/>
-            </w:tcBorders>
-            <w:tcMar>
-              <w:top w:w="60" w:type="dxa"/>
-              <w:left w:w="90" w:type="dxa"/>
-              <w:bottom w:w="60" w:type="dxa"/>
-              <w:right w:w="90" w:type="dxa"/>
-            </w:tcMar>
-            <w:vAlign w:val="center"/>
-          </w:tcPr>
-          <w:p>
-            <w:r>
-              <w:rPr>
-                <w:sz w:val="20"/>
-                <w:szCs w:val="20"/>
-              </w:rPr>
-              <w:t>401 wrong credentials; 403 account without a hotel role; 429 on the 6th attempt per minute</w:t>
+            <w:tcW w:w="2655" w:type="dxa"/>
+            <w:tcBorders>
+              <w:top w:val="single" w:sz="4" w:space="0" w:color="000000"/>
+              <w:left w:val="single" w:sz="4" w:space="0" w:color="000000"/>
+              <w:bottom w:val="single" w:sz="4" w:space="0" w:color="000000"/>
+              <w:right w:val="single" w:sz="4" w:space="0" w:color="000000"/>
+            </w:tcBorders>
+            <w:tcMar>
+              <w:top w:w="60" w:type="dxa"/>
+              <w:left w:w="90" w:type="dxa"/>
+              <w:bottom w:w="60" w:type="dxa"/>
+              <w:right w:w="90" w:type="dxa"/>
+            </w:tcMar>
+            <w:vAlign w:val="center"/>
+          </w:tcPr>
+          <w:p>
+            <w:r>
+              <w:rPr>
+                <w:sz w:val="20"/>
+                <w:szCs w:val="20"/>
+              </w:rPr>
+              <w:t>401 not signed in; 403 wrong role; 422 per field; 429 on the 4th registration per minute</w:t>
+            </w:r>
+          </w:p>
+        </w:tc>
+        <w:tc>
+          <w:tcPr>
+            <w:tcW w:w="2360" w:type="dxa"/>
+            <w:tcBorders>
+              <w:top w:val="single" w:sz="4" w:space="0" w:color="000000"/>
+              <w:left w:val="single" w:sz="4" w:space="0" w:color="000000"/>
+              <w:bottom w:val="single" w:sz="4" w:space="0" w:color="000000"/>
+              <w:right w:val="single" w:sz="4" w:space="0" w:color="000000"/>
+            </w:tcBorders>
+            <w:tcMar>
+              <w:top w:w="60" w:type="dxa"/>
+              <w:left w:w="90" w:type="dxa"/>
+              <w:bottom w:w="60" w:type="dxa"/>
+              <w:right w:w="90" w:type="dxa"/>
+            </w:tcMar>
+            <w:vAlign w:val="center"/>
+          </w:tcPr>
+          <w:p>
+            <w:r>
+              <w:rPr>
+                <w:sz w:val="20"/>
+                <w:szCs w:val="20"/>
+              </w:rPr>
+              <w:t>401 wrong credentials; 403 client account; 429 on the 6th attempt per minute</w:t>
+            </w:r>
+          </w:p>
+        </w:tc>
+        <w:tc>
+          <w:tcPr>
+            <w:tcW w:w="2802" w:type="dxa"/>
+            <w:tcBorders>
+              <w:top w:val="single" w:sz="4" w:space="0" w:color="000000"/>
+              <w:left w:val="single" w:sz="4" w:space="0" w:color="000000"/>
+              <w:bottom w:val="single" w:sz="4" w:space="0" w:color="000000"/>
+              <w:right w:val="single" w:sz="4" w:space="0" w:color="000000"/>
+            </w:tcBorders>
+            <w:tcMar>
+              <w:top w:w="60" w:type="dxa"/>
+              <w:left w:w="90" w:type="dxa"/>
+              <w:bottom w:w="60" w:type="dxa"/>
+              <w:right w:w="90" w:type="dxa"/>
+            </w:tcMar>
+            <w:vAlign w:val="center"/>
+          </w:tcPr>
+          <w:p>
+            <w:r>
+              <w:rPr>
+                <w:sz w:val="20"/>
+                <w:szCs w:val="20"/>
+              </w:rPr>
+              <w:t>Staff cannot use Google; 409 if the ID number belongs to another account; 422 per field</w:t>
             </w:r>
           </w:p>
         </w:tc>
@@ -7423,7 +7872,7 @@
         <w:spacing w:after="120" w:line="300" w:lineRule="auto"/>
       </w:pPr>
       <w:r>
-        <w:t>The password is never stored in plain text: the User model uses the «hashed» cast (bcrypt, 12 rounds). After signing in, each role lands on its own home: Administration, Front desk and Storeroom go to the Dashboard, and the Developer to their diagnostics view. Google sign-in only lets in emails that already belong to staff accounts: it never creates new accounts.</w:t>
+        <w:t>The password is never stored in plain text: the User model uses the «hashed» cast (bcrypt, 12 rounds). After signing in, each role lands on its own home: Administration, Front desk and Storeroom go to the Dashboard, the Developer to their diagnostics view and the Client to «Book». Only guests use Google: if the email belongs to staff it is rejected and the person is asked for their password; guests, in turn, have no password and no access to the internal panel.</w:t>
       </w:r>
     </w:p>
     <w:p>
@@ -7446,7 +7895,7 @@
         </w:rPr>
         <w:lastRenderedPageBreak/>
         <w:drawing>
-          <wp:inline distT="0" distB="0" distL="0" distR="0" wp14:anchorId="4DCC5CA7" wp14:editId="340B61CA">
+          <wp:inline distT="0" distB="0" distL="0" distR="0" wp14:anchorId="6EBC24BF" wp14:editId="42DA935F">
             <wp:extent cx="5400675" cy="3371850"/>
             <wp:effectExtent l="0" t="0" r="0" b="0"/>
             <wp:docPr id="5" name="Imagen 5"/>
@@ -7497,7 +7946,7 @@
           <w:sz w:val="20"/>
           <w:szCs w:val="20"/>
         </w:rPr>
-        <w:t>Figure 2. Sign-in screen (/login).</w:t>
+        <w:t>Figure 2. Sign-in (/login): staff with email and password; guests with Google.</w:t>
       </w:r>
     </w:p>
     <w:p>
@@ -7511,7 +7960,7 @@
           <w:noProof/>
         </w:rPr>
         <w:drawing>
-          <wp:inline distT="0" distB="0" distL="0" distR="0" wp14:anchorId="33B3442C" wp14:editId="7F4B11E4">
+          <wp:inline distT="0" distB="0" distL="0" distR="0" wp14:anchorId="56547136" wp14:editId="00880C52">
             <wp:extent cx="5400675" cy="3371850"/>
             <wp:effectExtent l="0" t="0" r="0" b="0"/>
             <wp:docPr id="6" name="Imagen 6"/>
@@ -7562,7 +8011,7 @@
           <w:sz w:val="20"/>
           <w:szCs w:val="20"/>
         </w:rPr>
-        <w:t>Figure 3. Staff user registration (/registro), Administrator only and separate from login.</w:t>
+        <w:t>Figure 3. Staff registration (/registro), for the Administrator and the Developer, separate from login.</w:t>
       </w:r>
     </w:p>
     <w:p>
@@ -7577,7 +8026,7 @@
         </w:rPr>
         <w:lastRenderedPageBreak/>
         <w:drawing>
-          <wp:inline distT="0" distB="0" distL="0" distR="0" wp14:anchorId="7DFA43B9" wp14:editId="0504FFA1">
+          <wp:inline distT="0" distB="0" distL="0" distR="0" wp14:anchorId="7E4D683F" wp14:editId="7AA53D82">
             <wp:extent cx="5400675" cy="3371850"/>
             <wp:effectExtent l="0" t="0" r="0" b="0"/>
             <wp:docPr id="7" name="Imagen 7"/>
@@ -7769,7 +8218,17 @@
                 <w:sz w:val="17"/>
                 <w:szCs w:val="17"/>
               </w:rPr>
-              <w:t xml:space="preserve">        'role'     =&gt; ['required', Rule::in(Role::INTERNAL)],   // hotel roles only</w:t>
+              <w:t xml:space="preserve">        // Admin: the 4 staff roles; Developer: Front desk, Storeroom and Administration.</w:t>
+            </w:r>
+          </w:p>
+          <w:p>
+            <w:r>
+              <w:rPr>
+                <w:rFonts w:ascii="Consolas" w:eastAsia="Consolas" w:hAnsi="Consolas" w:cs="Consolas"/>
+                <w:sz w:val="17"/>
+                <w:szCs w:val="17"/>
+              </w:rPr>
+              <w:t xml:space="preserve">        'role'     =&gt; ['required', Rule::in(Role::creatableBy($this-&gt;user()))],</w:t>
             </w:r>
           </w:p>
           <w:p>
@@ -7807,7 +8266,7 @@
         <w:t xml:space="preserve">Why it was used: </w:t>
       </w:r>
       <w:r>
-        <w:t>registration has its own validation, different from login. It is validated before reaching the controller: if a field fails, Laravel responds 422 with a message per field and the form shows it next to the field. The Rule::in(Role::INTERNAL) rule only accepts staff roles, so no kind of external account can be created.</w:t>
+        <w:t>registration has its own validation, different from login. It is validated before reaching the controller: if a field fails, Laravel responds 422 with a message per field and the form shows it next to the field. Role::creatableBy() returns the roles the registering user may assign: the Administrator, all four staff roles; the Developer, all except Developer. It never includes the Client role, which is only created through Google.</w:t>
       </w:r>
     </w:p>
     <w:p>
@@ -7919,7 +8378,7 @@
                 <w:sz w:val="17"/>
                 <w:szCs w:val="17"/>
               </w:rPr>
-              <w:t xml:space="preserve">        $user-&gt;assignRole($data['role']);       // staff role chosen by the admin</w:t>
+              <w:t xml:space="preserve">        $user-&gt;assignRole($data['role']);       // role chosen by whoever registers</w:t>
             </w:r>
           </w:p>
           <w:p>
@@ -8049,7 +8508,7 @@
                 <w:sz w:val="17"/>
                 <w:szCs w:val="17"/>
               </w:rPr>
-              <w:t xml:space="preserve">    if (! $user-&gt;hasRole(...Role::INTERNAL)) {   // hotel staff only</w:t>
+              <w:t xml:space="preserve">    if (! $user-&gt;hasRole(...Role::INTERNAL)) {   // only staff sign in with a password</w:t>
             </w:r>
           </w:p>
           <w:p>
@@ -8107,10 +8566,10 @@
         <w:t xml:space="preserve">Why it was used: </w:t>
       </w:r>
       <w:r>
-        <w:t>they are two separate actions with different responsibilities. Registration is run by the Administrator: it creates the account and its role in one transaction (if anything fails, nothing is left half done) and returns no token, because registering someone is not signing in for them. Login compares the password with the bcrypt hash and returns the same message whether the email or the password is wrong, so it does not reveal which emails exist. It also rejects any account without a hotel role. Only login is</w:t>
-      </w:r>
-      <w:r>
-        <w:t>sues a Sanctum Bearer token, which expires after 60 minutes.</w:t>
+        <w:t>they are two separate actions with different responsibilities. Registration is run by the Administrator or the Developer: it creates the account and its role in one transaction (if anything fails, nothing is left half done) and returns no token, because registering someone is not signing in for them. Login compares the password with the bcrypt hash and returns the same message whether the email or the password is wrong, so it does not reveal which emails exist. It also rejects client accounts, which have no</w:t>
+      </w:r>
+      <w:r>
+        <w:t xml:space="preserve"> password and sign in only with Google. Only login issues a Sanctum Bearer token, which expires after 60 minutes.</w:t>
       </w:r>
     </w:p>
     <w:p>
@@ -8431,7 +8890,7 @@
                 <w:sz w:val="17"/>
                 <w:szCs w:val="17"/>
               </w:rPr>
-              <w:t xml:space="preserve">  &lt;Route element={&lt;ProtectedRoute roles={['admin']} /&gt;}&gt;</w:t>
+              <w:t xml:space="preserve">  &lt;Route element={&lt;ProtectedRoute roles={['admin', 'developer']} /&gt;}&gt;</w:t>
             </w:r>
           </w:p>
           <w:p>
@@ -8451,7 +8910,37 @@
                 <w:sz w:val="17"/>
                 <w:szCs w:val="17"/>
               </w:rPr>
-              <w:t xml:space="preserve">    &lt;Route path="/personal" element={&lt;StaffPage /&gt;} /&gt;</w:t>
+              <w:t xml:space="preserve">  &lt;/Route&gt;</w:t>
+            </w:r>
+          </w:p>
+          <w:p>
+            <w:r>
+              <w:rPr>
+                <w:rFonts w:ascii="Consolas" w:eastAsia="Consolas" w:hAnsi="Consolas" w:cs="Consolas"/>
+                <w:sz w:val="17"/>
+                <w:szCs w:val="17"/>
+              </w:rPr>
+              <w:t xml:space="preserve">  &lt;Route element={&lt;ProtectedRoute roles={['client']} /&gt;}&gt;</w:t>
+            </w:r>
+          </w:p>
+          <w:p>
+            <w:r>
+              <w:rPr>
+                <w:rFonts w:ascii="Consolas" w:eastAsia="Consolas" w:hAnsi="Consolas" w:cs="Consolas"/>
+                <w:sz w:val="17"/>
+                <w:szCs w:val="17"/>
+              </w:rPr>
+              <w:t xml:space="preserve">    &lt;Route path="/reservar" element={&lt;BookPage /&gt;} /&gt;</w:t>
+            </w:r>
+          </w:p>
+          <w:p>
+            <w:r>
+              <w:rPr>
+                <w:rFonts w:ascii="Consolas" w:eastAsia="Consolas" w:hAnsi="Consolas" w:cs="Consolas"/>
+                <w:sz w:val="17"/>
+                <w:szCs w:val="17"/>
+              </w:rPr>
+              <w:t xml:space="preserve">    &lt;Route path="/mis-reservas" element={&lt;MyReservationsPage /&gt;} /&gt;</w:t>
             </w:r>
           </w:p>
           <w:p>
@@ -8489,7 +8978,7 @@
         <w:t xml:space="preserve">Why it was used: </w:t>
       </w:r>
       <w:r>
-        <w:t>in the frontend, login and registration are two screens with their own route. Login is the only public screen. Registration sits inside the Administrator's protected routes: without a session it redirects to login, and with another role it shows the 403 screen even if the address is typed by hand. The backend enforces the same rules on every endpoint, so hiding the screen is not the only protection.</w:t>
+        <w:t>in the frontend each way in has its own route. Login is the only public screen. Staff registration sits inside the Administrator and Developer routes, and the guest screens inside the Client routes: without a session they redirect to login, and with another role they show the 403 screen even if the address is typed by hand. The backend enforces the same rules on every endpoint, so hiding the screen is not the only protection.</w:t>
       </w:r>
     </w:p>
     <w:p>
@@ -8497,7 +8986,7 @@
         <w:pStyle w:val="Ttulo2"/>
         <w:keepNext/>
       </w:pPr>
-      <w:bookmarkStart w:id="10" w:name="_Toc243985857"/>
+      <w:bookmarkStart w:id="10" w:name="_Toc244004191"/>
       <w:r>
         <w:t>5.1 Automated tests for registration and login</w:t>
       </w:r>
@@ -8550,7 +9039,7 @@
                 <w:sz w:val="20"/>
                 <w:szCs w:val="20"/>
               </w:rPr>
-              <w:t>Test (api/tests/Feature/AuthTest.php)</w:t>
+              <w:t>Test (AuthTest, ClientPortalTest and frontend tests)</w:t>
             </w:r>
           </w:p>
         </w:tc>
@@ -8889,7 +9378,7 @@
                 <w:sz w:val="20"/>
                 <w:szCs w:val="20"/>
               </w:rPr>
-              <w:t>An account without a hotel role cannot sign in (403)</w:t>
+              <w:t>The Developer creates Front desk, Administration and Storeroom accounts, but not Developer accounts (422)</w:t>
             </w:r>
           </w:p>
         </w:tc>
@@ -8945,7 +9434,7 @@
                 <w:sz w:val="20"/>
                 <w:szCs w:val="20"/>
               </w:rPr>
-              <w:t>Login with valid credentials returns a token and roles</w:t>
+              <w:t>Google creates the client account the first time; staff cannot sign in with Google</w:t>
             </w:r>
           </w:p>
         </w:tc>
@@ -9001,7 +9490,7 @@
                 <w:sz w:val="20"/>
                 <w:szCs w:val="20"/>
               </w:rPr>
-              <w:t>Login with a wrong password responds 401</w:t>
+              <w:t>A client cannot sign in with a password or reach staff routes (403)</w:t>
             </w:r>
           </w:p>
         </w:tc>
@@ -9057,7 +9546,7 @@
                 <w:sz w:val="20"/>
                 <w:szCs w:val="20"/>
               </w:rPr>
-              <w:t>Login limited to 5 attempts per minute</w:t>
+              <w:t>The client adds ID number and phone; an existing front desk record is linked; an ID number of another account returns 409</w:t>
             </w:r>
           </w:p>
         </w:tc>
@@ -9113,7 +9602,7 @@
                 <w:sz w:val="20"/>
                 <w:szCs w:val="20"/>
               </w:rPr>
-              <w:t>No token or an expired token responds 401</w:t>
+              <w:t>Booking by type assigns a room; 409 when none is free or details are missing; guests only cancel their own</w:t>
             </w:r>
           </w:p>
         </w:tc>
@@ -9169,7 +9658,287 @@
                 <w:sz w:val="20"/>
                 <w:szCs w:val="20"/>
               </w:rPr>
-              <w:t>Frontend (Vitest): login and registration are separate screens; login offers no public sign-up; /registro without a session redirects to login and with another role shows 403</w:t>
+              <w:t>An account without a hotel role cannot sign in (403)</w:t>
+            </w:r>
+          </w:p>
+        </w:tc>
+        <w:tc>
+          <w:tcPr>
+            <w:tcW w:w="1649" w:type="dxa"/>
+            <w:tcBorders>
+              <w:top w:val="single" w:sz="4" w:space="0" w:color="000000"/>
+              <w:left w:val="single" w:sz="4" w:space="0" w:color="000000"/>
+              <w:bottom w:val="single" w:sz="4" w:space="0" w:color="000000"/>
+              <w:right w:val="single" w:sz="4" w:space="0" w:color="000000"/>
+            </w:tcBorders>
+            <w:tcMar>
+              <w:top w:w="60" w:type="dxa"/>
+              <w:left w:w="90" w:type="dxa"/>
+              <w:bottom w:w="60" w:type="dxa"/>
+              <w:right w:w="90" w:type="dxa"/>
+            </w:tcMar>
+            <w:vAlign w:val="center"/>
+          </w:tcPr>
+          <w:p>
+            <w:r>
+              <w:rPr>
+                <w:sz w:val="20"/>
+                <w:szCs w:val="20"/>
+              </w:rPr>
+              <w:t>Pass</w:t>
+            </w:r>
+          </w:p>
+        </w:tc>
+      </w:tr>
+      <w:tr>
+        <w:tc>
+          <w:tcPr>
+            <w:tcW w:w="7421" w:type="dxa"/>
+            <w:tcBorders>
+              <w:top w:val="single" w:sz="4" w:space="0" w:color="000000"/>
+              <w:left w:val="single" w:sz="4" w:space="0" w:color="000000"/>
+              <w:bottom w:val="single" w:sz="4" w:space="0" w:color="000000"/>
+              <w:right w:val="single" w:sz="4" w:space="0" w:color="000000"/>
+            </w:tcBorders>
+            <w:tcMar>
+              <w:top w:w="60" w:type="dxa"/>
+              <w:left w:w="90" w:type="dxa"/>
+              <w:bottom w:w="60" w:type="dxa"/>
+              <w:right w:w="90" w:type="dxa"/>
+            </w:tcMar>
+            <w:vAlign w:val="center"/>
+          </w:tcPr>
+          <w:p>
+            <w:r>
+              <w:rPr>
+                <w:sz w:val="20"/>
+                <w:szCs w:val="20"/>
+              </w:rPr>
+              <w:t>Login with valid credentials returns a token and roles</w:t>
+            </w:r>
+          </w:p>
+        </w:tc>
+        <w:tc>
+          <w:tcPr>
+            <w:tcW w:w="1649" w:type="dxa"/>
+            <w:tcBorders>
+              <w:top w:val="single" w:sz="4" w:space="0" w:color="000000"/>
+              <w:left w:val="single" w:sz="4" w:space="0" w:color="000000"/>
+              <w:bottom w:val="single" w:sz="4" w:space="0" w:color="000000"/>
+              <w:right w:val="single" w:sz="4" w:space="0" w:color="000000"/>
+            </w:tcBorders>
+            <w:tcMar>
+              <w:top w:w="60" w:type="dxa"/>
+              <w:left w:w="90" w:type="dxa"/>
+              <w:bottom w:w="60" w:type="dxa"/>
+              <w:right w:w="90" w:type="dxa"/>
+            </w:tcMar>
+            <w:vAlign w:val="center"/>
+          </w:tcPr>
+          <w:p>
+            <w:r>
+              <w:rPr>
+                <w:sz w:val="20"/>
+                <w:szCs w:val="20"/>
+              </w:rPr>
+              <w:t>Pass</w:t>
+            </w:r>
+          </w:p>
+        </w:tc>
+      </w:tr>
+      <w:tr>
+        <w:tc>
+          <w:tcPr>
+            <w:tcW w:w="7421" w:type="dxa"/>
+            <w:tcBorders>
+              <w:top w:val="single" w:sz="4" w:space="0" w:color="000000"/>
+              <w:left w:val="single" w:sz="4" w:space="0" w:color="000000"/>
+              <w:bottom w:val="single" w:sz="4" w:space="0" w:color="000000"/>
+              <w:right w:val="single" w:sz="4" w:space="0" w:color="000000"/>
+            </w:tcBorders>
+            <w:tcMar>
+              <w:top w:w="60" w:type="dxa"/>
+              <w:left w:w="90" w:type="dxa"/>
+              <w:bottom w:w="60" w:type="dxa"/>
+              <w:right w:w="90" w:type="dxa"/>
+            </w:tcMar>
+            <w:vAlign w:val="center"/>
+          </w:tcPr>
+          <w:p>
+            <w:r>
+              <w:rPr>
+                <w:sz w:val="20"/>
+                <w:szCs w:val="20"/>
+              </w:rPr>
+              <w:t>Login with a wrong password responds 401</w:t>
+            </w:r>
+          </w:p>
+        </w:tc>
+        <w:tc>
+          <w:tcPr>
+            <w:tcW w:w="1649" w:type="dxa"/>
+            <w:tcBorders>
+              <w:top w:val="single" w:sz="4" w:space="0" w:color="000000"/>
+              <w:left w:val="single" w:sz="4" w:space="0" w:color="000000"/>
+              <w:bottom w:val="single" w:sz="4" w:space="0" w:color="000000"/>
+              <w:right w:val="single" w:sz="4" w:space="0" w:color="000000"/>
+            </w:tcBorders>
+            <w:tcMar>
+              <w:top w:w="60" w:type="dxa"/>
+              <w:left w:w="90" w:type="dxa"/>
+              <w:bottom w:w="60" w:type="dxa"/>
+              <w:right w:w="90" w:type="dxa"/>
+            </w:tcMar>
+            <w:vAlign w:val="center"/>
+          </w:tcPr>
+          <w:p>
+            <w:r>
+              <w:rPr>
+                <w:sz w:val="20"/>
+                <w:szCs w:val="20"/>
+              </w:rPr>
+              <w:t>Pass</w:t>
+            </w:r>
+          </w:p>
+        </w:tc>
+      </w:tr>
+      <w:tr>
+        <w:tc>
+          <w:tcPr>
+            <w:tcW w:w="7421" w:type="dxa"/>
+            <w:tcBorders>
+              <w:top w:val="single" w:sz="4" w:space="0" w:color="000000"/>
+              <w:left w:val="single" w:sz="4" w:space="0" w:color="000000"/>
+              <w:bottom w:val="single" w:sz="4" w:space="0" w:color="000000"/>
+              <w:right w:val="single" w:sz="4" w:space="0" w:color="000000"/>
+            </w:tcBorders>
+            <w:tcMar>
+              <w:top w:w="60" w:type="dxa"/>
+              <w:left w:w="90" w:type="dxa"/>
+              <w:bottom w:w="60" w:type="dxa"/>
+              <w:right w:w="90" w:type="dxa"/>
+            </w:tcMar>
+            <w:vAlign w:val="center"/>
+          </w:tcPr>
+          <w:p>
+            <w:r>
+              <w:rPr>
+                <w:sz w:val="20"/>
+                <w:szCs w:val="20"/>
+              </w:rPr>
+              <w:t>Login limited to 5 attempts per minute</w:t>
+            </w:r>
+          </w:p>
+        </w:tc>
+        <w:tc>
+          <w:tcPr>
+            <w:tcW w:w="1649" w:type="dxa"/>
+            <w:tcBorders>
+              <w:top w:val="single" w:sz="4" w:space="0" w:color="000000"/>
+              <w:left w:val="single" w:sz="4" w:space="0" w:color="000000"/>
+              <w:bottom w:val="single" w:sz="4" w:space="0" w:color="000000"/>
+              <w:right w:val="single" w:sz="4" w:space="0" w:color="000000"/>
+            </w:tcBorders>
+            <w:tcMar>
+              <w:top w:w="60" w:type="dxa"/>
+              <w:left w:w="90" w:type="dxa"/>
+              <w:bottom w:w="60" w:type="dxa"/>
+              <w:right w:w="90" w:type="dxa"/>
+            </w:tcMar>
+            <w:vAlign w:val="center"/>
+          </w:tcPr>
+          <w:p>
+            <w:r>
+              <w:rPr>
+                <w:sz w:val="20"/>
+                <w:szCs w:val="20"/>
+              </w:rPr>
+              <w:t>Pass</w:t>
+            </w:r>
+          </w:p>
+        </w:tc>
+      </w:tr>
+      <w:tr>
+        <w:tc>
+          <w:tcPr>
+            <w:tcW w:w="7421" w:type="dxa"/>
+            <w:tcBorders>
+              <w:top w:val="single" w:sz="4" w:space="0" w:color="000000"/>
+              <w:left w:val="single" w:sz="4" w:space="0" w:color="000000"/>
+              <w:bottom w:val="single" w:sz="4" w:space="0" w:color="000000"/>
+              <w:right w:val="single" w:sz="4" w:space="0" w:color="000000"/>
+            </w:tcBorders>
+            <w:tcMar>
+              <w:top w:w="60" w:type="dxa"/>
+              <w:left w:w="90" w:type="dxa"/>
+              <w:bottom w:w="60" w:type="dxa"/>
+              <w:right w:w="90" w:type="dxa"/>
+            </w:tcMar>
+            <w:vAlign w:val="center"/>
+          </w:tcPr>
+          <w:p>
+            <w:r>
+              <w:rPr>
+                <w:sz w:val="20"/>
+                <w:szCs w:val="20"/>
+              </w:rPr>
+              <w:t>No token or an expired token responds 401</w:t>
+            </w:r>
+          </w:p>
+        </w:tc>
+        <w:tc>
+          <w:tcPr>
+            <w:tcW w:w="1649" w:type="dxa"/>
+            <w:tcBorders>
+              <w:top w:val="single" w:sz="4" w:space="0" w:color="000000"/>
+              <w:left w:val="single" w:sz="4" w:space="0" w:color="000000"/>
+              <w:bottom w:val="single" w:sz="4" w:space="0" w:color="000000"/>
+              <w:right w:val="single" w:sz="4" w:space="0" w:color="000000"/>
+            </w:tcBorders>
+            <w:tcMar>
+              <w:top w:w="60" w:type="dxa"/>
+              <w:left w:w="90" w:type="dxa"/>
+              <w:bottom w:w="60" w:type="dxa"/>
+              <w:right w:w="90" w:type="dxa"/>
+            </w:tcMar>
+            <w:vAlign w:val="center"/>
+          </w:tcPr>
+          <w:p>
+            <w:r>
+              <w:rPr>
+                <w:sz w:val="20"/>
+                <w:szCs w:val="20"/>
+              </w:rPr>
+              <w:t>Pass</w:t>
+            </w:r>
+          </w:p>
+        </w:tc>
+      </w:tr>
+      <w:tr>
+        <w:tc>
+          <w:tcPr>
+            <w:tcW w:w="7421" w:type="dxa"/>
+            <w:tcBorders>
+              <w:top w:val="single" w:sz="4" w:space="0" w:color="000000"/>
+              <w:left w:val="single" w:sz="4" w:space="0" w:color="000000"/>
+              <w:bottom w:val="single" w:sz="4" w:space="0" w:color="000000"/>
+              <w:right w:val="single" w:sz="4" w:space="0" w:color="000000"/>
+            </w:tcBorders>
+            <w:tcMar>
+              <w:top w:w="60" w:type="dxa"/>
+              <w:left w:w="90" w:type="dxa"/>
+              <w:bottom w:w="60" w:type="dxa"/>
+              <w:right w:w="90" w:type="dxa"/>
+            </w:tcMar>
+            <w:vAlign w:val="center"/>
+          </w:tcPr>
+          <w:p>
+            <w:r>
+              <w:rPr>
+                <w:sz w:val="20"/>
+                <w:szCs w:val="20"/>
+              </w:rPr>
+              <w:t>Frontend (Vitest): staff login and guest Google sign-in are separate; /registro without a session redirects to login, shows 403 for other roles and hides the Developer option from the Developer; the guest adds their details and sees what each type includes</w:t>
             </w:r>
           </w:p>
         </w:tc>
@@ -9219,7 +9988,655 @@
         <w:t xml:space="preserve">Overall result: </w:t>
       </w:r>
       <w:r>
-        <w:t>89 API tests (376 assertions) and 14 frontend tests pass. Static analysis with PHPStan reports no errors and the GitHub Actions pipeline is green.</w:t>
+        <w:t>114 API tests (457 assertions) and 25 frontend tests pass. Static analysis with PHPStan reports no errors and the GitHub Actions pipeline is green.</w:t>
+      </w:r>
+    </w:p>
+    <w:p>
+      <w:pPr>
+        <w:pStyle w:val="Ttulo2"/>
+        <w:keepNext/>
+      </w:pPr>
+      <w:bookmarkStart w:id="11" w:name="_Toc244004192"/>
+      <w:r>
+        <w:lastRenderedPageBreak/>
+        <w:t>5.2 Guests: Google sign-up and online booking</w:t>
+      </w:r>
+      <w:bookmarkEnd w:id="11"/>
+    </w:p>
+    <w:p>
+      <w:pPr>
+        <w:spacing w:after="120" w:line="300" w:lineRule="auto"/>
+      </w:pPr>
+      <w:r>
+        <w:t>Guests sign in with Google from the same /login page. The first time, a Client account is created and they are asked for their ID number and phone; if the front desk already had a record with that ID number, it is linked instead of duplicated. They then pick dates and number of guests and see each room type with what it includes, how many rooms are free and the total for the stay. They book by type and the system assigns a free room; the front desk sees that booking like any other and checks the guest in on</w:t>
+      </w:r>
+      <w:r>
+        <w:t xml:space="preserve"> arrival. The screenshots show the real interface, which is in Spanish.</w:t>
+      </w:r>
+    </w:p>
+    <w:p>
+      <w:pPr>
+        <w:keepNext/>
+        <w:spacing w:after="60"/>
+        <w:jc w:val="center"/>
+      </w:pPr>
+      <w:r>
+        <w:rPr>
+          <w:noProof/>
+        </w:rPr>
+        <w:drawing>
+          <wp:inline distT="0" distB="0" distL="0" distR="0" wp14:anchorId="30359CF0" wp14:editId="13D26EA5">
+            <wp:extent cx="5038725" cy="3152775"/>
+            <wp:effectExtent l="0" t="0" r="0" b="0"/>
+            <wp:docPr id="8" name="Imagen 8"/>
+            <wp:cNvGraphicFramePr>
+              <a:graphicFrameLocks xmlns:a="http://schemas.openxmlformats.org/drawingml/2006/main" noChangeAspect="1"/>
+            </wp:cNvGraphicFramePr>
+            <a:graphic xmlns:a="http://schemas.openxmlformats.org/drawingml/2006/main">
+              <a:graphicData uri="http://schemas.openxmlformats.org/drawingml/2006/picture">
+                <pic:pic xmlns:pic="http://schemas.openxmlformats.org/drawingml/2006/picture">
+                  <pic:nvPicPr>
+                    <pic:cNvPr id="0" name=""/>
+                    <pic:cNvPicPr>
+                      <a:picLocks noChangeAspect="1" noChangeArrowheads="1"/>
+                    </pic:cNvPicPr>
+                  </pic:nvPicPr>
+                  <pic:blipFill>
+                    <a:blip r:embed="rId12"/>
+                    <a:srcRect/>
+                    <a:stretch>
+                      <a:fillRect/>
+                    </a:stretch>
+                  </pic:blipFill>
+                  <pic:spPr bwMode="auto">
+                    <a:xfrm>
+                      <a:off x="0" y="0"/>
+                      <a:ext cx="5038725" cy="3152775"/>
+                    </a:xfrm>
+                    <a:prstGeom prst="rect">
+                      <a:avLst/>
+                    </a:prstGeom>
+                  </pic:spPr>
+                </pic:pic>
+              </a:graphicData>
+            </a:graphic>
+          </wp:inline>
+        </w:drawing>
+      </w:r>
+    </w:p>
+    <w:p>
+      <w:pPr>
+        <w:spacing w:after="200"/>
+        <w:jc w:val="center"/>
+      </w:pPr>
+      <w:r>
+        <w:rPr>
+          <w:i/>
+          <w:iCs/>
+          <w:sz w:val="20"/>
+          <w:szCs w:val="20"/>
+        </w:rPr>
+        <w:t>Figure 5. First Google sign-in: the guest adds their ID number and phone (/completar-registro).</w:t>
+      </w:r>
+    </w:p>
+    <w:p>
+      <w:pPr>
+        <w:keepNext/>
+        <w:spacing w:after="60"/>
+        <w:jc w:val="center"/>
+      </w:pPr>
+      <w:r>
+        <w:rPr>
+          <w:noProof/>
+        </w:rPr>
+        <w:lastRenderedPageBreak/>
+        <w:drawing>
+          <wp:inline distT="0" distB="0" distL="0" distR="0" wp14:anchorId="0AEB600D" wp14:editId="02D0775E">
+            <wp:extent cx="5400675" cy="3371850"/>
+            <wp:effectExtent l="0" t="0" r="0" b="0"/>
+            <wp:docPr id="9" name="Imagen 9"/>
+            <wp:cNvGraphicFramePr>
+              <a:graphicFrameLocks xmlns:a="http://schemas.openxmlformats.org/drawingml/2006/main" noChangeAspect="1"/>
+            </wp:cNvGraphicFramePr>
+            <a:graphic xmlns:a="http://schemas.openxmlformats.org/drawingml/2006/main">
+              <a:graphicData uri="http://schemas.openxmlformats.org/drawingml/2006/picture">
+                <pic:pic xmlns:pic="http://schemas.openxmlformats.org/drawingml/2006/picture">
+                  <pic:nvPicPr>
+                    <pic:cNvPr id="0" name=""/>
+                    <pic:cNvPicPr>
+                      <a:picLocks noChangeAspect="1" noChangeArrowheads="1"/>
+                    </pic:cNvPicPr>
+                  </pic:nvPicPr>
+                  <pic:blipFill>
+                    <a:blip r:embed="rId13"/>
+                    <a:srcRect/>
+                    <a:stretch>
+                      <a:fillRect/>
+                    </a:stretch>
+                  </pic:blipFill>
+                  <pic:spPr bwMode="auto">
+                    <a:xfrm>
+                      <a:off x="0" y="0"/>
+                      <a:ext cx="5400675" cy="3371850"/>
+                    </a:xfrm>
+                    <a:prstGeom prst="rect">
+                      <a:avLst/>
+                    </a:prstGeom>
+                  </pic:spPr>
+                </pic:pic>
+              </a:graphicData>
+            </a:graphic>
+          </wp:inline>
+        </w:drawing>
+      </w:r>
+    </w:p>
+    <w:p>
+      <w:pPr>
+        <w:spacing w:after="200"/>
+        <w:jc w:val="center"/>
+      </w:pPr>
+      <w:r>
+        <w:rPr>
+          <w:i/>
+          <w:iCs/>
+          <w:sz w:val="20"/>
+          <w:szCs w:val="20"/>
+        </w:rPr>
+        <w:t>Figure 6. Booking: each room type with what it includes, free rooms and total (/reservar).</w:t>
+      </w:r>
+    </w:p>
+    <w:p>
+      <w:pPr>
+        <w:keepNext/>
+        <w:spacing w:after="60"/>
+        <w:jc w:val="center"/>
+      </w:pPr>
+      <w:r>
+        <w:rPr>
+          <w:noProof/>
+        </w:rPr>
+        <w:drawing>
+          <wp:inline distT="0" distB="0" distL="0" distR="0" wp14:anchorId="127FFDCF" wp14:editId="5338AB91">
+            <wp:extent cx="5400675" cy="3371850"/>
+            <wp:effectExtent l="0" t="0" r="0" b="0"/>
+            <wp:docPr id="10" name="Imagen 10"/>
+            <wp:cNvGraphicFramePr>
+              <a:graphicFrameLocks xmlns:a="http://schemas.openxmlformats.org/drawingml/2006/main" noChangeAspect="1"/>
+            </wp:cNvGraphicFramePr>
+            <a:graphic xmlns:a="http://schemas.openxmlformats.org/drawingml/2006/main">
+              <a:graphicData uri="http://schemas.openxmlformats.org/drawingml/2006/picture">
+                <pic:pic xmlns:pic="http://schemas.openxmlformats.org/drawingml/2006/picture">
+                  <pic:nvPicPr>
+                    <pic:cNvPr id="0" name=""/>
+                    <pic:cNvPicPr>
+                      <a:picLocks noChangeAspect="1" noChangeArrowheads="1"/>
+                    </pic:cNvPicPr>
+                  </pic:nvPicPr>
+                  <pic:blipFill>
+                    <a:blip r:embed="rId14"/>
+                    <a:srcRect/>
+                    <a:stretch>
+                      <a:fillRect/>
+                    </a:stretch>
+                  </pic:blipFill>
+                  <pic:spPr bwMode="auto">
+                    <a:xfrm>
+                      <a:off x="0" y="0"/>
+                      <a:ext cx="5400675" cy="3371850"/>
+                    </a:xfrm>
+                    <a:prstGeom prst="rect">
+                      <a:avLst/>
+                    </a:prstGeom>
+                  </pic:spPr>
+                </pic:pic>
+              </a:graphicData>
+            </a:graphic>
+          </wp:inline>
+        </w:drawing>
+      </w:r>
+    </w:p>
+    <w:p>
+      <w:pPr>
+        <w:spacing w:after="200"/>
+        <w:jc w:val="center"/>
+      </w:pPr>
+      <w:r>
+        <w:rPr>
+          <w:i/>
+          <w:iCs/>
+          <w:sz w:val="20"/>
+          <w:szCs w:val="20"/>
+        </w:rPr>
+        <w:t>Figure 7. My bookings, which can be cancelled before the arrival day (/mis-reservas).</w:t>
+      </w:r>
+    </w:p>
+    <w:p>
+      <w:pPr>
+        <w:keepNext/>
+        <w:spacing w:before="120" w:after="60"/>
+      </w:pPr>
+      <w:r>
+        <w:rPr>
+          <w:b/>
+          <w:bCs/>
+          <w:sz w:val="21"/>
+          <w:szCs w:val="21"/>
+        </w:rPr>
+        <w:lastRenderedPageBreak/>
+        <w:t xml:space="preserve">Snippet 9. </w:t>
+      </w:r>
+      <w:r>
+        <w:rPr>
+          <w:i/>
+          <w:iCs/>
+          <w:sz w:val="21"/>
+          <w:szCs w:val="21"/>
+        </w:rPr>
+        <w:t>api/app/Http/Controllers/Api/GoogleAuthController.php (extract)</w:t>
+      </w:r>
+    </w:p>
+    <w:tbl>
+      <w:tblPr>
+        <w:tblW w:w="9070" w:type="dxa"/>
+        <w:tblBorders>
+          <w:top w:val="single" w:sz="4" w:space="0" w:color="auto"/>
+          <w:left w:val="single" w:sz="4" w:space="0" w:color="auto"/>
+          <w:bottom w:val="single" w:sz="4" w:space="0" w:color="auto"/>
+          <w:right w:val="single" w:sz="4" w:space="0" w:color="auto"/>
+          <w:insideH w:val="single" w:sz="4" w:space="0" w:color="auto"/>
+          <w:insideV w:val="single" w:sz="4" w:space="0" w:color="auto"/>
+        </w:tblBorders>
+        <w:tblLook w:val="04A0" w:firstRow="1" w:lastRow="0" w:firstColumn="1" w:lastColumn="0" w:noHBand="0" w:noVBand="1"/>
+      </w:tblPr>
+      <w:tblGrid>
+        <w:gridCol w:w="9070"/>
+      </w:tblGrid>
+      <w:tr>
+        <w:trPr>
+          <w:cantSplit/>
+        </w:trPr>
+        <w:tc>
+          <w:tcPr>
+            <w:tcW w:w="9070" w:type="dxa"/>
+            <w:tcBorders>
+              <w:top w:val="single" w:sz="4" w:space="0" w:color="000000"/>
+              <w:left w:val="single" w:sz="4" w:space="0" w:color="000000"/>
+              <w:bottom w:val="single" w:sz="4" w:space="0" w:color="000000"/>
+              <w:right w:val="single" w:sz="4" w:space="0" w:color="000000"/>
+            </w:tcBorders>
+            <w:shd w:val="clear" w:color="auto" w:fill="F2F2F2"/>
+            <w:tcMar>
+              <w:top w:w="80" w:type="dxa"/>
+              <w:left w:w="140" w:type="dxa"/>
+              <w:bottom w:w="80" w:type="dxa"/>
+              <w:right w:w="140" w:type="dxa"/>
+            </w:tcMar>
+          </w:tcPr>
+          <w:p>
+            <w:r>
+              <w:rPr>
+                <w:rFonts w:ascii="Consolas" w:eastAsia="Consolas" w:hAnsi="Consolas" w:cs="Consolas"/>
+                <w:sz w:val="17"/>
+                <w:szCs w:val="17"/>
+              </w:rPr>
+              <w:t>$user = User::where('google_id', $googleUser-&gt;getId())</w:t>
+            </w:r>
+          </w:p>
+          <w:p>
+            <w:r>
+              <w:rPr>
+                <w:rFonts w:ascii="Consolas" w:eastAsia="Consolas" w:hAnsi="Consolas" w:cs="Consolas"/>
+                <w:sz w:val="17"/>
+                <w:szCs w:val="17"/>
+              </w:rPr>
+              <w:t xml:space="preserve">    -&gt;orWhere('email', $googleUser-&gt;getEmail())-&gt;first();</w:t>
+            </w:r>
+          </w:p>
+          <w:p>
+            <w:r>
+              <w:rPr>
+                <w:rFonts w:ascii="Consolas" w:eastAsia="Consolas" w:hAnsi="Consolas" w:cs="Consolas"/>
+                <w:sz w:val="17"/>
+                <w:szCs w:val="17"/>
+              </w:rPr>
+              <w:t xml:space="preserve"> </w:t>
+            </w:r>
+          </w:p>
+          <w:p>
+            <w:r>
+              <w:rPr>
+                <w:rFonts w:ascii="Consolas" w:eastAsia="Consolas" w:hAnsi="Consolas" w:cs="Consolas"/>
+                <w:sz w:val="17"/>
+                <w:szCs w:val="17"/>
+              </w:rPr>
+              <w:t>// Google is for guests only: staff sign in with email and password.</w:t>
+            </w:r>
+          </w:p>
+          <w:p>
+            <w:r>
+              <w:rPr>
+                <w:rFonts w:ascii="Consolas" w:eastAsia="Consolas" w:hAnsi="Consolas" w:cs="Consolas"/>
+                <w:sz w:val="17"/>
+                <w:szCs w:val="17"/>
+              </w:rPr>
+              <w:t>if ($user &amp;&amp; ! $user-&gt;hasRole(Role::CLIENT)) {</w:t>
+            </w:r>
+          </w:p>
+          <w:p>
+            <w:r>
+              <w:rPr>
+                <w:rFonts w:ascii="Consolas" w:eastAsia="Consolas" w:hAnsi="Consolas" w:cs="Consolas"/>
+                <w:sz w:val="17"/>
+                <w:szCs w:val="17"/>
+              </w:rPr>
+              <w:t xml:space="preserve">    return redirect()-&gt;away("{$frontend}/login?error=google_personal");</w:t>
+            </w:r>
+          </w:p>
+          <w:p>
+            <w:r>
+              <w:rPr>
+                <w:rFonts w:ascii="Consolas" w:eastAsia="Consolas" w:hAnsi="Consolas" w:cs="Consolas"/>
+                <w:sz w:val="17"/>
+                <w:szCs w:val="17"/>
+              </w:rPr>
+              <w:t>}</w:t>
+            </w:r>
+          </w:p>
+          <w:p>
+            <w:r>
+              <w:rPr>
+                <w:rFonts w:ascii="Consolas" w:eastAsia="Consolas" w:hAnsi="Consolas" w:cs="Consolas"/>
+                <w:sz w:val="17"/>
+                <w:szCs w:val="17"/>
+              </w:rPr>
+              <w:t xml:space="preserve"> </w:t>
+            </w:r>
+          </w:p>
+          <w:p>
+            <w:r>
+              <w:rPr>
+                <w:rFonts w:ascii="Consolas" w:eastAsia="Consolas" w:hAnsi="Consolas" w:cs="Consolas"/>
+                <w:sz w:val="17"/>
+                <w:szCs w:val="17"/>
+              </w:rPr>
+              <w:t>if (! $user) {                                // first time: client account</w:t>
+            </w:r>
+          </w:p>
+          <w:p>
+            <w:r>
+              <w:rPr>
+                <w:rFonts w:ascii="Consolas" w:eastAsia="Consolas" w:hAnsi="Consolas" w:cs="Consolas"/>
+                <w:sz w:val="17"/>
+                <w:szCs w:val="17"/>
+              </w:rPr>
+              <w:t xml:space="preserve">    $user = User::create(['name' =&gt; ..., 'email' =&gt; ...]);</w:t>
+            </w:r>
+          </w:p>
+          <w:p>
+            <w:r>
+              <w:rPr>
+                <w:rFonts w:ascii="Consolas" w:eastAsia="Consolas" w:hAnsi="Consolas" w:cs="Consolas"/>
+                <w:sz w:val="17"/>
+                <w:szCs w:val="17"/>
+              </w:rPr>
+              <w:t xml:space="preserve">    $user-&gt;assignRole(Role::CLIENT);</w:t>
+            </w:r>
+          </w:p>
+          <w:p>
+            <w:r>
+              <w:rPr>
+                <w:rFonts w:ascii="Consolas" w:eastAsia="Consolas" w:hAnsi="Consolas" w:cs="Consolas"/>
+                <w:sz w:val="17"/>
+                <w:szCs w:val="17"/>
+              </w:rPr>
+              <w:t>}</w:t>
+            </w:r>
+          </w:p>
+        </w:tc>
+      </w:tr>
+    </w:tbl>
+    <w:p>
+      <w:pPr>
+        <w:spacing w:before="80" w:after="160" w:line="300" w:lineRule="auto"/>
+      </w:pPr>
+      <w:r>
+        <w:rPr>
+          <w:b/>
+          <w:bCs/>
+        </w:rPr>
+        <w:t xml:space="preserve">Why it was used: </w:t>
+      </w:r>
+      <w:r>
+        <w:t>the same button signs guests up and signs them back in. Google has already verified the email, so no extra password is needed. If the email belongs to staff it is rejected, so a hotel account can never get in by any route other than its password, and a guest never receives a staff role.</w:t>
+      </w:r>
+    </w:p>
+    <w:p>
+      <w:pPr>
+        <w:keepNext/>
+        <w:spacing w:before="120" w:after="60"/>
+      </w:pPr>
+      <w:r>
+        <w:rPr>
+          <w:b/>
+          <w:bCs/>
+          <w:sz w:val="21"/>
+          <w:szCs w:val="21"/>
+        </w:rPr>
+        <w:t xml:space="preserve">Snippet 10. </w:t>
+      </w:r>
+      <w:r>
+        <w:rPr>
+          <w:i/>
+          <w:iCs/>
+          <w:sz w:val="21"/>
+          <w:szCs w:val="21"/>
+        </w:rPr>
+        <w:t>api/app/Http/Controllers/Api/ClientPortalController.php (booking)</w:t>
+      </w:r>
+    </w:p>
+    <w:tbl>
+      <w:tblPr>
+        <w:tblW w:w="9070" w:type="dxa"/>
+        <w:tblBorders>
+          <w:top w:val="single" w:sz="4" w:space="0" w:color="auto"/>
+          <w:left w:val="single" w:sz="4" w:space="0" w:color="auto"/>
+          <w:bottom w:val="single" w:sz="4" w:space="0" w:color="auto"/>
+          <w:right w:val="single" w:sz="4" w:space="0" w:color="auto"/>
+          <w:insideH w:val="single" w:sz="4" w:space="0" w:color="auto"/>
+          <w:insideV w:val="single" w:sz="4" w:space="0" w:color="auto"/>
+        </w:tblBorders>
+        <w:tblLook w:val="04A0" w:firstRow="1" w:lastRow="0" w:firstColumn="1" w:lastColumn="0" w:noHBand="0" w:noVBand="1"/>
+      </w:tblPr>
+      <w:tblGrid>
+        <w:gridCol w:w="9070"/>
+      </w:tblGrid>
+      <w:tr>
+        <w:trPr>
+          <w:cantSplit/>
+        </w:trPr>
+        <w:tc>
+          <w:tcPr>
+            <w:tcW w:w="9070" w:type="dxa"/>
+            <w:tcBorders>
+              <w:top w:val="single" w:sz="4" w:space="0" w:color="000000"/>
+              <w:left w:val="single" w:sz="4" w:space="0" w:color="000000"/>
+              <w:bottom w:val="single" w:sz="4" w:space="0" w:color="000000"/>
+              <w:right w:val="single" w:sz="4" w:space="0" w:color="000000"/>
+            </w:tcBorders>
+            <w:shd w:val="clear" w:color="auto" w:fill="F2F2F2"/>
+            <w:tcMar>
+              <w:top w:w="80" w:type="dxa"/>
+              <w:left w:w="140" w:type="dxa"/>
+              <w:bottom w:w="80" w:type="dxa"/>
+              <w:right w:w="140" w:type="dxa"/>
+            </w:tcMar>
+          </w:tcPr>
+          <w:p>
+            <w:r>
+              <w:rPr>
+                <w:rFonts w:ascii="Consolas" w:eastAsia="Consolas" w:hAnsi="Consolas" w:cs="Consolas"/>
+                <w:sz w:val="17"/>
+                <w:szCs w:val="17"/>
+              </w:rPr>
+              <w:t>$client = $request-&gt;user()-&gt;client</w:t>
+            </w:r>
+          </w:p>
+          <w:p>
+            <w:r>
+              <w:rPr>
+                <w:rFonts w:ascii="Consolas" w:eastAsia="Consolas" w:hAnsi="Consolas" w:cs="Consolas"/>
+                <w:sz w:val="17"/>
+                <w:szCs w:val="17"/>
+              </w:rPr>
+              <w:t xml:space="preserve">    ?? throw ApiException::conflict('PROFILE_INCOMPLETE', '...');</w:t>
+            </w:r>
+          </w:p>
+          <w:p>
+            <w:r>
+              <w:rPr>
+                <w:rFonts w:ascii="Consolas" w:eastAsia="Consolas" w:hAnsi="Consolas" w:cs="Consolas"/>
+                <w:sz w:val="17"/>
+                <w:szCs w:val="17"/>
+              </w:rPr>
+              <w:t xml:space="preserve"> </w:t>
+            </w:r>
+          </w:p>
+          <w:p>
+            <w:r>
+              <w:rPr>
+                <w:rFonts w:ascii="Consolas" w:eastAsia="Consolas" w:hAnsi="Consolas" w:cs="Consolas"/>
+                <w:sz w:val="17"/>
+                <w:szCs w:val="17"/>
+              </w:rPr>
+              <w:t>$candidates = Room::where('room_type_id', $data['room_type_id'])</w:t>
+            </w:r>
+          </w:p>
+          <w:p>
+            <w:r>
+              <w:rPr>
+                <w:rFonts w:ascii="Consolas" w:eastAsia="Consolas" w:hAnsi="Consolas" w:cs="Consolas"/>
+                <w:sz w:val="17"/>
+                <w:szCs w:val="17"/>
+              </w:rPr>
+              <w:t xml:space="preserve">    -&gt;availableBetween($data['check_in'], $data['check_out'])</w:t>
+            </w:r>
+          </w:p>
+          <w:p>
+            <w:r>
+              <w:rPr>
+                <w:rFonts w:ascii="Consolas" w:eastAsia="Consolas" w:hAnsi="Consolas" w:cs="Consolas"/>
+                <w:sz w:val="17"/>
+                <w:szCs w:val="17"/>
+              </w:rPr>
+              <w:t xml:space="preserve">    -&gt;orderBy('number')-&gt;pluck('id');</w:t>
+            </w:r>
+          </w:p>
+          <w:p>
+            <w:r>
+              <w:rPr>
+                <w:rFonts w:ascii="Consolas" w:eastAsia="Consolas" w:hAnsi="Consolas" w:cs="Consolas"/>
+                <w:sz w:val="17"/>
+                <w:szCs w:val="17"/>
+              </w:rPr>
+              <w:t xml:space="preserve"> </w:t>
+            </w:r>
+          </w:p>
+          <w:p>
+            <w:r>
+              <w:rPr>
+                <w:rFonts w:ascii="Consolas" w:eastAsia="Consolas" w:hAnsi="Consolas" w:cs="Consolas"/>
+                <w:sz w:val="17"/>
+                <w:szCs w:val="17"/>
+              </w:rPr>
+              <w:t>foreach ($candidates as $roomId) {</w:t>
+            </w:r>
+          </w:p>
+          <w:p>
+            <w:r>
+              <w:rPr>
+                <w:rFonts w:ascii="Consolas" w:eastAsia="Consolas" w:hAnsi="Consolas" w:cs="Consolas"/>
+                <w:sz w:val="17"/>
+                <w:szCs w:val="17"/>
+              </w:rPr>
+              <w:t xml:space="preserve">    try {</w:t>
+            </w:r>
+          </w:p>
+          <w:p>
+            <w:r>
+              <w:rPr>
+                <w:rFonts w:ascii="Consolas" w:eastAsia="Consolas" w:hAnsi="Consolas" w:cs="Consolas"/>
+                <w:sz w:val="17"/>
+                <w:szCs w:val="17"/>
+              </w:rPr>
+              <w:t xml:space="preserve">        return ApiResponse::created($this-&gt;reservations-&gt;save([...]));</w:t>
+            </w:r>
+          </w:p>
+          <w:p>
+            <w:r>
+              <w:rPr>
+                <w:rFonts w:ascii="Consolas" w:eastAsia="Consolas" w:hAnsi="Consolas" w:cs="Consolas"/>
+                <w:sz w:val="17"/>
+                <w:szCs w:val="17"/>
+              </w:rPr>
+              <w:t xml:space="preserve">    } catch (ApiException $e) {           // someone took it at the same moment</w:t>
+            </w:r>
+          </w:p>
+          <w:p>
+            <w:r>
+              <w:rPr>
+                <w:rFonts w:ascii="Consolas" w:eastAsia="Consolas" w:hAnsi="Consolas" w:cs="Consolas"/>
+                <w:sz w:val="17"/>
+                <w:szCs w:val="17"/>
+              </w:rPr>
+              <w:t xml:space="preserve">        if ($e-&gt;errorCode !== 'ROOM_ALREADY_BOOKED') throw $e;</w:t>
+            </w:r>
+          </w:p>
+          <w:p>
+            <w:r>
+              <w:rPr>
+                <w:rFonts w:ascii="Consolas" w:eastAsia="Consolas" w:hAnsi="Consolas" w:cs="Consolas"/>
+                <w:sz w:val="17"/>
+                <w:szCs w:val="17"/>
+              </w:rPr>
+              <w:t xml:space="preserve">    }</w:t>
+            </w:r>
+          </w:p>
+          <w:p>
+            <w:r>
+              <w:rPr>
+                <w:rFonts w:ascii="Consolas" w:eastAsia="Consolas" w:hAnsi="Consolas" w:cs="Consolas"/>
+                <w:sz w:val="17"/>
+                <w:szCs w:val="17"/>
+              </w:rPr>
+              <w:t>}</w:t>
+            </w:r>
+          </w:p>
+          <w:p>
+            <w:r>
+              <w:rPr>
+                <w:rFonts w:ascii="Consolas" w:eastAsia="Consolas" w:hAnsi="Consolas" w:cs="Consolas"/>
+                <w:sz w:val="17"/>
+                <w:szCs w:val="17"/>
+              </w:rPr>
+              <w:t>throw ApiException::conflict('NO_ROOMS_AVAILABLE', '...');</w:t>
+            </w:r>
+          </w:p>
+        </w:tc>
+      </w:tr>
+    </w:tbl>
+    <w:p>
+      <w:pPr>
+        <w:spacing w:before="80" w:after="160" w:line="300" w:lineRule="auto"/>
+      </w:pPr>
+      <w:r>
+        <w:rPr>
+          <w:b/>
+          <w:bCs/>
+        </w:rPr>
+        <w:t xml:space="preserve">Why it was used: </w:t>
+      </w:r>
+      <w:r>
+        <w:t>the guest picks the type, not the room number. It reuses the same ReservationService as the front desk, which locks the room row so two people cannot book the same room for the same dates; if a room is taken at that instant it tries the next free one. When none is left it returns a clear 409.</w:t>
       </w:r>
     </w:p>
     <w:p>
@@ -9227,11 +10644,11 @@
         <w:pStyle w:val="Ttulo1"/>
         <w:keepNext/>
       </w:pPr>
-      <w:bookmarkStart w:id="11" w:name="_Toc243985858"/>
+      <w:bookmarkStart w:id="12" w:name="_Toc244004193"/>
       <w:r>
         <w:t>6. Incident log</w:t>
       </w:r>
-      <w:bookmarkEnd w:id="11"/>
+      <w:bookmarkEnd w:id="12"/>
     </w:p>
     <w:p>
       <w:pPr>
@@ -9714,7 +11131,6 @@
                 <w:sz w:val="20"/>
                 <w:szCs w:val="20"/>
               </w:rPr>
-              <w:lastRenderedPageBreak/>
               <w:t>10/27/2026</w:t>
             </w:r>
           </w:p>
@@ -9834,11 +11250,12 @@
         <w:pStyle w:val="Ttulo1"/>
         <w:keepNext/>
       </w:pPr>
-      <w:bookmarkStart w:id="12" w:name="_Toc243985859"/>
-      <w:r>
+      <w:bookmarkStart w:id="13" w:name="_Toc244004194"/>
+      <w:r>
+        <w:lastRenderedPageBreak/>
         <w:t>7. Delivery conclusions</w:t>
       </w:r>
-      <w:bookmarkEnd w:id="12"/>
+      <w:bookmarkEnd w:id="13"/>
     </w:p>
     <w:p>
       <w:pPr>
@@ -9863,6 +11280,19 @@
         <w:spacing w:after="60" w:line="288" w:lineRule="auto"/>
       </w:pPr>
       <w:r>
+        <w:t>In addition, guests can now create their account with Google and book online, and the Developer can register staff (but not other Developers).</w:t>
+      </w:r>
+    </w:p>
+    <w:p>
+      <w:pPr>
+        <w:pStyle w:val="Prrafodelista"/>
+        <w:numPr>
+          <w:ilvl w:val="0"/>
+          <w:numId w:val="2"/>
+        </w:numPr>
+        <w:spacing w:after="60" w:line="288" w:lineRule="auto"/>
+      </w:pPr>
+      <w:r>
         <w:t>The local load tests (section 8.2) show that the development server saturates with few users. In the 80% delivery they will be repeated on AWS with Nginx + PHP-FPM, which serves several requests at once.</w:t>
       </w:r>
     </w:p>
@@ -9871,11 +11301,11 @@
         <w:pStyle w:val="Ttulo1"/>
         <w:keepNext/>
       </w:pPr>
-      <w:bookmarkStart w:id="13" w:name="_Toc243985860"/>
+      <w:bookmarkStart w:id="14" w:name="_Toc244004195"/>
       <w:r>
         <w:t>8. EXTRAS (beyond what is graded at 25%)</w:t>
       </w:r>
-      <w:bookmarkEnd w:id="13"/>
+      <w:bookmarkEnd w:id="14"/>
     </w:p>
     <w:p>
       <w:pPr>
@@ -9894,17 +11324,17 @@
         <w:pStyle w:val="Ttulo2"/>
         <w:keepNext/>
       </w:pPr>
-      <w:bookmarkStart w:id="14" w:name="_Toc243985861"/>
+      <w:bookmarkStart w:id="15" w:name="_Toc244004196"/>
       <w:r>
         <w:t>8.1 EXTRA: Database diagram (UML)</w:t>
       </w:r>
-      <w:bookmarkEnd w:id="14"/>
+      <w:bookmarkEnd w:id="15"/>
     </w:p>
     <w:p>
       <w:pPr>
         <w:spacing w:after="120" w:line="300" w:lineRule="auto"/>
         <w:sectPr>
-          <w:footerReference w:type="default" r:id="rId12"/>
+          <w:footerReference w:type="default" r:id="rId15"/>
           <w:pgSz w:w="11906" w:h="16838"/>
           <w:pgMar w:top="1418" w:right="1418" w:bottom="1418" w:left="1418" w:header="708" w:footer="708" w:gutter="0"/>
           <w:cols w:space="720"/>
@@ -9912,10 +11342,10 @@
         </w:sectPr>
       </w:pPr>
       <w:r>
-        <w:t>UML class diagram of the 13 entities (Laravel models on MySQL 8) with attributes, methods and multiplicities. The role_user join table is the many-to-many association between User and Role; AuditLog and InventoryMovement store which user performed each action. Indexes required by the plan: rooms(status), reservations(check_in, check_out), reservations(client_id), unique clients(document_number) and inventory_items(name). Editable sources: docs/diagramas/uml-clases.puml (PlantUML) and docs/diagramas/legrandh</w:t>
-      </w:r>
-      <w:r>
-        <w:t>otel.dbml (dbdiagram.io).</w:t>
+        <w:t>UML class diagram of the 13 entities (Laravel models on MySQL 8) with attributes, methods and multiplicities. The role_user join table is the many-to-many association between User and Role; AuditLog and InventoryMovement store which user performed each action; User and Client are linked when a guest creates their account with Google, and RoomType stores the amenities guests see when booking. Indexes required by the plan: rooms(status), reservations(check_in, check_out), reservations(client_id), unique clien</w:t>
+      </w:r>
+      <w:r>
+        <w:t>ts(document_number) and inventory_items(name). Editable sources: docs/diagramas/uml-clases.puml (PlantUML) and docs/diagramas/legrandhotel.dbml (dbdiagram.io).</w:t>
       </w:r>
     </w:p>
     <w:p>
@@ -9930,7 +11360,7 @@
         </w:rPr>
         <w:lastRenderedPageBreak/>
         <w:drawing>
-          <wp:inline distT="0" distB="0" distL="0" distR="0" wp14:anchorId="2BCF7ADD" wp14:editId="51A92CAD">
+          <wp:inline distT="0" distB="0" distL="0" distR="0" wp14:anchorId="401AC174" wp14:editId="5D7C4892">
             <wp:extent cx="8820150" cy="4772025"/>
             <wp:effectExtent l="0" t="0" r="0" b="0"/>
             <wp:docPr id="3" name="Gráfico 3"/>
@@ -9947,10 +11377,10 @@
                     </pic:cNvPicPr>
                   </pic:nvPicPr>
                   <pic:blipFill>
-                    <a:blip r:embed="rId13">
+                    <a:blip r:embed="rId16">
                       <a:extLst>
                         <a:ext uri="{96DAC541-7B7A-43D3-8B79-37D633B846F1}">
-                          <asvg:svgBlip xmlns:asvg="http://schemas.microsoft.com/office/drawing/2016/SVG/main" r:embed="rId14"/>
+                          <asvg:svgBlip xmlns:asvg="http://schemas.microsoft.com/office/drawing/2016/SVG/main" r:embed="rId17"/>
                         </a:ext>
                       </a:extLst>
                     </a:blip>
@@ -9980,7 +11410,7 @@
         <w:spacing w:after="200"/>
         <w:jc w:val="center"/>
         <w:sectPr>
-          <w:footerReference w:type="default" r:id="rId15"/>
+          <w:footerReference w:type="default" r:id="rId18"/>
           <w:pgSz w:w="16838" w:h="11906" w:orient="landscape"/>
           <w:pgMar w:top="1021" w:right="1418" w:bottom="1021" w:left="1418" w:header="708" w:footer="708" w:gutter="0"/>
           <w:cols w:space="720"/>
@@ -9994,7 +11424,7 @@
           <w:sz w:val="20"/>
           <w:szCs w:val="20"/>
         </w:rPr>
-        <w:t>Figure 5. LeGrandHotel UML class diagram.</w:t>
+        <w:t>Figure 8. LeGrandHotel UML class diagram.</w:t>
       </w:r>
     </w:p>
     <w:p>
@@ -10002,12 +11432,12 @@
         <w:pStyle w:val="Ttulo2"/>
         <w:keepNext/>
       </w:pPr>
-      <w:bookmarkStart w:id="15" w:name="_Toc243985862"/>
+      <w:bookmarkStart w:id="16" w:name="_Toc244004197"/>
       <w:r>
         <w:lastRenderedPageBreak/>
         <w:t>8.2 EXTRA: Performance and stress tests with k6 (several runs)</w:t>
       </w:r>
-      <w:bookmarkEnd w:id="15"/>
+      <w:bookmarkEnd w:id="16"/>
     </w:p>
     <w:p>
       <w:pPr>
@@ -11558,205 +12988,8 @@
           <w:noProof/>
         </w:rPr>
         <w:drawing>
-          <wp:inline distT="0" distB="0" distL="0" distR="0" wp14:anchorId="6223D21F" wp14:editId="1340D0F9">
+          <wp:inline distT="0" distB="0" distL="0" distR="0" wp14:anchorId="03F8E32F" wp14:editId="7E3022E4">
             <wp:extent cx="5400675" cy="3105150"/>
-            <wp:effectExtent l="0" t="0" r="0" b="0"/>
-            <wp:docPr id="8" name="Imagen 8"/>
-            <wp:cNvGraphicFramePr>
-              <a:graphicFrameLocks xmlns:a="http://schemas.openxmlformats.org/drawingml/2006/main" noChangeAspect="1"/>
-            </wp:cNvGraphicFramePr>
-            <a:graphic xmlns:a="http://schemas.openxmlformats.org/drawingml/2006/main">
-              <a:graphicData uri="http://schemas.openxmlformats.org/drawingml/2006/picture">
-                <pic:pic xmlns:pic="http://schemas.openxmlformats.org/drawingml/2006/picture">
-                  <pic:nvPicPr>
-                    <pic:cNvPr id="0" name=""/>
-                    <pic:cNvPicPr>
-                      <a:picLocks noChangeAspect="1" noChangeArrowheads="1"/>
-                    </pic:cNvPicPr>
-                  </pic:nvPicPr>
-                  <pic:blipFill>
-                    <a:blip r:embed="rId16"/>
-                    <a:srcRect/>
-                    <a:stretch>
-                      <a:fillRect/>
-                    </a:stretch>
-                  </pic:blipFill>
-                  <pic:spPr bwMode="auto">
-                    <a:xfrm>
-                      <a:off x="0" y="0"/>
-                      <a:ext cx="5400675" cy="3105150"/>
-                    </a:xfrm>
-                    <a:prstGeom prst="rect">
-                      <a:avLst/>
-                    </a:prstGeom>
-                  </pic:spPr>
-                </pic:pic>
-              </a:graphicData>
-            </a:graphic>
-          </wp:inline>
-        </w:drawing>
-      </w:r>
-    </w:p>
-    <w:p>
-      <w:pPr>
-        <w:spacing w:after="200"/>
-        <w:jc w:val="center"/>
-      </w:pPr>
-      <w:r>
-        <w:rPr>
-          <w:i/>
-          <w:iCs/>
-          <w:sz w:val="20"/>
-          <w:szCs w:val="20"/>
-        </w:rPr>
-        <w:t>Figure 6. Response time (p50, p90, p95) by number of virtual users.</w:t>
-      </w:r>
-    </w:p>
-    <w:p>
-      <w:pPr>
-        <w:keepNext/>
-        <w:spacing w:after="60"/>
-        <w:jc w:val="center"/>
-      </w:pPr>
-      <w:r>
-        <w:rPr>
-          <w:noProof/>
-        </w:rPr>
-        <w:lastRenderedPageBreak/>
-        <w:drawing>
-          <wp:inline distT="0" distB="0" distL="0" distR="0" wp14:anchorId="389D8E8A" wp14:editId="0F7212D0">
-            <wp:extent cx="5400675" cy="2962275"/>
-            <wp:effectExtent l="0" t="0" r="0" b="0"/>
-            <wp:docPr id="9" name="Imagen 9"/>
-            <wp:cNvGraphicFramePr>
-              <a:graphicFrameLocks xmlns:a="http://schemas.openxmlformats.org/drawingml/2006/main" noChangeAspect="1"/>
-            </wp:cNvGraphicFramePr>
-            <a:graphic xmlns:a="http://schemas.openxmlformats.org/drawingml/2006/main">
-              <a:graphicData uri="http://schemas.openxmlformats.org/drawingml/2006/picture">
-                <pic:pic xmlns:pic="http://schemas.openxmlformats.org/drawingml/2006/picture">
-                  <pic:nvPicPr>
-                    <pic:cNvPr id="0" name=""/>
-                    <pic:cNvPicPr>
-                      <a:picLocks noChangeAspect="1" noChangeArrowheads="1"/>
-                    </pic:cNvPicPr>
-                  </pic:nvPicPr>
-                  <pic:blipFill>
-                    <a:blip r:embed="rId17"/>
-                    <a:srcRect/>
-                    <a:stretch>
-                      <a:fillRect/>
-                    </a:stretch>
-                  </pic:blipFill>
-                  <pic:spPr bwMode="auto">
-                    <a:xfrm>
-                      <a:off x="0" y="0"/>
-                      <a:ext cx="5400675" cy="2962275"/>
-                    </a:xfrm>
-                    <a:prstGeom prst="rect">
-                      <a:avLst/>
-                    </a:prstGeom>
-                  </pic:spPr>
-                </pic:pic>
-              </a:graphicData>
-            </a:graphic>
-          </wp:inline>
-        </w:drawing>
-      </w:r>
-    </w:p>
-    <w:p>
-      <w:pPr>
-        <w:spacing w:after="200"/>
-        <w:jc w:val="center"/>
-      </w:pPr>
-      <w:r>
-        <w:rPr>
-          <w:i/>
-          <w:iCs/>
-          <w:sz w:val="20"/>
-          <w:szCs w:val="20"/>
-        </w:rPr>
-        <w:t>Figure 7. Requests served per second in each run.</w:t>
-      </w:r>
-    </w:p>
-    <w:p>
-      <w:pPr>
-        <w:keepNext/>
-        <w:spacing w:after="60"/>
-        <w:jc w:val="center"/>
-      </w:pPr>
-      <w:r>
-        <w:rPr>
-          <w:noProof/>
-        </w:rPr>
-        <w:drawing>
-          <wp:inline distT="0" distB="0" distL="0" distR="0" wp14:anchorId="26485E66" wp14:editId="415A48AB">
-            <wp:extent cx="5400675" cy="2724150"/>
-            <wp:effectExtent l="0" t="0" r="0" b="0"/>
-            <wp:docPr id="10" name="Imagen 10"/>
-            <wp:cNvGraphicFramePr>
-              <a:graphicFrameLocks xmlns:a="http://schemas.openxmlformats.org/drawingml/2006/main" noChangeAspect="1"/>
-            </wp:cNvGraphicFramePr>
-            <a:graphic xmlns:a="http://schemas.openxmlformats.org/drawingml/2006/main">
-              <a:graphicData uri="http://schemas.openxmlformats.org/drawingml/2006/picture">
-                <pic:pic xmlns:pic="http://schemas.openxmlformats.org/drawingml/2006/picture">
-                  <pic:nvPicPr>
-                    <pic:cNvPr id="0" name=""/>
-                    <pic:cNvPicPr>
-                      <a:picLocks noChangeAspect="1" noChangeArrowheads="1"/>
-                    </pic:cNvPicPr>
-                  </pic:nvPicPr>
-                  <pic:blipFill>
-                    <a:blip r:embed="rId18"/>
-                    <a:srcRect/>
-                    <a:stretch>
-                      <a:fillRect/>
-                    </a:stretch>
-                  </pic:blipFill>
-                  <pic:spPr bwMode="auto">
-                    <a:xfrm>
-                      <a:off x="0" y="0"/>
-                      <a:ext cx="5400675" cy="2724150"/>
-                    </a:xfrm>
-                    <a:prstGeom prst="rect">
-                      <a:avLst/>
-                    </a:prstGeom>
-                  </pic:spPr>
-                </pic:pic>
-              </a:graphicData>
-            </a:graphic>
-          </wp:inline>
-        </w:drawing>
-      </w:r>
-    </w:p>
-    <w:p>
-      <w:pPr>
-        <w:spacing w:after="200"/>
-        <w:jc w:val="center"/>
-      </w:pPr>
-      <w:r>
-        <w:rPr>
-          <w:i/>
-          <w:iCs/>
-          <w:sz w:val="20"/>
-          <w:szCs w:val="20"/>
-        </w:rPr>
-        <w:t>Figure 8. Percentage of failed requests in each run.</w:t>
-      </w:r>
-    </w:p>
-    <w:p>
-      <w:pPr>
-        <w:keepNext/>
-        <w:spacing w:after="60"/>
-        <w:jc w:val="center"/>
-      </w:pPr>
-      <w:r>
-        <w:rPr>
-          <w:noProof/>
-        </w:rPr>
-        <w:lastRenderedPageBreak/>
-        <w:drawing>
-          <wp:inline distT="0" distB="0" distL="0" distR="0" wp14:anchorId="3FA2AB40" wp14:editId="5E909C00">
-            <wp:extent cx="5400675" cy="2971800"/>
             <wp:effectExtent l="0" t="0" r="0" b="0"/>
             <wp:docPr id="11" name="Imagen 11"/>
             <wp:cNvGraphicFramePr>
@@ -11781,7 +13014,7 @@
                   <pic:spPr bwMode="auto">
                     <a:xfrm>
                       <a:off x="0" y="0"/>
-                      <a:ext cx="5400675" cy="2971800"/>
+                      <a:ext cx="5400675" cy="3105150"/>
                     </a:xfrm>
                     <a:prstGeom prst="rect">
                       <a:avLst/>
@@ -11806,7 +13039,7 @@
           <w:sz w:val="20"/>
           <w:szCs w:val="20"/>
         </w:rPr>
-        <w:t>Figure 9. p95 by operation type (reads, login, create booking).</w:t>
+        <w:t>Figure 9. Response time (p50, p90, p95) by number of virtual users.</w:t>
       </w:r>
     </w:p>
     <w:p>
@@ -11819,9 +13052,10 @@
         <w:rPr>
           <w:noProof/>
         </w:rPr>
+        <w:lastRenderedPageBreak/>
         <w:drawing>
-          <wp:inline distT="0" distB="0" distL="0" distR="0" wp14:anchorId="6CBD9F76" wp14:editId="419B6E8C">
-            <wp:extent cx="5400675" cy="3629025"/>
+          <wp:inline distT="0" distB="0" distL="0" distR="0" wp14:anchorId="17B77419" wp14:editId="73EDB2E1">
+            <wp:extent cx="5400675" cy="2962275"/>
             <wp:effectExtent l="0" t="0" r="0" b="0"/>
             <wp:docPr id="12" name="Imagen 12"/>
             <wp:cNvGraphicFramePr>
@@ -11846,7 +13080,7 @@
                   <pic:spPr bwMode="auto">
                     <a:xfrm>
                       <a:off x="0" y="0"/>
-                      <a:ext cx="5400675" cy="3629025"/>
+                      <a:ext cx="5400675" cy="2962275"/>
                     </a:xfrm>
                     <a:prstGeom prst="rect">
                       <a:avLst/>
@@ -11871,772 +13105,7 @@
           <w:sz w:val="20"/>
           <w:szCs w:val="20"/>
         </w:rPr>
-        <w:t>Figure 10. Latency second by second in the 50-user run.</w:t>
-      </w:r>
-    </w:p>
-    <w:p>
-      <w:pPr>
-        <w:keepNext/>
-        <w:spacing w:before="120" w:after="60"/>
-      </w:pPr>
-      <w:r>
-        <w:rPr>
-          <w:b/>
-          <w:bCs/>
-          <w:sz w:val="21"/>
-          <w:szCs w:val="21"/>
-        </w:rPr>
-        <w:lastRenderedPageBreak/>
-        <w:t xml:space="preserve">Snippet 9. </w:t>
-      </w:r>
-      <w:r>
-        <w:rPr>
-          <w:i/>
-          <w:iCs/>
-          <w:sz w:val="21"/>
-          <w:szCs w:val="21"/>
-        </w:rPr>
-        <w:t>tests/k6/reservas.js (extract)</w:t>
-      </w:r>
-    </w:p>
-    <w:tbl>
-      <w:tblPr>
-        <w:tblW w:w="9070" w:type="dxa"/>
-        <w:tblBorders>
-          <w:top w:val="single" w:sz="4" w:space="0" w:color="auto"/>
-          <w:left w:val="single" w:sz="4" w:space="0" w:color="auto"/>
-          <w:bottom w:val="single" w:sz="4" w:space="0" w:color="auto"/>
-          <w:right w:val="single" w:sz="4" w:space="0" w:color="auto"/>
-          <w:insideH w:val="single" w:sz="4" w:space="0" w:color="auto"/>
-          <w:insideV w:val="single" w:sz="4" w:space="0" w:color="auto"/>
-        </w:tblBorders>
-        <w:tblLook w:val="04A0" w:firstRow="1" w:lastRow="0" w:firstColumn="1" w:lastColumn="0" w:noHBand="0" w:noVBand="1"/>
-      </w:tblPr>
-      <w:tblGrid>
-        <w:gridCol w:w="9070"/>
-      </w:tblGrid>
-      <w:tr>
-        <w:trPr>
-          <w:cantSplit/>
-        </w:trPr>
-        <w:tc>
-          <w:tcPr>
-            <w:tcW w:w="9070" w:type="dxa"/>
-            <w:tcBorders>
-              <w:top w:val="single" w:sz="4" w:space="0" w:color="000000"/>
-              <w:left w:val="single" w:sz="4" w:space="0" w:color="000000"/>
-              <w:bottom w:val="single" w:sz="4" w:space="0" w:color="000000"/>
-              <w:right w:val="single" w:sz="4" w:space="0" w:color="000000"/>
-            </w:tcBorders>
-            <w:shd w:val="clear" w:color="auto" w:fill="F2F2F2"/>
-            <w:tcMar>
-              <w:top w:w="80" w:type="dxa"/>
-              <w:left w:w="140" w:type="dxa"/>
-              <w:bottom w:w="80" w:type="dxa"/>
-              <w:right w:w="140" w:type="dxa"/>
-            </w:tcMar>
-          </w:tcPr>
-          <w:p>
-            <w:r>
-              <w:rPr>
-                <w:rFonts w:ascii="Consolas" w:eastAsia="Consolas" w:hAnsi="Consolas" w:cs="Consolas"/>
-                <w:sz w:val="17"/>
-                <w:szCs w:val="17"/>
-              </w:rPr>
-              <w:t>escalon: {</w:t>
-            </w:r>
-          </w:p>
-          <w:p>
-            <w:r>
-              <w:rPr>
-                <w:rFonts w:ascii="Consolas" w:eastAsia="Consolas" w:hAnsi="Consolas" w:cs="Consolas"/>
-                <w:sz w:val="17"/>
-                <w:szCs w:val="17"/>
-              </w:rPr>
-              <w:t xml:space="preserve">  stages: [</w:t>
-            </w:r>
-          </w:p>
-          <w:p>
-            <w:r>
-              <w:rPr>
-                <w:rFonts w:ascii="Consolas" w:eastAsia="Consolas" w:hAnsi="Consolas" w:cs="Consolas"/>
-                <w:sz w:val="17"/>
-                <w:szCs w:val="17"/>
-              </w:rPr>
-              <w:t xml:space="preserve">    { duration: '10s', target: VUS },   // ramp up to VUS users</w:t>
-            </w:r>
-          </w:p>
-          <w:p>
-            <w:r>
-              <w:rPr>
-                <w:rFonts w:ascii="Consolas" w:eastAsia="Consolas" w:hAnsi="Consolas" w:cs="Consolas"/>
-                <w:sz w:val="17"/>
-                <w:szCs w:val="17"/>
-              </w:rPr>
-              <w:t xml:space="preserve">    { duration: '45s', target: VUS },   // hold the load</w:t>
-            </w:r>
-          </w:p>
-          <w:p>
-            <w:r>
-              <w:rPr>
-                <w:rFonts w:ascii="Consolas" w:eastAsia="Consolas" w:hAnsi="Consolas" w:cs="Consolas"/>
-                <w:sz w:val="17"/>
-                <w:szCs w:val="17"/>
-              </w:rPr>
-              <w:t xml:space="preserve">    { duration: '5s',  target: 0 },     // ramp down</w:t>
-            </w:r>
-          </w:p>
-          <w:p>
-            <w:r>
-              <w:rPr>
-                <w:rFonts w:ascii="Consolas" w:eastAsia="Consolas" w:hAnsi="Consolas" w:cs="Consolas"/>
-                <w:sz w:val="17"/>
-                <w:szCs w:val="17"/>
-              </w:rPr>
-              <w:t xml:space="preserve">  ],</w:t>
-            </w:r>
-          </w:p>
-          <w:p>
-            <w:r>
-              <w:rPr>
-                <w:rFonts w:ascii="Consolas" w:eastAsia="Consolas" w:hAnsi="Consolas" w:cs="Consolas"/>
-                <w:sz w:val="17"/>
-                <w:szCs w:val="17"/>
-              </w:rPr>
-              <w:t xml:space="preserve">  thresholds: {</w:t>
-            </w:r>
-          </w:p>
-          <w:p>
-            <w:r>
-              <w:rPr>
-                <w:rFonts w:ascii="Consolas" w:eastAsia="Consolas" w:hAnsi="Consolas" w:cs="Consolas"/>
-                <w:sz w:val="17"/>
-                <w:szCs w:val="17"/>
-              </w:rPr>
-              <w:t xml:space="preserve">    http_req_duration: ['p(95)&lt;500'],   // target: p95 below 500 ms</w:t>
-            </w:r>
-          </w:p>
-          <w:p>
-            <w:r>
-              <w:rPr>
-                <w:rFonts w:ascii="Consolas" w:eastAsia="Consolas" w:hAnsi="Consolas" w:cs="Consolas"/>
-                <w:sz w:val="17"/>
-                <w:szCs w:val="17"/>
-              </w:rPr>
-              <w:t xml:space="preserve">    http_req_failed: ['rate&lt;0.01'],     // less than 1% errors</w:t>
-            </w:r>
-          </w:p>
-          <w:p>
-            <w:r>
-              <w:rPr>
-                <w:rFonts w:ascii="Consolas" w:eastAsia="Consolas" w:hAnsi="Consolas" w:cs="Consolas"/>
-                <w:sz w:val="17"/>
-                <w:szCs w:val="17"/>
-              </w:rPr>
-              <w:t xml:space="preserve">  },</w:t>
-            </w:r>
-          </w:p>
-          <w:p>
-            <w:r>
-              <w:rPr>
-                <w:rFonts w:ascii="Consolas" w:eastAsia="Consolas" w:hAnsi="Consolas" w:cs="Consolas"/>
-                <w:sz w:val="17"/>
-                <w:szCs w:val="17"/>
-              </w:rPr>
-              <w:t>},</w:t>
-            </w:r>
-          </w:p>
-        </w:tc>
-      </w:tr>
-    </w:tbl>
-    <w:p>
-      <w:pPr>
-        <w:spacing w:before="80" w:after="160" w:line="300" w:lineRule="auto"/>
-      </w:pPr>
-      <w:r>
-        <w:rPr>
-          <w:b/>
-          <w:bCs/>
-        </w:rPr>
-        <w:t xml:space="preserve">Why it was used: </w:t>
-      </w:r>
-      <w:r>
-        <w:t>the same script is run with a different number of users (VUS) to compare runs with each other. The thresholds turn the plan target (p95 below 500 ms and less than 1% errors) into a rule: if it is not met, k6 marks the test as failed without interpreting the numbers by hand.</w:t>
-      </w:r>
-    </w:p>
-    <w:p>
-      <w:pPr>
-        <w:pStyle w:val="Ttulo2"/>
-        <w:keepNext/>
-      </w:pPr>
-      <w:bookmarkStart w:id="16" w:name="_Toc243985863"/>
-      <w:r>
-        <w:t>8.3 Analysis and bottleneck found</w:t>
-      </w:r>
-      <w:bookmarkEnd w:id="16"/>
-    </w:p>
-    <w:p>
-      <w:pPr>
-        <w:pStyle w:val="Prrafodelista"/>
-        <w:numPr>
-          <w:ilvl w:val="0"/>
-          <w:numId w:val="2"/>
-        </w:numPr>
-        <w:spacing w:after="60" w:line="288" w:lineRule="auto"/>
-      </w:pPr>
-      <w:r>
-        <w:t>With 5 users the p95 was 528 ms; with 50 users it reached 7,885 ms. Requests per second barely rise (4.4 → 5.3): the server was already at the limit of what it can serve.</w:t>
-      </w:r>
-    </w:p>
-    <w:p>
-      <w:pPr>
-        <w:pStyle w:val="Prrafodelista"/>
-        <w:numPr>
-          <w:ilvl w:val="0"/>
-          <w:numId w:val="2"/>
-        </w:numPr>
-        <w:spacing w:after="60" w:line="288" w:lineRule="auto"/>
-      </w:pPr>
-      <w:r>
-        <w:t>Cause: the PHP built-in server on Windows handles one request at a time. When more users arrive, requests wait in a queue and the response time grows almost linearly, even though each endpoint's code is fast (in the Pest bulk test, the listing of 5,000 bookings responds in under 500 ms).</w:t>
-      </w:r>
-    </w:p>
-    <w:p>
-      <w:pPr>
-        <w:pStyle w:val="Prrafodelista"/>
-        <w:numPr>
-          <w:ilvl w:val="0"/>
-          <w:numId w:val="2"/>
-        </w:numPr>
-        <w:spacing w:after="60" w:line="288" w:lineRule="auto"/>
-      </w:pPr>
-      <w:r>
-        <w:t>With 50 VU, reads, login and booking creation have almost the same p95 (7,890, 7,905 and 7,820 ms). The time is dominated by waiting in the server queue, not by each endpoint's work.</w:t>
-      </w:r>
-    </w:p>
-    <w:p>
-      <w:pPr>
-        <w:pStyle w:val="Prrafodelista"/>
-        <w:numPr>
-          <w:ilvl w:val="0"/>
-          <w:numId w:val="2"/>
-        </w:numPr>
-        <w:spacing w:after="60" w:line="288" w:lineRule="auto"/>
-      </w:pPr>
-      <w:r>
-        <w:t>Despite the saturation there were no errors (0% in every run): the API responds more slowly, but it does not go down or lose requests.</w:t>
-      </w:r>
-    </w:p>
-    <w:p>
-      <w:pPr>
-        <w:pStyle w:val="Prrafodelista"/>
-        <w:numPr>
-          <w:ilvl w:val="0"/>
-          <w:numId w:val="2"/>
-        </w:numPr>
-        <w:spacing w:after="60" w:line="288" w:lineRule="auto"/>
-      </w:pPr>
-      <w:r>
-        <w:t>Fix planned for 80%: Docker with Nginx + PHP-FPM (20 processes), OPcache, MySQL on RDS and Redis for cache and rate limiting. The same runs will be repeated on AWS with 50–100 and then 1,000–5,000 users, to compare before and after.</w:t>
-      </w:r>
-    </w:p>
-    <w:p>
-      <w:pPr>
-        <w:spacing w:after="120" w:line="300" w:lineRule="auto"/>
-      </w:pPr>
-      <w:r>
-        <w:t>The interactive HTML reports of each run (generated by k6) are in docs/pruebas/local-*.html and the raw data in docs/pruebas/datos/.</w:t>
-      </w:r>
-    </w:p>
-    <w:p>
-      <w:pPr>
-        <w:pStyle w:val="Ttulo2"/>
-        <w:keepNext/>
-      </w:pPr>
-      <w:bookmarkStart w:id="17" w:name="_Toc243985864"/>
-      <w:r>
-        <w:t>8.4 EXTRA: Code encryption (obfuscation)</w:t>
-      </w:r>
-      <w:bookmarkEnd w:id="17"/>
-    </w:p>
-    <w:p>
-      <w:pPr>
-        <w:spacing w:after="120" w:line="300" w:lineRule="auto"/>
-      </w:pPr>
-      <w:r>
-        <w:t>The frontend production build is obfuscated with javascript-obfuscator: names are replaced with hexadecimal identifiers and strings are stored base64-encoded. Comparison of the same interface text («No tienes acceso», "You do not have access"):</w:t>
-      </w:r>
-    </w:p>
-    <w:tbl>
-      <w:tblPr>
-        <w:tblW w:w="9070" w:type="dxa"/>
-        <w:tblBorders>
-          <w:top w:val="single" w:sz="4" w:space="0" w:color="auto"/>
-          <w:left w:val="single" w:sz="4" w:space="0" w:color="auto"/>
-          <w:bottom w:val="single" w:sz="4" w:space="0" w:color="auto"/>
-          <w:right w:val="single" w:sz="4" w:space="0" w:color="auto"/>
-          <w:insideH w:val="single" w:sz="4" w:space="0" w:color="auto"/>
-          <w:insideV w:val="single" w:sz="4" w:space="0" w:color="auto"/>
-        </w:tblBorders>
-        <w:tblLook w:val="04A0" w:firstRow="1" w:lastRow="0" w:firstColumn="1" w:lastColumn="0" w:noHBand="0" w:noVBand="1"/>
-      </w:tblPr>
-      <w:tblGrid>
-        <w:gridCol w:w="2474"/>
-        <w:gridCol w:w="3298"/>
-        <w:gridCol w:w="3298"/>
-      </w:tblGrid>
-      <w:tr>
-        <w:trPr>
-          <w:tblHeader/>
-        </w:trPr>
-        <w:tc>
-          <w:tcPr>
-            <w:tcW w:w="2474" w:type="dxa"/>
-            <w:tcBorders>
-              <w:top w:val="single" w:sz="4" w:space="0" w:color="000000"/>
-              <w:left w:val="single" w:sz="4" w:space="0" w:color="000000"/>
-              <w:bottom w:val="single" w:sz="4" w:space="0" w:color="000000"/>
-              <w:right w:val="single" w:sz="4" w:space="0" w:color="000000"/>
-            </w:tcBorders>
-            <w:shd w:val="clear" w:color="auto" w:fill="D9D9D9"/>
-            <w:tcMar>
-              <w:top w:w="60" w:type="dxa"/>
-              <w:left w:w="90" w:type="dxa"/>
-              <w:bottom w:w="60" w:type="dxa"/>
-              <w:right w:w="90" w:type="dxa"/>
-            </w:tcMar>
-            <w:vAlign w:val="center"/>
-          </w:tcPr>
-          <w:p>
-            <w:r>
-              <w:rPr>
-                <w:b/>
-                <w:bCs/>
-                <w:sz w:val="20"/>
-                <w:szCs w:val="20"/>
-              </w:rPr>
-              <w:t>Build</w:t>
-            </w:r>
-          </w:p>
-        </w:tc>
-        <w:tc>
-          <w:tcPr>
-            <w:tcW w:w="3298" w:type="dxa"/>
-            <w:tcBorders>
-              <w:top w:val="single" w:sz="4" w:space="0" w:color="000000"/>
-              <w:left w:val="single" w:sz="4" w:space="0" w:color="000000"/>
-              <w:bottom w:val="single" w:sz="4" w:space="0" w:color="000000"/>
-              <w:right w:val="single" w:sz="4" w:space="0" w:color="000000"/>
-            </w:tcBorders>
-            <w:shd w:val="clear" w:color="auto" w:fill="D9D9D9"/>
-            <w:tcMar>
-              <w:top w:w="60" w:type="dxa"/>
-              <w:left w:w="90" w:type="dxa"/>
-              <w:bottom w:w="60" w:type="dxa"/>
-              <w:right w:w="90" w:type="dxa"/>
-            </w:tcMar>
-            <w:vAlign w:val="center"/>
-          </w:tcPr>
-          <w:p>
-            <w:r>
-              <w:rPr>
-                <w:b/>
-                <w:bCs/>
-                <w:sz w:val="20"/>
-                <w:szCs w:val="20"/>
-              </w:rPr>
-              <w:t>Command</w:t>
-            </w:r>
-          </w:p>
-        </w:tc>
-        <w:tc>
-          <w:tcPr>
-            <w:tcW w:w="3298" w:type="dxa"/>
-            <w:tcBorders>
-              <w:top w:val="single" w:sz="4" w:space="0" w:color="000000"/>
-              <w:left w:val="single" w:sz="4" w:space="0" w:color="000000"/>
-              <w:bottom w:val="single" w:sz="4" w:space="0" w:color="000000"/>
-              <w:right w:val="single" w:sz="4" w:space="0" w:color="000000"/>
-            </w:tcBorders>
-            <w:shd w:val="clear" w:color="auto" w:fill="D9D9D9"/>
-            <w:tcMar>
-              <w:top w:w="60" w:type="dxa"/>
-              <w:left w:w="90" w:type="dxa"/>
-              <w:bottom w:w="60" w:type="dxa"/>
-              <w:right w:w="90" w:type="dxa"/>
-            </w:tcMar>
-            <w:vAlign w:val="center"/>
-          </w:tcPr>
-          <w:p>
-            <w:r>
-              <w:rPr>
-                <w:b/>
-                <w:bCs/>
-                <w:sz w:val="20"/>
-                <w:szCs w:val="20"/>
-              </w:rPr>
-              <w:t>Times it appears readable</w:t>
-            </w:r>
-          </w:p>
-        </w:tc>
-      </w:tr>
-      <w:tr>
-        <w:tc>
-          <w:tcPr>
-            <w:tcW w:w="2474" w:type="dxa"/>
-            <w:tcBorders>
-              <w:top w:val="single" w:sz="4" w:space="0" w:color="000000"/>
-              <w:left w:val="single" w:sz="4" w:space="0" w:color="000000"/>
-              <w:bottom w:val="single" w:sz="4" w:space="0" w:color="000000"/>
-              <w:right w:val="single" w:sz="4" w:space="0" w:color="000000"/>
-            </w:tcBorders>
-            <w:tcMar>
-              <w:top w:w="60" w:type="dxa"/>
-              <w:left w:w="90" w:type="dxa"/>
-              <w:bottom w:w="60" w:type="dxa"/>
-              <w:right w:w="90" w:type="dxa"/>
-            </w:tcMar>
-            <w:vAlign w:val="center"/>
-          </w:tcPr>
-          <w:p>
-            <w:r>
-              <w:rPr>
-                <w:sz w:val="20"/>
-                <w:szCs w:val="20"/>
-              </w:rPr>
-              <w:t>Normal</w:t>
-            </w:r>
-          </w:p>
-        </w:tc>
-        <w:tc>
-          <w:tcPr>
-            <w:tcW w:w="3298" w:type="dxa"/>
-            <w:tcBorders>
-              <w:top w:val="single" w:sz="4" w:space="0" w:color="000000"/>
-              <w:left w:val="single" w:sz="4" w:space="0" w:color="000000"/>
-              <w:bottom w:val="single" w:sz="4" w:space="0" w:color="000000"/>
-              <w:right w:val="single" w:sz="4" w:space="0" w:color="000000"/>
-            </w:tcBorders>
-            <w:tcMar>
-              <w:top w:w="60" w:type="dxa"/>
-              <w:left w:w="90" w:type="dxa"/>
-              <w:bottom w:w="60" w:type="dxa"/>
-              <w:right w:w="90" w:type="dxa"/>
-            </w:tcMar>
-            <w:vAlign w:val="center"/>
-          </w:tcPr>
-          <w:p>
-            <w:r>
-              <w:rPr>
-                <w:sz w:val="20"/>
-                <w:szCs w:val="20"/>
-              </w:rPr>
-              <w:t>npm run build:plain</w:t>
-            </w:r>
-          </w:p>
-        </w:tc>
-        <w:tc>
-          <w:tcPr>
-            <w:tcW w:w="3298" w:type="dxa"/>
-            <w:tcBorders>
-              <w:top w:val="single" w:sz="4" w:space="0" w:color="000000"/>
-              <w:left w:val="single" w:sz="4" w:space="0" w:color="000000"/>
-              <w:bottom w:val="single" w:sz="4" w:space="0" w:color="000000"/>
-              <w:right w:val="single" w:sz="4" w:space="0" w:color="000000"/>
-            </w:tcBorders>
-            <w:tcMar>
-              <w:top w:w="60" w:type="dxa"/>
-              <w:left w:w="90" w:type="dxa"/>
-              <w:bottom w:w="60" w:type="dxa"/>
-              <w:right w:w="90" w:type="dxa"/>
-            </w:tcMar>
-            <w:vAlign w:val="center"/>
-          </w:tcPr>
-          <w:p>
-            <w:r>
-              <w:rPr>
-                <w:sz w:val="20"/>
-                <w:szCs w:val="20"/>
-              </w:rPr>
-              <w:t>1</w:t>
-            </w:r>
-          </w:p>
-        </w:tc>
-      </w:tr>
-      <w:tr>
-        <w:tc>
-          <w:tcPr>
-            <w:tcW w:w="2474" w:type="dxa"/>
-            <w:tcBorders>
-              <w:top w:val="single" w:sz="4" w:space="0" w:color="000000"/>
-              <w:left w:val="single" w:sz="4" w:space="0" w:color="000000"/>
-              <w:bottom w:val="single" w:sz="4" w:space="0" w:color="000000"/>
-              <w:right w:val="single" w:sz="4" w:space="0" w:color="000000"/>
-            </w:tcBorders>
-            <w:tcMar>
-              <w:top w:w="60" w:type="dxa"/>
-              <w:left w:w="90" w:type="dxa"/>
-              <w:bottom w:w="60" w:type="dxa"/>
-              <w:right w:w="90" w:type="dxa"/>
-            </w:tcMar>
-            <w:vAlign w:val="center"/>
-          </w:tcPr>
-          <w:p>
-            <w:r>
-              <w:rPr>
-                <w:sz w:val="20"/>
-                <w:szCs w:val="20"/>
-              </w:rPr>
-              <w:t>Obfuscated (production)</w:t>
-            </w:r>
-          </w:p>
-        </w:tc>
-        <w:tc>
-          <w:tcPr>
-            <w:tcW w:w="3298" w:type="dxa"/>
-            <w:tcBorders>
-              <w:top w:val="single" w:sz="4" w:space="0" w:color="000000"/>
-              <w:left w:val="single" w:sz="4" w:space="0" w:color="000000"/>
-              <w:bottom w:val="single" w:sz="4" w:space="0" w:color="000000"/>
-              <w:right w:val="single" w:sz="4" w:space="0" w:color="000000"/>
-            </w:tcBorders>
-            <w:tcMar>
-              <w:top w:w="60" w:type="dxa"/>
-              <w:left w:w="90" w:type="dxa"/>
-              <w:bottom w:w="60" w:type="dxa"/>
-              <w:right w:w="90" w:type="dxa"/>
-            </w:tcMar>
-            <w:vAlign w:val="center"/>
-          </w:tcPr>
-          <w:p>
-            <w:r>
-              <w:rPr>
-                <w:sz w:val="20"/>
-                <w:szCs w:val="20"/>
-              </w:rPr>
-              <w:t>npm run build</w:t>
-            </w:r>
-          </w:p>
-        </w:tc>
-        <w:tc>
-          <w:tcPr>
-            <w:tcW w:w="3298" w:type="dxa"/>
-            <w:tcBorders>
-              <w:top w:val="single" w:sz="4" w:space="0" w:color="000000"/>
-              <w:left w:val="single" w:sz="4" w:space="0" w:color="000000"/>
-              <w:bottom w:val="single" w:sz="4" w:space="0" w:color="000000"/>
-              <w:right w:val="single" w:sz="4" w:space="0" w:color="000000"/>
-            </w:tcBorders>
-            <w:tcMar>
-              <w:top w:w="60" w:type="dxa"/>
-              <w:left w:w="90" w:type="dxa"/>
-              <w:bottom w:w="60" w:type="dxa"/>
-              <w:right w:w="90" w:type="dxa"/>
-            </w:tcMar>
-            <w:vAlign w:val="center"/>
-          </w:tcPr>
-          <w:p>
-            <w:r>
-              <w:rPr>
-                <w:sz w:val="20"/>
-                <w:szCs w:val="20"/>
-              </w:rPr>
-              <w:t>0</w:t>
-            </w:r>
-          </w:p>
-        </w:tc>
-      </w:tr>
-    </w:tbl>
-    <w:p>
-      <w:pPr>
-        <w:spacing w:after="80"/>
-      </w:pPr>
-    </w:p>
-    <w:p>
-      <w:pPr>
-        <w:spacing w:after="120" w:line="300" w:lineRule="auto"/>
-      </w:pPr>
-      <w:r>
-        <w:t>The backend is not published: it runs on a private server with no access to the code.</w:t>
-      </w:r>
-    </w:p>
-    <w:p>
-      <w:pPr>
-        <w:keepNext/>
-        <w:spacing w:before="120" w:after="60"/>
-      </w:pPr>
-      <w:r>
-        <w:rPr>
-          <w:b/>
-          <w:bCs/>
-          <w:sz w:val="21"/>
-          <w:szCs w:val="21"/>
-        </w:rPr>
-        <w:lastRenderedPageBreak/>
-        <w:t xml:space="preserve">Snippet 10. </w:t>
-      </w:r>
-      <w:r>
-        <w:rPr>
-          <w:i/>
-          <w:iCs/>
-          <w:sz w:val="21"/>
-          <w:szCs w:val="21"/>
-        </w:rPr>
-        <w:t>web/vite.config.ts (extract)</w:t>
-      </w:r>
-    </w:p>
-    <w:tbl>
-      <w:tblPr>
-        <w:tblW w:w="9070" w:type="dxa"/>
-        <w:tblBorders>
-          <w:top w:val="single" w:sz="4" w:space="0" w:color="auto"/>
-          <w:left w:val="single" w:sz="4" w:space="0" w:color="auto"/>
-          <w:bottom w:val="single" w:sz="4" w:space="0" w:color="auto"/>
-          <w:right w:val="single" w:sz="4" w:space="0" w:color="auto"/>
-          <w:insideH w:val="single" w:sz="4" w:space="0" w:color="auto"/>
-          <w:insideV w:val="single" w:sz="4" w:space="0" w:color="auto"/>
-        </w:tblBorders>
-        <w:tblLook w:val="04A0" w:firstRow="1" w:lastRow="0" w:firstColumn="1" w:lastColumn="0" w:noHBand="0" w:noVBand="1"/>
-      </w:tblPr>
-      <w:tblGrid>
-        <w:gridCol w:w="9070"/>
-      </w:tblGrid>
-      <w:tr>
-        <w:trPr>
-          <w:cantSplit/>
-        </w:trPr>
-        <w:tc>
-          <w:tcPr>
-            <w:tcW w:w="9070" w:type="dxa"/>
-            <w:tcBorders>
-              <w:top w:val="single" w:sz="4" w:space="0" w:color="000000"/>
-              <w:left w:val="single" w:sz="4" w:space="0" w:color="000000"/>
-              <w:bottom w:val="single" w:sz="4" w:space="0" w:color="000000"/>
-              <w:right w:val="single" w:sz="4" w:space="0" w:color="000000"/>
-            </w:tcBorders>
-            <w:shd w:val="clear" w:color="auto" w:fill="F2F2F2"/>
-            <w:tcMar>
-              <w:top w:w="80" w:type="dxa"/>
-              <w:left w:w="140" w:type="dxa"/>
-              <w:bottom w:w="80" w:type="dxa"/>
-              <w:right w:w="140" w:type="dxa"/>
-            </w:tcMar>
-          </w:tcPr>
-          <w:p>
-            <w:r>
-              <w:rPr>
-                <w:rFonts w:ascii="Consolas" w:eastAsia="Consolas" w:hAnsi="Consolas" w:cs="Consolas"/>
-                <w:sz w:val="17"/>
-                <w:szCs w:val="17"/>
-              </w:rPr>
-              <w:t>renderChunk(code, chunk) {</w:t>
-            </w:r>
-          </w:p>
-          <w:p>
-            <w:r>
-              <w:rPr>
-                <w:rFonts w:ascii="Consolas" w:eastAsia="Consolas" w:hAnsi="Consolas" w:cs="Consolas"/>
-                <w:sz w:val="17"/>
-                <w:szCs w:val="17"/>
-              </w:rPr>
-              <w:t xml:space="preserve">  const result = JavaScriptObfuscator.obfuscate(code, {</w:t>
-            </w:r>
-          </w:p>
-          <w:p>
-            <w:r>
-              <w:rPr>
-                <w:rFonts w:ascii="Consolas" w:eastAsia="Consolas" w:hAnsi="Consolas" w:cs="Consolas"/>
-                <w:sz w:val="17"/>
-                <w:szCs w:val="17"/>
-              </w:rPr>
-              <w:t xml:space="preserve">    identifierNamesGenerator: 'hexadecimal',   // unreadable names</w:t>
-            </w:r>
-          </w:p>
-          <w:p>
-            <w:r>
-              <w:rPr>
-                <w:rFonts w:ascii="Consolas" w:eastAsia="Consolas" w:hAnsi="Consolas" w:cs="Consolas"/>
-                <w:sz w:val="17"/>
-                <w:szCs w:val="17"/>
-              </w:rPr>
-              <w:t xml:space="preserve">    stringArray: true, stringArrayEncoding: ['base64'],   // encoded strings</w:t>
-            </w:r>
-          </w:p>
-          <w:p>
-            <w:r>
-              <w:rPr>
-                <w:rFonts w:ascii="Consolas" w:eastAsia="Consolas" w:hAnsi="Consolas" w:cs="Consolas"/>
-                <w:sz w:val="17"/>
-                <w:szCs w:val="17"/>
-              </w:rPr>
-              <w:t xml:space="preserve">    splitStrings: true, compact: true,</w:t>
-            </w:r>
-          </w:p>
-          <w:p>
-            <w:r>
-              <w:rPr>
-                <w:rFonts w:ascii="Consolas" w:eastAsia="Consolas" w:hAnsi="Consolas" w:cs="Consolas"/>
-                <w:sz w:val="17"/>
-                <w:szCs w:val="17"/>
-              </w:rPr>
-              <w:t xml:space="preserve">  })</w:t>
-            </w:r>
-          </w:p>
-          <w:p>
-            <w:r>
-              <w:rPr>
-                <w:rFonts w:ascii="Consolas" w:eastAsia="Consolas" w:hAnsi="Consolas" w:cs="Consolas"/>
-                <w:sz w:val="17"/>
-                <w:szCs w:val="17"/>
-              </w:rPr>
-              <w:t xml:space="preserve">  return { code: result.getObfuscatedCode(), map: null }</w:t>
-            </w:r>
-          </w:p>
-          <w:p>
-            <w:r>
-              <w:rPr>
-                <w:rFonts w:ascii="Consolas" w:eastAsia="Consolas" w:hAnsi="Consolas" w:cs="Consolas"/>
-                <w:sz w:val="17"/>
-                <w:szCs w:val="17"/>
-              </w:rPr>
-              <w:t>}</w:t>
-            </w:r>
-          </w:p>
-        </w:tc>
-      </w:tr>
-    </w:tbl>
-    <w:p>
-      <w:pPr>
-        <w:spacing w:before="80" w:after="160" w:line="300" w:lineRule="auto"/>
-      </w:pPr>
-      <w:r>
-        <w:rPr>
-          <w:b/>
-          <w:bCs/>
-        </w:rPr>
-        <w:t xml:space="preserve">Why it was used: </w:t>
-      </w:r>
-      <w:r>
-        <w:t>a web application's code is downloaded to the browser, so anyone can read it. Obfuscation is applied to the final production bundle to make it harder to copy or study its logic, without changing what it does. Development uses the normal code (npm run build:plain).</w:t>
-      </w:r>
-    </w:p>
-    <w:p>
-      <w:pPr>
-        <w:pStyle w:val="Ttulo2"/>
-        <w:keepNext/>
-      </w:pPr>
-      <w:bookmarkStart w:id="18" w:name="_Toc243985865"/>
-      <w:r>
-        <w:t>8.5 EXTRA: Developer view</w:t>
-      </w:r>
-      <w:bookmarkEnd w:id="18"/>
-    </w:p>
-    <w:p>
-      <w:pPr>
-        <w:spacing w:after="120" w:line="300" w:lineRule="auto"/>
-      </w:pPr>
-      <w:r>
-        <w:t>The Developer role has a diagnostics screen (/programador) that shows, without logging into the server: the status of the application, the database and the cache; version and configuration (token lifetime, rate limits, CORS); p50/p95/p99 latencies computed from the JSON log; slowest routes; latest requests; errors searchable by incident code, the same one the user sees on the 500 screen; and the list of every API route with its access role. It shows no passwords or keys, and an automated test checks this.</w:t>
+        <w:t>Figure 10. Requests served per second in each run.</w:t>
       </w:r>
     </w:p>
     <w:p>
@@ -12650,8 +13119,8 @@
           <w:noProof/>
         </w:rPr>
         <w:drawing>
-          <wp:inline distT="0" distB="0" distL="0" distR="0" wp14:anchorId="02ECD44B" wp14:editId="5298F625">
-            <wp:extent cx="5400675" cy="3371850"/>
+          <wp:inline distT="0" distB="0" distL="0" distR="0" wp14:anchorId="00F44CBD" wp14:editId="3730B0D3">
+            <wp:extent cx="5400675" cy="2724150"/>
             <wp:effectExtent l="0" t="0" r="0" b="0"/>
             <wp:docPr id="13" name="Imagen 13"/>
             <wp:cNvGraphicFramePr>
@@ -12676,6 +13145,967 @@
                   <pic:spPr bwMode="auto">
                     <a:xfrm>
                       <a:off x="0" y="0"/>
+                      <a:ext cx="5400675" cy="2724150"/>
+                    </a:xfrm>
+                    <a:prstGeom prst="rect">
+                      <a:avLst/>
+                    </a:prstGeom>
+                  </pic:spPr>
+                </pic:pic>
+              </a:graphicData>
+            </a:graphic>
+          </wp:inline>
+        </w:drawing>
+      </w:r>
+    </w:p>
+    <w:p>
+      <w:pPr>
+        <w:spacing w:after="200"/>
+        <w:jc w:val="center"/>
+      </w:pPr>
+      <w:r>
+        <w:rPr>
+          <w:i/>
+          <w:iCs/>
+          <w:sz w:val="20"/>
+          <w:szCs w:val="20"/>
+        </w:rPr>
+        <w:t>Figure 11. Percentage of failed requests in each run.</w:t>
+      </w:r>
+    </w:p>
+    <w:p>
+      <w:pPr>
+        <w:keepNext/>
+        <w:spacing w:after="60"/>
+        <w:jc w:val="center"/>
+      </w:pPr>
+      <w:r>
+        <w:rPr>
+          <w:noProof/>
+        </w:rPr>
+        <w:lastRenderedPageBreak/>
+        <w:drawing>
+          <wp:inline distT="0" distB="0" distL="0" distR="0" wp14:anchorId="61FC510A" wp14:editId="27BDCF64">
+            <wp:extent cx="5400675" cy="2971800"/>
+            <wp:effectExtent l="0" t="0" r="0" b="0"/>
+            <wp:docPr id="14" name="Imagen 14"/>
+            <wp:cNvGraphicFramePr>
+              <a:graphicFrameLocks xmlns:a="http://schemas.openxmlformats.org/drawingml/2006/main" noChangeAspect="1"/>
+            </wp:cNvGraphicFramePr>
+            <a:graphic xmlns:a="http://schemas.openxmlformats.org/drawingml/2006/main">
+              <a:graphicData uri="http://schemas.openxmlformats.org/drawingml/2006/picture">
+                <pic:pic xmlns:pic="http://schemas.openxmlformats.org/drawingml/2006/picture">
+                  <pic:nvPicPr>
+                    <pic:cNvPr id="0" name=""/>
+                    <pic:cNvPicPr>
+                      <a:picLocks noChangeAspect="1" noChangeArrowheads="1"/>
+                    </pic:cNvPicPr>
+                  </pic:nvPicPr>
+                  <pic:blipFill>
+                    <a:blip r:embed="rId22"/>
+                    <a:srcRect/>
+                    <a:stretch>
+                      <a:fillRect/>
+                    </a:stretch>
+                  </pic:blipFill>
+                  <pic:spPr bwMode="auto">
+                    <a:xfrm>
+                      <a:off x="0" y="0"/>
+                      <a:ext cx="5400675" cy="2971800"/>
+                    </a:xfrm>
+                    <a:prstGeom prst="rect">
+                      <a:avLst/>
+                    </a:prstGeom>
+                  </pic:spPr>
+                </pic:pic>
+              </a:graphicData>
+            </a:graphic>
+          </wp:inline>
+        </w:drawing>
+      </w:r>
+    </w:p>
+    <w:p>
+      <w:pPr>
+        <w:spacing w:after="200"/>
+        <w:jc w:val="center"/>
+      </w:pPr>
+      <w:r>
+        <w:rPr>
+          <w:i/>
+          <w:iCs/>
+          <w:sz w:val="20"/>
+          <w:szCs w:val="20"/>
+        </w:rPr>
+        <w:t>Figure 12. p95 by operation type (reads, login, create booking).</w:t>
+      </w:r>
+    </w:p>
+    <w:p>
+      <w:pPr>
+        <w:keepNext/>
+        <w:spacing w:after="60"/>
+        <w:jc w:val="center"/>
+      </w:pPr>
+      <w:r>
+        <w:rPr>
+          <w:noProof/>
+        </w:rPr>
+        <w:drawing>
+          <wp:inline distT="0" distB="0" distL="0" distR="0" wp14:anchorId="37C9F23D" wp14:editId="595EEFDE">
+            <wp:extent cx="5400675" cy="3629025"/>
+            <wp:effectExtent l="0" t="0" r="0" b="0"/>
+            <wp:docPr id="15" name="Imagen 15"/>
+            <wp:cNvGraphicFramePr>
+              <a:graphicFrameLocks xmlns:a="http://schemas.openxmlformats.org/drawingml/2006/main" noChangeAspect="1"/>
+            </wp:cNvGraphicFramePr>
+            <a:graphic xmlns:a="http://schemas.openxmlformats.org/drawingml/2006/main">
+              <a:graphicData uri="http://schemas.openxmlformats.org/drawingml/2006/picture">
+                <pic:pic xmlns:pic="http://schemas.openxmlformats.org/drawingml/2006/picture">
+                  <pic:nvPicPr>
+                    <pic:cNvPr id="0" name=""/>
+                    <pic:cNvPicPr>
+                      <a:picLocks noChangeAspect="1" noChangeArrowheads="1"/>
+                    </pic:cNvPicPr>
+                  </pic:nvPicPr>
+                  <pic:blipFill>
+                    <a:blip r:embed="rId23"/>
+                    <a:srcRect/>
+                    <a:stretch>
+                      <a:fillRect/>
+                    </a:stretch>
+                  </pic:blipFill>
+                  <pic:spPr bwMode="auto">
+                    <a:xfrm>
+                      <a:off x="0" y="0"/>
+                      <a:ext cx="5400675" cy="3629025"/>
+                    </a:xfrm>
+                    <a:prstGeom prst="rect">
+                      <a:avLst/>
+                    </a:prstGeom>
+                  </pic:spPr>
+                </pic:pic>
+              </a:graphicData>
+            </a:graphic>
+          </wp:inline>
+        </w:drawing>
+      </w:r>
+    </w:p>
+    <w:p>
+      <w:pPr>
+        <w:spacing w:after="200"/>
+        <w:jc w:val="center"/>
+      </w:pPr>
+      <w:r>
+        <w:rPr>
+          <w:i/>
+          <w:iCs/>
+          <w:sz w:val="20"/>
+          <w:szCs w:val="20"/>
+        </w:rPr>
+        <w:t>Figure 13. Latency second by second in the 50-user run.</w:t>
+      </w:r>
+    </w:p>
+    <w:p>
+      <w:pPr>
+        <w:keepNext/>
+        <w:spacing w:before="120" w:after="60"/>
+      </w:pPr>
+      <w:r>
+        <w:rPr>
+          <w:b/>
+          <w:bCs/>
+          <w:sz w:val="21"/>
+          <w:szCs w:val="21"/>
+        </w:rPr>
+        <w:lastRenderedPageBreak/>
+        <w:t xml:space="preserve">Snippet 11. </w:t>
+      </w:r>
+      <w:r>
+        <w:rPr>
+          <w:i/>
+          <w:iCs/>
+          <w:sz w:val="21"/>
+          <w:szCs w:val="21"/>
+        </w:rPr>
+        <w:t>tests/k6/reservas.js (extract)</w:t>
+      </w:r>
+    </w:p>
+    <w:tbl>
+      <w:tblPr>
+        <w:tblW w:w="9070" w:type="dxa"/>
+        <w:tblBorders>
+          <w:top w:val="single" w:sz="4" w:space="0" w:color="auto"/>
+          <w:left w:val="single" w:sz="4" w:space="0" w:color="auto"/>
+          <w:bottom w:val="single" w:sz="4" w:space="0" w:color="auto"/>
+          <w:right w:val="single" w:sz="4" w:space="0" w:color="auto"/>
+          <w:insideH w:val="single" w:sz="4" w:space="0" w:color="auto"/>
+          <w:insideV w:val="single" w:sz="4" w:space="0" w:color="auto"/>
+        </w:tblBorders>
+        <w:tblLook w:val="04A0" w:firstRow="1" w:lastRow="0" w:firstColumn="1" w:lastColumn="0" w:noHBand="0" w:noVBand="1"/>
+      </w:tblPr>
+      <w:tblGrid>
+        <w:gridCol w:w="9070"/>
+      </w:tblGrid>
+      <w:tr>
+        <w:trPr>
+          <w:cantSplit/>
+        </w:trPr>
+        <w:tc>
+          <w:tcPr>
+            <w:tcW w:w="9070" w:type="dxa"/>
+            <w:tcBorders>
+              <w:top w:val="single" w:sz="4" w:space="0" w:color="000000"/>
+              <w:left w:val="single" w:sz="4" w:space="0" w:color="000000"/>
+              <w:bottom w:val="single" w:sz="4" w:space="0" w:color="000000"/>
+              <w:right w:val="single" w:sz="4" w:space="0" w:color="000000"/>
+            </w:tcBorders>
+            <w:shd w:val="clear" w:color="auto" w:fill="F2F2F2"/>
+            <w:tcMar>
+              <w:top w:w="80" w:type="dxa"/>
+              <w:left w:w="140" w:type="dxa"/>
+              <w:bottom w:w="80" w:type="dxa"/>
+              <w:right w:w="140" w:type="dxa"/>
+            </w:tcMar>
+          </w:tcPr>
+          <w:p>
+            <w:r>
+              <w:rPr>
+                <w:rFonts w:ascii="Consolas" w:eastAsia="Consolas" w:hAnsi="Consolas" w:cs="Consolas"/>
+                <w:sz w:val="17"/>
+                <w:szCs w:val="17"/>
+              </w:rPr>
+              <w:t>escalon: {</w:t>
+            </w:r>
+          </w:p>
+          <w:p>
+            <w:r>
+              <w:rPr>
+                <w:rFonts w:ascii="Consolas" w:eastAsia="Consolas" w:hAnsi="Consolas" w:cs="Consolas"/>
+                <w:sz w:val="17"/>
+                <w:szCs w:val="17"/>
+              </w:rPr>
+              <w:t xml:space="preserve">  stages: [</w:t>
+            </w:r>
+          </w:p>
+          <w:p>
+            <w:r>
+              <w:rPr>
+                <w:rFonts w:ascii="Consolas" w:eastAsia="Consolas" w:hAnsi="Consolas" w:cs="Consolas"/>
+                <w:sz w:val="17"/>
+                <w:szCs w:val="17"/>
+              </w:rPr>
+              <w:t xml:space="preserve">    { duration: '10s', target: VUS },   // ramp up to VUS users</w:t>
+            </w:r>
+          </w:p>
+          <w:p>
+            <w:r>
+              <w:rPr>
+                <w:rFonts w:ascii="Consolas" w:eastAsia="Consolas" w:hAnsi="Consolas" w:cs="Consolas"/>
+                <w:sz w:val="17"/>
+                <w:szCs w:val="17"/>
+              </w:rPr>
+              <w:t xml:space="preserve">    { duration: '45s', target: VUS },   // hold the load</w:t>
+            </w:r>
+          </w:p>
+          <w:p>
+            <w:r>
+              <w:rPr>
+                <w:rFonts w:ascii="Consolas" w:eastAsia="Consolas" w:hAnsi="Consolas" w:cs="Consolas"/>
+                <w:sz w:val="17"/>
+                <w:szCs w:val="17"/>
+              </w:rPr>
+              <w:t xml:space="preserve">    { duration: '5s',  target: 0 },     // ramp down</w:t>
+            </w:r>
+          </w:p>
+          <w:p>
+            <w:r>
+              <w:rPr>
+                <w:rFonts w:ascii="Consolas" w:eastAsia="Consolas" w:hAnsi="Consolas" w:cs="Consolas"/>
+                <w:sz w:val="17"/>
+                <w:szCs w:val="17"/>
+              </w:rPr>
+              <w:t xml:space="preserve">  ],</w:t>
+            </w:r>
+          </w:p>
+          <w:p>
+            <w:r>
+              <w:rPr>
+                <w:rFonts w:ascii="Consolas" w:eastAsia="Consolas" w:hAnsi="Consolas" w:cs="Consolas"/>
+                <w:sz w:val="17"/>
+                <w:szCs w:val="17"/>
+              </w:rPr>
+              <w:t xml:space="preserve">  thresholds: {</w:t>
+            </w:r>
+          </w:p>
+          <w:p>
+            <w:r>
+              <w:rPr>
+                <w:rFonts w:ascii="Consolas" w:eastAsia="Consolas" w:hAnsi="Consolas" w:cs="Consolas"/>
+                <w:sz w:val="17"/>
+                <w:szCs w:val="17"/>
+              </w:rPr>
+              <w:t xml:space="preserve">    http_req_duration: ['p(95)&lt;500'],   // target: p95 below 500 ms</w:t>
+            </w:r>
+          </w:p>
+          <w:p>
+            <w:r>
+              <w:rPr>
+                <w:rFonts w:ascii="Consolas" w:eastAsia="Consolas" w:hAnsi="Consolas" w:cs="Consolas"/>
+                <w:sz w:val="17"/>
+                <w:szCs w:val="17"/>
+              </w:rPr>
+              <w:t xml:space="preserve">    http_req_failed: ['rate&lt;0.01'],     // less than 1% errors</w:t>
+            </w:r>
+          </w:p>
+          <w:p>
+            <w:r>
+              <w:rPr>
+                <w:rFonts w:ascii="Consolas" w:eastAsia="Consolas" w:hAnsi="Consolas" w:cs="Consolas"/>
+                <w:sz w:val="17"/>
+                <w:szCs w:val="17"/>
+              </w:rPr>
+              <w:t xml:space="preserve">  },</w:t>
+            </w:r>
+          </w:p>
+          <w:p>
+            <w:r>
+              <w:rPr>
+                <w:rFonts w:ascii="Consolas" w:eastAsia="Consolas" w:hAnsi="Consolas" w:cs="Consolas"/>
+                <w:sz w:val="17"/>
+                <w:szCs w:val="17"/>
+              </w:rPr>
+              <w:t>},</w:t>
+            </w:r>
+          </w:p>
+        </w:tc>
+      </w:tr>
+    </w:tbl>
+    <w:p>
+      <w:pPr>
+        <w:spacing w:before="80" w:after="160" w:line="300" w:lineRule="auto"/>
+      </w:pPr>
+      <w:r>
+        <w:rPr>
+          <w:b/>
+          <w:bCs/>
+        </w:rPr>
+        <w:t xml:space="preserve">Why it was used: </w:t>
+      </w:r>
+      <w:r>
+        <w:t>the same script is run with a different number of users (VUS) to compare runs with each other. The thresholds turn the plan target (p95 below 500 ms and less than 1% errors) into a rule: if it is not met, k6 marks the test as failed without interpreting the numbers by hand.</w:t>
+      </w:r>
+    </w:p>
+    <w:p>
+      <w:pPr>
+        <w:pStyle w:val="Ttulo2"/>
+        <w:keepNext/>
+      </w:pPr>
+      <w:bookmarkStart w:id="17" w:name="_Toc244004198"/>
+      <w:r>
+        <w:t>8.3 Analysis and bottleneck found</w:t>
+      </w:r>
+      <w:bookmarkEnd w:id="17"/>
+    </w:p>
+    <w:p>
+      <w:pPr>
+        <w:pStyle w:val="Prrafodelista"/>
+        <w:numPr>
+          <w:ilvl w:val="0"/>
+          <w:numId w:val="2"/>
+        </w:numPr>
+        <w:spacing w:after="60" w:line="288" w:lineRule="auto"/>
+      </w:pPr>
+      <w:r>
+        <w:t>With 5 users the p95 was 528 ms; with 50 users it reached 7,885 ms. Requests per second barely rise (4.4 → 5.3): the server was already at the limit of what it can serve.</w:t>
+      </w:r>
+    </w:p>
+    <w:p>
+      <w:pPr>
+        <w:pStyle w:val="Prrafodelista"/>
+        <w:numPr>
+          <w:ilvl w:val="0"/>
+          <w:numId w:val="2"/>
+        </w:numPr>
+        <w:spacing w:after="60" w:line="288" w:lineRule="auto"/>
+      </w:pPr>
+      <w:r>
+        <w:t>Cause: the PHP built-in server on Windows handles one request at a time. When more users arrive, requests wait in a queue and the response time grows almost linearly, even though each endpoint's code is fast (in the Pest bulk test, the listing of 5,000 bookings responds in under 500 ms).</w:t>
+      </w:r>
+    </w:p>
+    <w:p>
+      <w:pPr>
+        <w:pStyle w:val="Prrafodelista"/>
+        <w:numPr>
+          <w:ilvl w:val="0"/>
+          <w:numId w:val="2"/>
+        </w:numPr>
+        <w:spacing w:after="60" w:line="288" w:lineRule="auto"/>
+      </w:pPr>
+      <w:r>
+        <w:t>With 50 VU, reads, login and booking creation have almost the same p95 (7,890, 7,905 and 7,820 ms). The time is dominated by waiting in the server queue, not by each endpoint's work.</w:t>
+      </w:r>
+    </w:p>
+    <w:p>
+      <w:pPr>
+        <w:pStyle w:val="Prrafodelista"/>
+        <w:numPr>
+          <w:ilvl w:val="0"/>
+          <w:numId w:val="2"/>
+        </w:numPr>
+        <w:spacing w:after="60" w:line="288" w:lineRule="auto"/>
+      </w:pPr>
+      <w:r>
+        <w:t>Despite the saturation there were no errors (0% in every run): the API responds more slowly, but it does not go down or lose requests.</w:t>
+      </w:r>
+    </w:p>
+    <w:p>
+      <w:pPr>
+        <w:pStyle w:val="Prrafodelista"/>
+        <w:numPr>
+          <w:ilvl w:val="0"/>
+          <w:numId w:val="2"/>
+        </w:numPr>
+        <w:spacing w:after="60" w:line="288" w:lineRule="auto"/>
+      </w:pPr>
+      <w:r>
+        <w:t>Fix planned for 80%: Docker with Nginx + PHP-FPM (20 processes), OPcache, MySQL on RDS and Redis for cache and rate limiting. The same runs will be repeated on AWS with 50–100 and then 1,000–5,000 users, to compare before and after.</w:t>
+      </w:r>
+    </w:p>
+    <w:p>
+      <w:pPr>
+        <w:spacing w:after="120" w:line="300" w:lineRule="auto"/>
+      </w:pPr>
+      <w:r>
+        <w:t>The interactive HTML reports of each run (generated by k6) are in docs/pruebas/local-*.html and the raw data in docs/pruebas/datos/.</w:t>
+      </w:r>
+    </w:p>
+    <w:p>
+      <w:pPr>
+        <w:pStyle w:val="Ttulo2"/>
+        <w:keepNext/>
+      </w:pPr>
+      <w:bookmarkStart w:id="18" w:name="_Toc244004199"/>
+      <w:r>
+        <w:t>8.4 EXTRA: Code encryption (obfuscation)</w:t>
+      </w:r>
+      <w:bookmarkEnd w:id="18"/>
+    </w:p>
+    <w:p>
+      <w:pPr>
+        <w:spacing w:after="120" w:line="300" w:lineRule="auto"/>
+      </w:pPr>
+      <w:r>
+        <w:t>The frontend production build is obfuscated with javascript-obfuscator: names are replaced with hexadecimal identifiers and strings are stored base64-encoded. Comparison of the same interface text («No tienes acceso», "You do not have access"):</w:t>
+      </w:r>
+    </w:p>
+    <w:tbl>
+      <w:tblPr>
+        <w:tblW w:w="9070" w:type="dxa"/>
+        <w:tblBorders>
+          <w:top w:val="single" w:sz="4" w:space="0" w:color="auto"/>
+          <w:left w:val="single" w:sz="4" w:space="0" w:color="auto"/>
+          <w:bottom w:val="single" w:sz="4" w:space="0" w:color="auto"/>
+          <w:right w:val="single" w:sz="4" w:space="0" w:color="auto"/>
+          <w:insideH w:val="single" w:sz="4" w:space="0" w:color="auto"/>
+          <w:insideV w:val="single" w:sz="4" w:space="0" w:color="auto"/>
+        </w:tblBorders>
+        <w:tblLook w:val="04A0" w:firstRow="1" w:lastRow="0" w:firstColumn="1" w:lastColumn="0" w:noHBand="0" w:noVBand="1"/>
+      </w:tblPr>
+      <w:tblGrid>
+        <w:gridCol w:w="2474"/>
+        <w:gridCol w:w="3298"/>
+        <w:gridCol w:w="3298"/>
+      </w:tblGrid>
+      <w:tr>
+        <w:trPr>
+          <w:tblHeader/>
+        </w:trPr>
+        <w:tc>
+          <w:tcPr>
+            <w:tcW w:w="2474" w:type="dxa"/>
+            <w:tcBorders>
+              <w:top w:val="single" w:sz="4" w:space="0" w:color="000000"/>
+              <w:left w:val="single" w:sz="4" w:space="0" w:color="000000"/>
+              <w:bottom w:val="single" w:sz="4" w:space="0" w:color="000000"/>
+              <w:right w:val="single" w:sz="4" w:space="0" w:color="000000"/>
+            </w:tcBorders>
+            <w:shd w:val="clear" w:color="auto" w:fill="D9D9D9"/>
+            <w:tcMar>
+              <w:top w:w="60" w:type="dxa"/>
+              <w:left w:w="90" w:type="dxa"/>
+              <w:bottom w:w="60" w:type="dxa"/>
+              <w:right w:w="90" w:type="dxa"/>
+            </w:tcMar>
+            <w:vAlign w:val="center"/>
+          </w:tcPr>
+          <w:p>
+            <w:r>
+              <w:rPr>
+                <w:b/>
+                <w:bCs/>
+                <w:sz w:val="20"/>
+                <w:szCs w:val="20"/>
+              </w:rPr>
+              <w:t>Build</w:t>
+            </w:r>
+          </w:p>
+        </w:tc>
+        <w:tc>
+          <w:tcPr>
+            <w:tcW w:w="3298" w:type="dxa"/>
+            <w:tcBorders>
+              <w:top w:val="single" w:sz="4" w:space="0" w:color="000000"/>
+              <w:left w:val="single" w:sz="4" w:space="0" w:color="000000"/>
+              <w:bottom w:val="single" w:sz="4" w:space="0" w:color="000000"/>
+              <w:right w:val="single" w:sz="4" w:space="0" w:color="000000"/>
+            </w:tcBorders>
+            <w:shd w:val="clear" w:color="auto" w:fill="D9D9D9"/>
+            <w:tcMar>
+              <w:top w:w="60" w:type="dxa"/>
+              <w:left w:w="90" w:type="dxa"/>
+              <w:bottom w:w="60" w:type="dxa"/>
+              <w:right w:w="90" w:type="dxa"/>
+            </w:tcMar>
+            <w:vAlign w:val="center"/>
+          </w:tcPr>
+          <w:p>
+            <w:r>
+              <w:rPr>
+                <w:b/>
+                <w:bCs/>
+                <w:sz w:val="20"/>
+                <w:szCs w:val="20"/>
+              </w:rPr>
+              <w:t>Command</w:t>
+            </w:r>
+          </w:p>
+        </w:tc>
+        <w:tc>
+          <w:tcPr>
+            <w:tcW w:w="3298" w:type="dxa"/>
+            <w:tcBorders>
+              <w:top w:val="single" w:sz="4" w:space="0" w:color="000000"/>
+              <w:left w:val="single" w:sz="4" w:space="0" w:color="000000"/>
+              <w:bottom w:val="single" w:sz="4" w:space="0" w:color="000000"/>
+              <w:right w:val="single" w:sz="4" w:space="0" w:color="000000"/>
+            </w:tcBorders>
+            <w:shd w:val="clear" w:color="auto" w:fill="D9D9D9"/>
+            <w:tcMar>
+              <w:top w:w="60" w:type="dxa"/>
+              <w:left w:w="90" w:type="dxa"/>
+              <w:bottom w:w="60" w:type="dxa"/>
+              <w:right w:w="90" w:type="dxa"/>
+            </w:tcMar>
+            <w:vAlign w:val="center"/>
+          </w:tcPr>
+          <w:p>
+            <w:r>
+              <w:rPr>
+                <w:b/>
+                <w:bCs/>
+                <w:sz w:val="20"/>
+                <w:szCs w:val="20"/>
+              </w:rPr>
+              <w:t>Times it appears readable</w:t>
+            </w:r>
+          </w:p>
+        </w:tc>
+      </w:tr>
+      <w:tr>
+        <w:tc>
+          <w:tcPr>
+            <w:tcW w:w="2474" w:type="dxa"/>
+            <w:tcBorders>
+              <w:top w:val="single" w:sz="4" w:space="0" w:color="000000"/>
+              <w:left w:val="single" w:sz="4" w:space="0" w:color="000000"/>
+              <w:bottom w:val="single" w:sz="4" w:space="0" w:color="000000"/>
+              <w:right w:val="single" w:sz="4" w:space="0" w:color="000000"/>
+            </w:tcBorders>
+            <w:tcMar>
+              <w:top w:w="60" w:type="dxa"/>
+              <w:left w:w="90" w:type="dxa"/>
+              <w:bottom w:w="60" w:type="dxa"/>
+              <w:right w:w="90" w:type="dxa"/>
+            </w:tcMar>
+            <w:vAlign w:val="center"/>
+          </w:tcPr>
+          <w:p>
+            <w:r>
+              <w:rPr>
+                <w:sz w:val="20"/>
+                <w:szCs w:val="20"/>
+              </w:rPr>
+              <w:t>Normal</w:t>
+            </w:r>
+          </w:p>
+        </w:tc>
+        <w:tc>
+          <w:tcPr>
+            <w:tcW w:w="3298" w:type="dxa"/>
+            <w:tcBorders>
+              <w:top w:val="single" w:sz="4" w:space="0" w:color="000000"/>
+              <w:left w:val="single" w:sz="4" w:space="0" w:color="000000"/>
+              <w:bottom w:val="single" w:sz="4" w:space="0" w:color="000000"/>
+              <w:right w:val="single" w:sz="4" w:space="0" w:color="000000"/>
+            </w:tcBorders>
+            <w:tcMar>
+              <w:top w:w="60" w:type="dxa"/>
+              <w:left w:w="90" w:type="dxa"/>
+              <w:bottom w:w="60" w:type="dxa"/>
+              <w:right w:w="90" w:type="dxa"/>
+            </w:tcMar>
+            <w:vAlign w:val="center"/>
+          </w:tcPr>
+          <w:p>
+            <w:r>
+              <w:rPr>
+                <w:sz w:val="20"/>
+                <w:szCs w:val="20"/>
+              </w:rPr>
+              <w:t>npm run build:plain</w:t>
+            </w:r>
+          </w:p>
+        </w:tc>
+        <w:tc>
+          <w:tcPr>
+            <w:tcW w:w="3298" w:type="dxa"/>
+            <w:tcBorders>
+              <w:top w:val="single" w:sz="4" w:space="0" w:color="000000"/>
+              <w:left w:val="single" w:sz="4" w:space="0" w:color="000000"/>
+              <w:bottom w:val="single" w:sz="4" w:space="0" w:color="000000"/>
+              <w:right w:val="single" w:sz="4" w:space="0" w:color="000000"/>
+            </w:tcBorders>
+            <w:tcMar>
+              <w:top w:w="60" w:type="dxa"/>
+              <w:left w:w="90" w:type="dxa"/>
+              <w:bottom w:w="60" w:type="dxa"/>
+              <w:right w:w="90" w:type="dxa"/>
+            </w:tcMar>
+            <w:vAlign w:val="center"/>
+          </w:tcPr>
+          <w:p>
+            <w:r>
+              <w:rPr>
+                <w:sz w:val="20"/>
+                <w:szCs w:val="20"/>
+              </w:rPr>
+              <w:t>1</w:t>
+            </w:r>
+          </w:p>
+        </w:tc>
+      </w:tr>
+      <w:tr>
+        <w:tc>
+          <w:tcPr>
+            <w:tcW w:w="2474" w:type="dxa"/>
+            <w:tcBorders>
+              <w:top w:val="single" w:sz="4" w:space="0" w:color="000000"/>
+              <w:left w:val="single" w:sz="4" w:space="0" w:color="000000"/>
+              <w:bottom w:val="single" w:sz="4" w:space="0" w:color="000000"/>
+              <w:right w:val="single" w:sz="4" w:space="0" w:color="000000"/>
+            </w:tcBorders>
+            <w:tcMar>
+              <w:top w:w="60" w:type="dxa"/>
+              <w:left w:w="90" w:type="dxa"/>
+              <w:bottom w:w="60" w:type="dxa"/>
+              <w:right w:w="90" w:type="dxa"/>
+            </w:tcMar>
+            <w:vAlign w:val="center"/>
+          </w:tcPr>
+          <w:p>
+            <w:r>
+              <w:rPr>
+                <w:sz w:val="20"/>
+                <w:szCs w:val="20"/>
+              </w:rPr>
+              <w:t>Obfuscated (production)</w:t>
+            </w:r>
+          </w:p>
+        </w:tc>
+        <w:tc>
+          <w:tcPr>
+            <w:tcW w:w="3298" w:type="dxa"/>
+            <w:tcBorders>
+              <w:top w:val="single" w:sz="4" w:space="0" w:color="000000"/>
+              <w:left w:val="single" w:sz="4" w:space="0" w:color="000000"/>
+              <w:bottom w:val="single" w:sz="4" w:space="0" w:color="000000"/>
+              <w:right w:val="single" w:sz="4" w:space="0" w:color="000000"/>
+            </w:tcBorders>
+            <w:tcMar>
+              <w:top w:w="60" w:type="dxa"/>
+              <w:left w:w="90" w:type="dxa"/>
+              <w:bottom w:w="60" w:type="dxa"/>
+              <w:right w:w="90" w:type="dxa"/>
+            </w:tcMar>
+            <w:vAlign w:val="center"/>
+          </w:tcPr>
+          <w:p>
+            <w:r>
+              <w:rPr>
+                <w:sz w:val="20"/>
+                <w:szCs w:val="20"/>
+              </w:rPr>
+              <w:t>npm run build</w:t>
+            </w:r>
+          </w:p>
+        </w:tc>
+        <w:tc>
+          <w:tcPr>
+            <w:tcW w:w="3298" w:type="dxa"/>
+            <w:tcBorders>
+              <w:top w:val="single" w:sz="4" w:space="0" w:color="000000"/>
+              <w:left w:val="single" w:sz="4" w:space="0" w:color="000000"/>
+              <w:bottom w:val="single" w:sz="4" w:space="0" w:color="000000"/>
+              <w:right w:val="single" w:sz="4" w:space="0" w:color="000000"/>
+            </w:tcBorders>
+            <w:tcMar>
+              <w:top w:w="60" w:type="dxa"/>
+              <w:left w:w="90" w:type="dxa"/>
+              <w:bottom w:w="60" w:type="dxa"/>
+              <w:right w:w="90" w:type="dxa"/>
+            </w:tcMar>
+            <w:vAlign w:val="center"/>
+          </w:tcPr>
+          <w:p>
+            <w:r>
+              <w:rPr>
+                <w:sz w:val="20"/>
+                <w:szCs w:val="20"/>
+              </w:rPr>
+              <w:t>0</w:t>
+            </w:r>
+          </w:p>
+        </w:tc>
+      </w:tr>
+    </w:tbl>
+    <w:p>
+      <w:pPr>
+        <w:spacing w:after="80"/>
+      </w:pPr>
+    </w:p>
+    <w:p>
+      <w:pPr>
+        <w:spacing w:after="120" w:line="300" w:lineRule="auto"/>
+      </w:pPr>
+      <w:r>
+        <w:t>The backend is not published: it runs on a private server with no access to the code.</w:t>
+      </w:r>
+    </w:p>
+    <w:p>
+      <w:pPr>
+        <w:keepNext/>
+        <w:spacing w:before="120" w:after="60"/>
+      </w:pPr>
+      <w:r>
+        <w:rPr>
+          <w:b/>
+          <w:bCs/>
+          <w:sz w:val="21"/>
+          <w:szCs w:val="21"/>
+        </w:rPr>
+        <w:lastRenderedPageBreak/>
+        <w:t xml:space="preserve">Snippet 12. </w:t>
+      </w:r>
+      <w:r>
+        <w:rPr>
+          <w:i/>
+          <w:iCs/>
+          <w:sz w:val="21"/>
+          <w:szCs w:val="21"/>
+        </w:rPr>
+        <w:t>web/vite.config.ts (extract)</w:t>
+      </w:r>
+    </w:p>
+    <w:tbl>
+      <w:tblPr>
+        <w:tblW w:w="9070" w:type="dxa"/>
+        <w:tblBorders>
+          <w:top w:val="single" w:sz="4" w:space="0" w:color="auto"/>
+          <w:left w:val="single" w:sz="4" w:space="0" w:color="auto"/>
+          <w:bottom w:val="single" w:sz="4" w:space="0" w:color="auto"/>
+          <w:right w:val="single" w:sz="4" w:space="0" w:color="auto"/>
+          <w:insideH w:val="single" w:sz="4" w:space="0" w:color="auto"/>
+          <w:insideV w:val="single" w:sz="4" w:space="0" w:color="auto"/>
+        </w:tblBorders>
+        <w:tblLook w:val="04A0" w:firstRow="1" w:lastRow="0" w:firstColumn="1" w:lastColumn="0" w:noHBand="0" w:noVBand="1"/>
+      </w:tblPr>
+      <w:tblGrid>
+        <w:gridCol w:w="9070"/>
+      </w:tblGrid>
+      <w:tr>
+        <w:trPr>
+          <w:cantSplit/>
+        </w:trPr>
+        <w:tc>
+          <w:tcPr>
+            <w:tcW w:w="9070" w:type="dxa"/>
+            <w:tcBorders>
+              <w:top w:val="single" w:sz="4" w:space="0" w:color="000000"/>
+              <w:left w:val="single" w:sz="4" w:space="0" w:color="000000"/>
+              <w:bottom w:val="single" w:sz="4" w:space="0" w:color="000000"/>
+              <w:right w:val="single" w:sz="4" w:space="0" w:color="000000"/>
+            </w:tcBorders>
+            <w:shd w:val="clear" w:color="auto" w:fill="F2F2F2"/>
+            <w:tcMar>
+              <w:top w:w="80" w:type="dxa"/>
+              <w:left w:w="140" w:type="dxa"/>
+              <w:bottom w:w="80" w:type="dxa"/>
+              <w:right w:w="140" w:type="dxa"/>
+            </w:tcMar>
+          </w:tcPr>
+          <w:p>
+            <w:r>
+              <w:rPr>
+                <w:rFonts w:ascii="Consolas" w:eastAsia="Consolas" w:hAnsi="Consolas" w:cs="Consolas"/>
+                <w:sz w:val="17"/>
+                <w:szCs w:val="17"/>
+              </w:rPr>
+              <w:t>renderChunk(code, chunk) {</w:t>
+            </w:r>
+          </w:p>
+          <w:p>
+            <w:r>
+              <w:rPr>
+                <w:rFonts w:ascii="Consolas" w:eastAsia="Consolas" w:hAnsi="Consolas" w:cs="Consolas"/>
+                <w:sz w:val="17"/>
+                <w:szCs w:val="17"/>
+              </w:rPr>
+              <w:t xml:space="preserve">  const result = JavaScriptObfuscator.obfuscate(code, {</w:t>
+            </w:r>
+          </w:p>
+          <w:p>
+            <w:r>
+              <w:rPr>
+                <w:rFonts w:ascii="Consolas" w:eastAsia="Consolas" w:hAnsi="Consolas" w:cs="Consolas"/>
+                <w:sz w:val="17"/>
+                <w:szCs w:val="17"/>
+              </w:rPr>
+              <w:t xml:space="preserve">    identifierNamesGenerator: 'hexadecimal',   // unreadable names</w:t>
+            </w:r>
+          </w:p>
+          <w:p>
+            <w:r>
+              <w:rPr>
+                <w:rFonts w:ascii="Consolas" w:eastAsia="Consolas" w:hAnsi="Consolas" w:cs="Consolas"/>
+                <w:sz w:val="17"/>
+                <w:szCs w:val="17"/>
+              </w:rPr>
+              <w:t xml:space="preserve">    stringArray: true, stringArrayEncoding: ['base64'],   // encoded strings</w:t>
+            </w:r>
+          </w:p>
+          <w:p>
+            <w:r>
+              <w:rPr>
+                <w:rFonts w:ascii="Consolas" w:eastAsia="Consolas" w:hAnsi="Consolas" w:cs="Consolas"/>
+                <w:sz w:val="17"/>
+                <w:szCs w:val="17"/>
+              </w:rPr>
+              <w:t xml:space="preserve">    splitStrings: true, compact: true,</w:t>
+            </w:r>
+          </w:p>
+          <w:p>
+            <w:r>
+              <w:rPr>
+                <w:rFonts w:ascii="Consolas" w:eastAsia="Consolas" w:hAnsi="Consolas" w:cs="Consolas"/>
+                <w:sz w:val="17"/>
+                <w:szCs w:val="17"/>
+              </w:rPr>
+              <w:t xml:space="preserve">  })</w:t>
+            </w:r>
+          </w:p>
+          <w:p>
+            <w:r>
+              <w:rPr>
+                <w:rFonts w:ascii="Consolas" w:eastAsia="Consolas" w:hAnsi="Consolas" w:cs="Consolas"/>
+                <w:sz w:val="17"/>
+                <w:szCs w:val="17"/>
+              </w:rPr>
+              <w:t xml:space="preserve">  return { code: result.getObfuscatedCode(), map: null }</w:t>
+            </w:r>
+          </w:p>
+          <w:p>
+            <w:r>
+              <w:rPr>
+                <w:rFonts w:ascii="Consolas" w:eastAsia="Consolas" w:hAnsi="Consolas" w:cs="Consolas"/>
+                <w:sz w:val="17"/>
+                <w:szCs w:val="17"/>
+              </w:rPr>
+              <w:t>}</w:t>
+            </w:r>
+          </w:p>
+        </w:tc>
+      </w:tr>
+    </w:tbl>
+    <w:p>
+      <w:pPr>
+        <w:spacing w:before="80" w:after="160" w:line="300" w:lineRule="auto"/>
+      </w:pPr>
+      <w:r>
+        <w:rPr>
+          <w:b/>
+          <w:bCs/>
+        </w:rPr>
+        <w:t xml:space="preserve">Why it was used: </w:t>
+      </w:r>
+      <w:r>
+        <w:t>a web application's code is downloaded to the browser, so anyone can read it. Obfuscation is applied to the final production bundle to make it harder to copy or study its logic, without changing what it does. Development uses the normal code (npm run build:plain).</w:t>
+      </w:r>
+    </w:p>
+    <w:p>
+      <w:pPr>
+        <w:pStyle w:val="Ttulo2"/>
+        <w:keepNext/>
+      </w:pPr>
+      <w:bookmarkStart w:id="19" w:name="_Toc244004200"/>
+      <w:r>
+        <w:t>8.5 EXTRA: Developer view</w:t>
+      </w:r>
+      <w:bookmarkEnd w:id="19"/>
+    </w:p>
+    <w:p>
+      <w:pPr>
+        <w:spacing w:after="120" w:line="300" w:lineRule="auto"/>
+      </w:pPr>
+      <w:r>
+        <w:t>The Developer role has a diagnostics screen (/programador) that shows, without logging into the server: the status of the application, the database and the cache; version and configuration (token lifetime, rate limits, CORS); p50/p95/p99 latencies computed from the JSON log; slowest routes; latest requests; errors searchable by incident code, the same one the user sees on the 500 screen; and the list of every API route with its access role. It shows no passwords or keys, and an automated test checks this.</w:t>
+      </w:r>
+    </w:p>
+    <w:p>
+      <w:pPr>
+        <w:keepNext/>
+        <w:spacing w:after="60"/>
+        <w:jc w:val="center"/>
+      </w:pPr>
+      <w:r>
+        <w:rPr>
+          <w:noProof/>
+        </w:rPr>
+        <w:drawing>
+          <wp:inline distT="0" distB="0" distL="0" distR="0" wp14:anchorId="2A24EC18" wp14:editId="65822364">
+            <wp:extent cx="5400675" cy="3371850"/>
+            <wp:effectExtent l="0" t="0" r="0" b="0"/>
+            <wp:docPr id="16" name="Imagen 16"/>
+            <wp:cNvGraphicFramePr>
+              <a:graphicFrameLocks xmlns:a="http://schemas.openxmlformats.org/drawingml/2006/main" noChangeAspect="1"/>
+            </wp:cNvGraphicFramePr>
+            <a:graphic xmlns:a="http://schemas.openxmlformats.org/drawingml/2006/main">
+              <a:graphicData uri="http://schemas.openxmlformats.org/drawingml/2006/picture">
+                <pic:pic xmlns:pic="http://schemas.openxmlformats.org/drawingml/2006/picture">
+                  <pic:nvPicPr>
+                    <pic:cNvPr id="0" name=""/>
+                    <pic:cNvPicPr>
+                      <a:picLocks noChangeAspect="1" noChangeArrowheads="1"/>
+                    </pic:cNvPicPr>
+                  </pic:nvPicPr>
+                  <pic:blipFill>
+                    <a:blip r:embed="rId24"/>
+                    <a:srcRect/>
+                    <a:stretch>
+                      <a:fillRect/>
+                    </a:stretch>
+                  </pic:blipFill>
+                  <pic:spPr bwMode="auto">
+                    <a:xfrm>
+                      <a:off x="0" y="0"/>
                       <a:ext cx="5400675" cy="3371850"/>
                     </a:xfrm>
                     <a:prstGeom prst="rect">
@@ -12701,7 +14131,7 @@
           <w:sz w:val="20"/>
           <w:szCs w:val="20"/>
         </w:rPr>
-        <w:t>Figure 11. Developer view.</w:t>
+        <w:t>Figure 14. Developer view.</w:t>
       </w:r>
     </w:p>
     <w:p>
@@ -12709,11 +14139,96 @@
         <w:pStyle w:val="Ttulo2"/>
         <w:keepNext/>
       </w:pPr>
-      <w:bookmarkStart w:id="19" w:name="_Toc243985866"/>
-      <w:r>
-        <w:t>8.6 EXTRA: Security and quality ahead of schedule</w:t>
-      </w:r>
-      <w:bookmarkEnd w:id="19"/>
+      <w:bookmarkStart w:id="20" w:name="_Toc244004201"/>
+      <w:r>
+        <w:t>8.6 EXTRA: Error and status screens</w:t>
+      </w:r>
+      <w:bookmarkEnd w:id="20"/>
+    </w:p>
+    <w:p>
+      <w:pPr>
+        <w:spacing w:after="120" w:line="300" w:lineRule="auto"/>
+      </w:pPr>
+      <w:r>
+        <w:t>Every API error has its own screen, in the system style and with a clear way out: sign in, go back, retry or wait. The 503 screen retries on its own every 30 seconds and the offline screen locks the page without losing what was typed. All 28 screens of the system are in docs/diseno/.</w:t>
+      </w:r>
+    </w:p>
+    <w:p>
+      <w:pPr>
+        <w:keepNext/>
+        <w:spacing w:after="60"/>
+        <w:jc w:val="center"/>
+      </w:pPr>
+      <w:r>
+        <w:rPr>
+          <w:noProof/>
+        </w:rPr>
+        <w:lastRenderedPageBreak/>
+        <w:drawing>
+          <wp:inline distT="0" distB="0" distL="0" distR="0" wp14:anchorId="4C94A8E4" wp14:editId="7E200C70">
+            <wp:extent cx="5400675" cy="7267575"/>
+            <wp:effectExtent l="0" t="0" r="0" b="0"/>
+            <wp:docPr id="17" name="Imagen 17"/>
+            <wp:cNvGraphicFramePr>
+              <a:graphicFrameLocks xmlns:a="http://schemas.openxmlformats.org/drawingml/2006/main" noChangeAspect="1"/>
+            </wp:cNvGraphicFramePr>
+            <a:graphic xmlns:a="http://schemas.openxmlformats.org/drawingml/2006/main">
+              <a:graphicData uri="http://schemas.openxmlformats.org/drawingml/2006/picture">
+                <pic:pic xmlns:pic="http://schemas.openxmlformats.org/drawingml/2006/picture">
+                  <pic:nvPicPr>
+                    <pic:cNvPr id="0" name=""/>
+                    <pic:cNvPicPr>
+                      <a:picLocks noChangeAspect="1" noChangeArrowheads="1"/>
+                    </pic:cNvPicPr>
+                  </pic:nvPicPr>
+                  <pic:blipFill>
+                    <a:blip r:embed="rId25"/>
+                    <a:srcRect/>
+                    <a:stretch>
+                      <a:fillRect/>
+                    </a:stretch>
+                  </pic:blipFill>
+                  <pic:spPr bwMode="auto">
+                    <a:xfrm>
+                      <a:off x="0" y="0"/>
+                      <a:ext cx="5400675" cy="7267575"/>
+                    </a:xfrm>
+                    <a:prstGeom prst="rect">
+                      <a:avLst/>
+                    </a:prstGeom>
+                  </pic:spPr>
+                </pic:pic>
+              </a:graphicData>
+            </a:graphic>
+          </wp:inline>
+        </w:drawing>
+      </w:r>
+    </w:p>
+    <w:p>
+      <w:pPr>
+        <w:spacing w:after="200"/>
+        <w:jc w:val="center"/>
+      </w:pPr>
+      <w:r>
+        <w:rPr>
+          <w:i/>
+          <w:iCs/>
+          <w:sz w:val="20"/>
+          <w:szCs w:val="20"/>
+        </w:rPr>
+        <w:t>Figure 15. Error and status screens: 401, 403, 404, 429, 500, 503, under construction and offline.</w:t>
+      </w:r>
+    </w:p>
+    <w:p>
+      <w:pPr>
+        <w:pStyle w:val="Ttulo2"/>
+        <w:keepNext/>
+      </w:pPr>
+      <w:bookmarkStart w:id="21" w:name="_Toc244004202"/>
+      <w:r>
+        <w:t>8.7 EXTRA: Security and quality ahead of schedule</w:t>
+      </w:r>
+      <w:bookmarkEnd w:id="21"/>
     </w:p>
     <w:p>
       <w:pPr>
@@ -12738,7 +14253,7 @@
         <w:spacing w:after="60" w:line="288" w:lineRule="auto"/>
       </w:pPr>
       <w:r>
-        <w:t>Roles and permissions: the role is checked before looking up the record, so a route typed by hand responds 403 without revealing whether the id exists.</w:t>
+        <w:t>Guests and staff are kept apart: guests only use /portal and only see and cancel their own bookings; staff cannot sign in with Google and guests have no password.</w:t>
       </w:r>
     </w:p>
     <w:p>
@@ -12752,7 +14267,7 @@
       </w:pPr>
       <w:r>
         <w:lastRenderedPageBreak/>
-        <w:t>Error screens in React: 404, «Under construction», 403, session expired, 500 with incident code, 503 retrying every 30 s, offline and 429 with a countdown.</w:t>
+        <w:t>Roles and permissions: the role is checked before looking up the record, so a route typed by hand responds 403 without revealing whether the id exists.</w:t>
       </w:r>
     </w:p>
     <w:p>
@@ -12765,7 +14280,7 @@
         <w:spacing w:after="60" w:line="288" w:lineRule="auto"/>
       </w:pPr>
       <w:r>
-        <w:t>CI/CD on GitHub Actions: style (Pint), analysis (PHPStan), tests (Pest and Vitest), dependency audit and Semgrep on every change. Current audit: 0 vulnerabilities in composer and npm and 0 Semgrep findings.</w:t>
+        <w:t>Error screens in React: 404, «Under construction», 403, session expired, 500 with incident code, 503 retrying every 30 s, offline and 429 with a countdown.</w:t>
       </w:r>
     </w:p>
     <w:p>
@@ -12778,6 +14293,19 @@
         <w:spacing w:after="60" w:line="288" w:lineRule="auto"/>
       </w:pPr>
       <w:r>
+        <w:t>CI/CD on GitHub Actions: style (Pint), analysis (PHPStan), tests (Pest and Vitest), dependency audit and Semgrep on every change. Current audit: 0 vulnerabilities in composer and npm and 0 Semgrep findings.</w:t>
+      </w:r>
+    </w:p>
+    <w:p>
+      <w:pPr>
+        <w:pStyle w:val="Prrafodelista"/>
+        <w:numPr>
+          <w:ilvl w:val="0"/>
+          <w:numId w:val="2"/>
+        </w:numPr>
+        <w:spacing w:after="60" w:line="288" w:lineRule="auto"/>
+      </w:pPr>
+      <w:r>
         <w:t>Structured JSON logs (one line per request with request_id, route, status code and duration), ready for CloudWatch.</w:t>
       </w:r>
     </w:p>
@@ -12786,18 +14314,18 @@
         <w:pStyle w:val="Ttulo2"/>
         <w:keepNext/>
       </w:pPr>
-      <w:bookmarkStart w:id="20" w:name="_Toc243985867"/>
-      <w:r>
-        <w:t>8.7 EXTRA: Mobile app design (Android and iOS)</w:t>
-      </w:r>
-      <w:bookmarkEnd w:id="20"/>
+      <w:bookmarkStart w:id="22" w:name="_Toc244004203"/>
+      <w:r>
+        <w:t>8.8 EXTRA: Mobile app design (Android and iOS)</w:t>
+      </w:r>
+      <w:bookmarkEnd w:id="22"/>
     </w:p>
     <w:p>
       <w:pPr>
         <w:spacing w:after="120" w:line="300" w:lineRule="auto"/>
       </w:pPr>
       <w:r>
-        <w:t>LeGrandHotel will also have an app for Android and iOS phones. This delivery presents its design: the technology, the architecture, the screens and the build plan. The app code is developed in the 80% and 100% deliveries. Like the web app, it is an internal tool: only hotel staff use it, it has no sign-up and no guest or outsider can get in. It does not replace the web app: it covers the tasks that are better done on the move and uses the same API, without duplicating business logic.</w:t>
+        <w:t>LeGrandHotel will also have an app for Android and iOS phones. This delivery presents its design: the technology, the architecture, the screens and the build plan. The app code is developed in the 80% and 100% deliveries. It is a tool for hotel staff: it has no sign-up of its own, and guests keep booking from the website with their Google account. It does not replace the web app: it covers the tasks that are better done on the move and uses the same API, without duplicating business logic.</w:t>
       </w:r>
     </w:p>
     <w:tbl>
@@ -13673,10 +15201,10 @@
         </w:rPr>
         <w:lastRenderedPageBreak/>
         <w:drawing>
-          <wp:inline distT="0" distB="0" distL="0" distR="0" wp14:anchorId="5127CC6C" wp14:editId="7EDA3A0D">
+          <wp:inline distT="0" distB="0" distL="0" distR="0" wp14:anchorId="2E8A2E2F" wp14:editId="061A808B">
             <wp:extent cx="5762625" cy="2733675"/>
             <wp:effectExtent l="0" t="0" r="0" b="0"/>
-            <wp:docPr id="14" name="Imagen 14"/>
+            <wp:docPr id="18" name="Imagen 18"/>
             <wp:cNvGraphicFramePr>
               <a:graphicFrameLocks xmlns:a="http://schemas.openxmlformats.org/drawingml/2006/main" noChangeAspect="1"/>
             </wp:cNvGraphicFramePr>
@@ -13690,7 +15218,7 @@
                     </pic:cNvPicPr>
                   </pic:nvPicPr>
                   <pic:blipFill>
-                    <a:blip r:embed="rId22"/>
+                    <a:blip r:embed="rId26"/>
                     <a:srcRect/>
                     <a:stretch>
                       <a:fillRect/>
@@ -13724,7 +15252,7 @@
           <w:sz w:val="20"/>
           <w:szCs w:val="20"/>
         </w:rPr>
-        <w:t>Figure 12. Mobile app architecture: same API and notifications through FCM (Android) and APNs (iOS).</w:t>
+        <w:t>Figure 16. Mobile app architecture: same API and notifications through FCM (Android) and APNs (iOS).</w:t>
       </w:r>
     </w:p>
     <w:tbl>
@@ -14767,7 +16295,7 @@
       <w:pPr>
         <w:spacing w:after="120" w:line="300" w:lineRule="auto"/>
         <w:sectPr>
-          <w:footerReference w:type="default" r:id="rId23"/>
+          <w:footerReference w:type="default" r:id="rId27"/>
           <w:pgSz w:w="11906" w:h="16838"/>
           <w:pgMar w:top="1418" w:right="1418" w:bottom="1418" w:left="1418" w:header="708" w:footer="708" w:gutter="0"/>
           <w:cols w:space="720"/>
@@ -14820,7 +16348,7 @@
           <w:noProof/>
         </w:rPr>
         <w:drawing>
-          <wp:inline distT="0" distB="0" distL="0" distR="0" wp14:anchorId="14F1F75E" wp14:editId="21AB8154">
+          <wp:inline distT="0" distB="0" distL="0" distR="0" wp14:anchorId="41C20234" wp14:editId="4ADB5716">
             <wp:extent cx="8820150" cy="3857625"/>
             <wp:effectExtent l="0" t="0" r="0" b="0"/>
             <wp:docPr id="2" name="Imagen 2"/>
@@ -14837,7 +16365,7 @@
                     </pic:cNvPicPr>
                   </pic:nvPicPr>
                   <pic:blipFill>
-                    <a:blip r:embed="rId24"/>
+                    <a:blip r:embed="rId28"/>
                     <a:srcRect/>
                     <a:stretch>
                       <a:fillRect/>
@@ -14864,7 +16392,7 @@
         <w:spacing w:after="200"/>
         <w:jc w:val="center"/>
         <w:sectPr>
-          <w:footerReference w:type="default" r:id="rId25"/>
+          <w:footerReference w:type="default" r:id="rId29"/>
           <w:pgSz w:w="16838" w:h="11906" w:orient="landscape"/>
           <w:pgMar w:top="1021" w:right="1418" w:bottom="1021" w:left="1418" w:header="708" w:footer="708" w:gutter="0"/>
           <w:cols w:space="720"/>
@@ -14878,7 +16406,7 @@
           <w:sz w:val="20"/>
           <w:szCs w:val="20"/>
         </w:rPr>
-        <w:t>Figure 13. Sketches: staff login; front desk «Today», new booking and rooms; storeroom inventory.</w:t>
+        <w:t>Figure 17. Sketches: staff login; front desk «Today», new booking and rooms; storeroom inventory.</w:t>
       </w:r>
     </w:p>
     <w:p>
@@ -14886,12 +16414,12 @@
         <w:pStyle w:val="Ttulo1"/>
         <w:keepNext/>
       </w:pPr>
-      <w:bookmarkStart w:id="21" w:name="_Toc243985868"/>
+      <w:bookmarkStart w:id="23" w:name="_Toc244004204"/>
       <w:r>
         <w:lastRenderedPageBreak/>
         <w:t>9. Next steps (80% delivery)</w:t>
       </w:r>
-      <w:bookmarkEnd w:id="21"/>
+      <w:bookmarkEnd w:id="23"/>
     </w:p>
     <w:p>
       <w:pPr>
@@ -14946,7 +16474,7 @@
       </w:r>
     </w:p>
     <w:sectPr>
-      <w:footerReference w:type="default" r:id="rId26"/>
+      <w:footerReference w:type="default" r:id="rId30"/>
       <w:pgSz w:w="11906" w:h="16838"/>
       <w:pgMar w:top="1418" w:right="1418" w:bottom="1418" w:left="1418" w:header="708" w:footer="708" w:gutter="0"/>
       <w:cols w:space="720"/>
@@ -15054,7 +16582,7 @@
         <w:sz w:val="20"/>
         <w:szCs w:val="20"/>
       </w:rPr>
-      <w:t>14</w:t>
+      <w:t>17</w:t>
     </w:r>
     <w:r>
       <w:rPr>
@@ -15100,7 +16628,7 @@
         <w:sz w:val="20"/>
         <w:szCs w:val="20"/>
       </w:rPr>
-      <w:t>15</w:t>
+      <w:t>18</w:t>
     </w:r>
     <w:r>
       <w:rPr>
@@ -15146,7 +16674,7 @@
         <w:sz w:val="20"/>
         <w:szCs w:val="20"/>
       </w:rPr>
-      <w:t>23</w:t>
+      <w:t>27</w:t>
     </w:r>
     <w:r>
       <w:rPr>
@@ -15192,7 +16720,7 @@
         <w:sz w:val="20"/>
         <w:szCs w:val="20"/>
       </w:rPr>
-      <w:t>24</w:t>
+      <w:t>28</w:t>
     </w:r>
     <w:r>
       <w:rPr>
@@ -15227,10 +16755,64 @@
 <file path=word/numbering.xml><?xml version="1.0" encoding="utf-8"?>
 <w:numbering xmlns:wpc="http://schemas.microsoft.com/office/word/2010/wordprocessingCanvas" xmlns:cx="http://schemas.microsoft.com/office/drawing/2014/chartex" xmlns:cx1="http://schemas.microsoft.com/office/drawing/2015/9/8/chartex" xmlns:cx2="http://schemas.microsoft.com/office/drawing/2015/10/21/chartex" xmlns:cx3="http://schemas.microsoft.com/office/drawing/2016/5/9/chartex" xmlns:cx4="http://schemas.microsoft.com/office/drawing/2016/5/10/chartex" xmlns:cx5="http://schemas.microsoft.com/office/drawing/2016/5/11/chartex" xmlns:cx6="http://schemas.microsoft.com/office/drawing/2016/5/12/chartex" xmlns:cx7="http://schemas.microsoft.com/office/drawing/2016/5/13/chartex" xmlns:cx8="http://schemas.microsoft.com/office/drawing/2016/5/14/chartex" xmlns:mc="http://schemas.openxmlformats.org/markup-compatibility/2006" xmlns:aink="http://schemas.microsoft.com/office/drawing/2016/ink" xmlns:am3d="http://schemas.microsoft.com/office/drawing/2017/model3d" xmlns:o="urn:schemas-microsoft-com:office:office" xmlns:oel="http://schemas.microsoft.com/office/2019/extlst" xmlns:r="http://schemas.openxmlformats.org/officeDocument/2006/relationships" xmlns:m="http://schemas.openxmlformats.org/officeDocument/2006/math" xmlns:v="urn:schemas-microsoft-com:vml" xmlns:wp14="http://schemas.microsoft.com/office/word/2010/wordprocessingDrawing" xmlns:wp="http://schemas.openxmlformats.org/drawingml/2006/wordprocessingDrawing" xmlns:w10="urn:schemas-microsoft-com:office:word" xmlns:w="http://schemas.openxmlformats.org/wordprocessingml/2006/main" xmlns:w14="http://schemas.microsoft.com/office/word/2010/wordml" xmlns:w15="http://schemas.microsoft.com/office/word/2012/wordml" xmlns:w16cex="http://schemas.microsoft.com/office/word/2018/wordml/cex" xmlns:w16cid="http://schemas.microsoft.com/office/word/2016/wordml/cid" xmlns:w16="http://schemas.microsoft.com/office/word/2018/wordml" xmlns:w16sdtdh="http://schemas.microsoft.com/office/word/2020/wordml/sdtdatahash" xmlns:w16se="http://schemas.microsoft.com/office/word/2015/wordml/symex" xmlns:wpg="http://schemas.microsoft.com/office/word/2010/wordprocessingGroup" xmlns:wpi="http://schemas.microsoft.com/office/word/2010/wordprocessingInk" xmlns:wne="http://schemas.microsoft.com/office/word/2006/wordml" xmlns:wps="http://schemas.microsoft.com/office/word/2010/wordprocessingShape" mc:Ignorable="w14 w15 w16se w16cid w16 w16cex w16sdtdh wp14">
   <w:abstractNum w:abstractNumId="0" w15:restartNumberingAfterBreak="0">
-    <w:nsid w:val="62577492"/>
+    <w:nsid w:val="285F7379"/>
     <w:multiLevelType w:val="hybridMultilevel"/>
-    <w:tmpl w:val="ABF4627C"/>
-    <w:lvl w:ilvl="0" w:tplc="87CADC1E" w:tentative="1">
+    <w:tmpl w:val="739224BC"/>
+    <w:lvl w:ilvl="0" w:tplc="9C90E2A0">
+      <w:start w:val="1"/>
+      <w:numFmt w:val="bullet"/>
+      <w:lvlText w:val="•"/>
+      <w:lvlJc w:val="left"/>
+      <w:pPr>
+        <w:ind w:left="540" w:hanging="270"/>
+      </w:pPr>
+    </w:lvl>
+    <w:lvl w:ilvl="1" w:tplc="9C0888F4">
+      <w:numFmt w:val="decimal"/>
+      <w:lvlText w:val=""/>
+      <w:lvlJc w:val="left"/>
+    </w:lvl>
+    <w:lvl w:ilvl="2" w:tplc="8D58EAE0">
+      <w:numFmt w:val="decimal"/>
+      <w:lvlText w:val=""/>
+      <w:lvlJc w:val="left"/>
+    </w:lvl>
+    <w:lvl w:ilvl="3" w:tplc="391E91CE">
+      <w:numFmt w:val="decimal"/>
+      <w:lvlText w:val=""/>
+      <w:lvlJc w:val="left"/>
+    </w:lvl>
+    <w:lvl w:ilvl="4" w:tplc="F1722CBE">
+      <w:numFmt w:val="decimal"/>
+      <w:lvlText w:val=""/>
+      <w:lvlJc w:val="left"/>
+    </w:lvl>
+    <w:lvl w:ilvl="5" w:tplc="FCDE58BE">
+      <w:numFmt w:val="decimal"/>
+      <w:lvlText w:val=""/>
+      <w:lvlJc w:val="left"/>
+    </w:lvl>
+    <w:lvl w:ilvl="6" w:tplc="C8108AF4">
+      <w:numFmt w:val="decimal"/>
+      <w:lvlText w:val=""/>
+      <w:lvlJc w:val="left"/>
+    </w:lvl>
+    <w:lvl w:ilvl="7" w:tplc="1FDCBF76">
+      <w:numFmt w:val="decimal"/>
+      <w:lvlText w:val=""/>
+      <w:lvlJc w:val="left"/>
+    </w:lvl>
+    <w:lvl w:ilvl="8" w:tplc="A42002CC">
+      <w:numFmt w:val="decimal"/>
+      <w:lvlText w:val=""/>
+      <w:lvlJc w:val="left"/>
+    </w:lvl>
+  </w:abstractNum>
+  <w:abstractNum w:abstractNumId="1" w15:restartNumberingAfterBreak="0">
+    <w:nsid w:val="604C0E54"/>
+    <w:multiLevelType w:val="hybridMultilevel"/>
+    <w:tmpl w:val="97C4A198"/>
+    <w:lvl w:ilvl="0" w:tplc="DC72BBEC" w:tentative="1">
       <w:start w:val="1"/>
       <w:numFmt w:val="bullet"/>
       <w:lvlText w:val="●"/>
@@ -15239,7 +16821,7 @@
         <w:ind w:left="720" w:hanging="360"/>
       </w:pPr>
     </w:lvl>
-    <w:lvl w:ilvl="1" w:tplc="13F03268" w:tentative="1">
+    <w:lvl w:ilvl="1" w:tplc="C694B53C" w:tentative="1">
       <w:start w:val="1"/>
       <w:numFmt w:val="bullet"/>
       <w:lvlText w:val="○"/>
@@ -15248,7 +16830,7 @@
         <w:ind w:left="1440" w:hanging="360"/>
       </w:pPr>
     </w:lvl>
-    <w:lvl w:ilvl="2" w:tplc="2CF2CF2C" w:tentative="1">
+    <w:lvl w:ilvl="2" w:tplc="3022E292" w:tentative="1">
       <w:start w:val="1"/>
       <w:numFmt w:val="bullet"/>
       <w:lvlText w:val="■"/>
@@ -15257,7 +16839,7 @@
         <w:ind w:left="2160" w:hanging="360"/>
       </w:pPr>
     </w:lvl>
-    <w:lvl w:ilvl="3" w:tplc="47727438" w:tentative="1">
+    <w:lvl w:ilvl="3" w:tplc="A85696B8" w:tentative="1">
       <w:start w:val="1"/>
       <w:numFmt w:val="bullet"/>
       <w:lvlText w:val="●"/>
@@ -15266,7 +16848,7 @@
         <w:ind w:left="2880" w:hanging="360"/>
       </w:pPr>
     </w:lvl>
-    <w:lvl w:ilvl="4" w:tplc="103C121A" w:tentative="1">
+    <w:lvl w:ilvl="4" w:tplc="B71C4218" w:tentative="1">
       <w:start w:val="1"/>
       <w:numFmt w:val="bullet"/>
       <w:lvlText w:val="○"/>
@@ -15275,7 +16857,7 @@
         <w:ind w:left="3600" w:hanging="360"/>
       </w:pPr>
     </w:lvl>
-    <w:lvl w:ilvl="5" w:tplc="C9DA67AE" w:tentative="1">
+    <w:lvl w:ilvl="5" w:tplc="EE68BD8E" w:tentative="1">
       <w:start w:val="1"/>
       <w:numFmt w:val="bullet"/>
       <w:lvlText w:val="■"/>
@@ -15284,7 +16866,7 @@
         <w:ind w:left="4320" w:hanging="360"/>
       </w:pPr>
     </w:lvl>
-    <w:lvl w:ilvl="6" w:tplc="1DF4783E" w:tentative="1">
+    <w:lvl w:ilvl="6" w:tplc="6EFAC7D2" w:tentative="1">
       <w:start w:val="1"/>
       <w:numFmt w:val="bullet"/>
       <w:lvlText w:val="●"/>
@@ -15293,7 +16875,7 @@
         <w:ind w:left="5040" w:hanging="360"/>
       </w:pPr>
     </w:lvl>
-    <w:lvl w:ilvl="7" w:tplc="5F0E0954" w:tentative="1">
+    <w:lvl w:ilvl="7" w:tplc="77D2377A" w:tentative="1">
       <w:start w:val="1"/>
       <w:numFmt w:val="bullet"/>
       <w:lvlText w:val="●"/>
@@ -15302,7 +16884,7 @@
         <w:ind w:left="5760" w:hanging="360"/>
       </w:pPr>
     </w:lvl>
-    <w:lvl w:ilvl="8" w:tplc="3046649A" w:tentative="1">
+    <w:lvl w:ilvl="8" w:tplc="924838B4" w:tentative="1">
       <w:start w:val="1"/>
       <w:numFmt w:val="bullet"/>
       <w:lvlText w:val="●"/>
@@ -15312,68 +16894,14 @@
       </w:pPr>
     </w:lvl>
   </w:abstractNum>
-  <w:abstractNum w:abstractNumId="1" w15:restartNumberingAfterBreak="0">
-    <w:nsid w:val="6E7667FD"/>
-    <w:multiLevelType w:val="hybridMultilevel"/>
-    <w:tmpl w:val="47BEAB72"/>
-    <w:lvl w:ilvl="0" w:tplc="CA8615DA">
-      <w:start w:val="1"/>
-      <w:numFmt w:val="bullet"/>
-      <w:lvlText w:val="•"/>
-      <w:lvlJc w:val="left"/>
-      <w:pPr>
-        <w:ind w:left="540" w:hanging="270"/>
-      </w:pPr>
-    </w:lvl>
-    <w:lvl w:ilvl="1" w:tplc="BB4605E2">
-      <w:numFmt w:val="decimal"/>
-      <w:lvlText w:val=""/>
-      <w:lvlJc w:val="left"/>
-    </w:lvl>
-    <w:lvl w:ilvl="2" w:tplc="1A72E84A">
-      <w:numFmt w:val="decimal"/>
-      <w:lvlText w:val=""/>
-      <w:lvlJc w:val="left"/>
-    </w:lvl>
-    <w:lvl w:ilvl="3" w:tplc="1AAA34BE">
-      <w:numFmt w:val="decimal"/>
-      <w:lvlText w:val=""/>
-      <w:lvlJc w:val="left"/>
-    </w:lvl>
-    <w:lvl w:ilvl="4" w:tplc="B582EDBA">
-      <w:numFmt w:val="decimal"/>
-      <w:lvlText w:val=""/>
-      <w:lvlJc w:val="left"/>
-    </w:lvl>
-    <w:lvl w:ilvl="5" w:tplc="BD16A300">
-      <w:numFmt w:val="decimal"/>
-      <w:lvlText w:val=""/>
-      <w:lvlJc w:val="left"/>
-    </w:lvl>
-    <w:lvl w:ilvl="6" w:tplc="E9840206">
-      <w:numFmt w:val="decimal"/>
-      <w:lvlText w:val=""/>
-      <w:lvlJc w:val="left"/>
-    </w:lvl>
-    <w:lvl w:ilvl="7" w:tplc="06506792">
-      <w:numFmt w:val="decimal"/>
-      <w:lvlText w:val=""/>
-      <w:lvlJc w:val="left"/>
-    </w:lvl>
-    <w:lvl w:ilvl="8" w:tplc="E5D476D6">
-      <w:numFmt w:val="decimal"/>
-      <w:lvlText w:val=""/>
-      <w:lvlJc w:val="left"/>
-    </w:lvl>
-  </w:abstractNum>
-  <w:num w:numId="1" w16cid:durableId="285283833">
-    <w:abstractNumId w:val="0"/>
+  <w:num w:numId="1" w16cid:durableId="1100029391">
+    <w:abstractNumId w:val="1"/>
     <w:lvlOverride w:ilvl="0">
       <w:startOverride w:val="1"/>
     </w:lvlOverride>
   </w:num>
-  <w:num w:numId="2" w16cid:durableId="167596246">
-    <w:abstractNumId w:val="1"/>
+  <w:num w:numId="2" w16cid:durableId="68698905">
+    <w:abstractNumId w:val="0"/>
     <w:lvlOverride w:ilvl="0">
       <w:startOverride w:val="1"/>
     </w:lvlOverride>
